--- a/src/week03/Lab3_Object_class_69.docx
+++ b/src/week03/Lab3_Object_class_69.docx
@@ -7,6 +7,8 @@
         <w:jc w:val="center"/>
         <w:rPr>
           <w:rFonts w:ascii="TH Sarabun New" w:eastAsia="TH Sarabun PSK" w:hAnsi="TH Sarabun New" w:cs="TH Sarabun New"/>
+          <w:b/>
+          <w:bCs/>
           <w:sz w:val="44"/>
           <w:szCs w:val="44"/>
         </w:rPr>
@@ -14,6 +16,8 @@
       <w:r>
         <w:rPr>
           <w:rFonts w:ascii="TH Sarabun New" w:eastAsia="TH Sarabun PSK" w:hAnsi="TH Sarabun New" w:cs="TH Sarabun New"/>
+          <w:b/>
+          <w:bCs/>
           <w:sz w:val="44"/>
           <w:szCs w:val="44"/>
           <w:cs/>
@@ -23,6 +27,8 @@
       <w:r>
         <w:rPr>
           <w:rFonts w:ascii="TH Sarabun New" w:eastAsia="TH Sarabun PSK" w:hAnsi="TH Sarabun New" w:cs="TH Sarabun New"/>
+          <w:b/>
+          <w:bCs/>
           <w:sz w:val="44"/>
           <w:szCs w:val="44"/>
         </w:rPr>
@@ -68,8 +74,6 @@
       <w:pPr>
         <w:rPr>
           <w:rFonts w:ascii="TH Sarabun New" w:eastAsia="TH Sarabun PSK" w:hAnsi="TH Sarabun New" w:cs="TH Sarabun New"/>
-          <w:b/>
-          <w:bCs/>
           <w:sz w:val="32"/>
           <w:szCs w:val="32"/>
         </w:rPr>
@@ -77,13 +81,13 @@
       <w:r>
         <w:rPr>
           <w:rFonts w:ascii="TH Sarabun New" w:eastAsia="TH Sarabun PSK" w:hAnsi="TH Sarabun New" w:cs="TH Sarabun New"/>
-          <w:b/>
-          <w:bCs/>
           <w:sz w:val="32"/>
           <w:szCs w:val="32"/>
         </w:rPr>
         <w:t>1.1</w:t>
       </w:r>
+      <w:bookmarkStart w:id="0" w:name="_GoBack"/>
+      <w:bookmarkEnd w:id="0"/>
     </w:p>
     <w:tbl>
       <w:tblPr>
@@ -105,8 +109,6 @@
               <w:jc w:val="center"/>
               <w:rPr>
                 <w:rFonts w:ascii="TH Sarabun New" w:eastAsia="Courier New" w:hAnsi="TH Sarabun New" w:cs="TH Sarabun New"/>
-                <w:b/>
-                <w:bCs/>
                 <w:color w:val="000000"/>
                 <w:sz w:val="32"/>
                 <w:szCs w:val="32"/>
@@ -116,8 +118,6 @@
             <w:r>
               <w:rPr>
                 <w:rFonts w:ascii="TH Sarabun New" w:eastAsia="Courier New" w:hAnsi="TH Sarabun New" w:cs="TH Sarabun New"/>
-                <w:b/>
-                <w:bCs/>
                 <w:color w:val="000000"/>
                 <w:sz w:val="32"/>
                 <w:szCs w:val="32"/>
@@ -136,8 +136,6 @@
               <w:jc w:val="center"/>
               <w:rPr>
                 <w:rFonts w:ascii="TH Sarabun New" w:eastAsia="Courier New" w:hAnsi="TH Sarabun New" w:cs="TH Sarabun New"/>
-                <w:b/>
-                <w:bCs/>
                 <w:color w:val="000000"/>
                 <w:sz w:val="32"/>
                 <w:szCs w:val="32"/>
@@ -146,8 +144,6 @@
             <w:r>
               <w:rPr>
                 <w:rFonts w:ascii="TH Sarabun New" w:eastAsia="TH Sarabun PSK" w:hAnsi="TH Sarabun New" w:cs="TH Sarabun New"/>
-                <w:b/>
-                <w:bCs/>
                 <w:sz w:val="32"/>
                 <w:szCs w:val="32"/>
                 <w:cs/>
@@ -189,6 +185,7 @@
               <w:br/>
               <w:t xml:space="preserve">   </w:t>
             </w:r>
+            <w:proofErr w:type="spellStart"/>
             <w:r>
               <w:rPr>
                 <w:rFonts w:ascii="Courier New" w:eastAsia="Courier New" w:hAnsi="Courier New" w:cs="Courier New"/>
@@ -198,6 +195,7 @@
               </w:rPr>
               <w:t>int</w:t>
             </w:r>
+            <w:proofErr w:type="spellEnd"/>
             <w:r>
               <w:rPr>
                 <w:rFonts w:ascii="Courier New" w:eastAsia="Courier New" w:hAnsi="Courier New" w:cs="Courier New"/>
@@ -233,8 +231,29 @@
                 <w:sz w:val="20"/>
                 <w:szCs w:val="20"/>
               </w:rPr>
-              <w:t xml:space="preserve"> methodA (</w:t>
-            </w:r>
+              <w:t xml:space="preserve"> </w:t>
+            </w:r>
+            <w:proofErr w:type="spellStart"/>
+            <w:r>
+              <w:rPr>
+                <w:rFonts w:ascii="Courier New" w:eastAsia="Courier New" w:hAnsi="Courier New" w:cs="Courier New"/>
+                <w:color w:val="000000"/>
+                <w:sz w:val="20"/>
+                <w:szCs w:val="20"/>
+              </w:rPr>
+              <w:t>methodA</w:t>
+            </w:r>
+            <w:proofErr w:type="spellEnd"/>
+            <w:r>
+              <w:rPr>
+                <w:rFonts w:ascii="Courier New" w:eastAsia="Courier New" w:hAnsi="Courier New" w:cs="Courier New"/>
+                <w:color w:val="000000"/>
+                <w:sz w:val="20"/>
+                <w:szCs w:val="20"/>
+              </w:rPr>
+              <w:t xml:space="preserve"> (</w:t>
+            </w:r>
+            <w:proofErr w:type="spellStart"/>
             <w:r>
               <w:rPr>
                 <w:rFonts w:ascii="Courier New" w:eastAsia="Courier New" w:hAnsi="Courier New" w:cs="Courier New"/>
@@ -244,6 +263,7 @@
               </w:rPr>
               <w:t>int</w:t>
             </w:r>
+            <w:proofErr w:type="spellEnd"/>
             <w:r>
               <w:rPr>
                 <w:rFonts w:ascii="Courier New" w:eastAsia="Courier New" w:hAnsi="Courier New" w:cs="Courier New"/>
@@ -253,6 +273,7 @@
               </w:rPr>
               <w:t xml:space="preserve"> a, </w:t>
             </w:r>
+            <w:proofErr w:type="spellStart"/>
             <w:r>
               <w:rPr>
                 <w:rFonts w:ascii="Courier New" w:eastAsia="Courier New" w:hAnsi="Courier New" w:cs="Courier New"/>
@@ -262,6 +283,7 @@
               </w:rPr>
               <w:t>int</w:t>
             </w:r>
+            <w:proofErr w:type="spellEnd"/>
             <w:r>
               <w:rPr>
                 <w:rFonts w:ascii="Courier New" w:eastAsia="Courier New" w:hAnsi="Courier New" w:cs="Courier New"/>
@@ -311,8 +333,6 @@
               <w:br/>
               <w:t xml:space="preserve">   }</w:t>
             </w:r>
-            <w:bookmarkStart w:id="0" w:name="_GoBack"/>
-            <w:bookmarkEnd w:id="0"/>
             <w:r>
               <w:rPr>
                 <w:rFonts w:ascii="Courier New" w:eastAsia="Courier New" w:hAnsi="Courier New" w:cs="Courier New"/>
@@ -348,7 +368,27 @@
                 <w:sz w:val="20"/>
                 <w:szCs w:val="20"/>
               </w:rPr>
-              <w:t xml:space="preserve"> TestPassByValue {</w:t>
+              <w:t xml:space="preserve"> </w:t>
+            </w:r>
+            <w:proofErr w:type="spellStart"/>
+            <w:r>
+              <w:rPr>
+                <w:rFonts w:ascii="Courier New" w:eastAsia="Courier New" w:hAnsi="Courier New" w:cs="Courier New"/>
+                <w:color w:val="000000"/>
+                <w:sz w:val="20"/>
+                <w:szCs w:val="20"/>
+              </w:rPr>
+              <w:t>TestPassByValue</w:t>
+            </w:r>
+            <w:proofErr w:type="spellEnd"/>
+            <w:r>
+              <w:rPr>
+                <w:rFonts w:ascii="Courier New" w:eastAsia="Courier New" w:hAnsi="Courier New" w:cs="Courier New"/>
+                <w:color w:val="000000"/>
+                <w:sz w:val="20"/>
+                <w:szCs w:val="20"/>
+              </w:rPr>
+              <w:t xml:space="preserve"> {</w:t>
             </w:r>
             <w:r>
               <w:rPr>
@@ -412,7 +452,27 @@
                 <w:sz w:val="20"/>
                 <w:szCs w:val="20"/>
               </w:rPr>
-              <w:t xml:space="preserve"> main (String args[]) {</w:t>
+              <w:t xml:space="preserve"> main (String </w:t>
+            </w:r>
+            <w:proofErr w:type="spellStart"/>
+            <w:r>
+              <w:rPr>
+                <w:rFonts w:ascii="Courier New" w:eastAsia="Courier New" w:hAnsi="Courier New" w:cs="Courier New"/>
+                <w:color w:val="000000"/>
+                <w:sz w:val="20"/>
+                <w:szCs w:val="20"/>
+              </w:rPr>
+              <w:t>args</w:t>
+            </w:r>
+            <w:proofErr w:type="spellEnd"/>
+            <w:r>
+              <w:rPr>
+                <w:rFonts w:ascii="Courier New" w:eastAsia="Courier New" w:hAnsi="Courier New" w:cs="Courier New"/>
+                <w:color w:val="000000"/>
+                <w:sz w:val="20"/>
+                <w:szCs w:val="20"/>
+              </w:rPr>
+              <w:t>[]) {</w:t>
             </w:r>
             <w:r>
               <w:rPr>
@@ -424,6 +484,7 @@
               <w:br/>
               <w:t xml:space="preserve">      </w:t>
             </w:r>
+            <w:proofErr w:type="spellStart"/>
             <w:r>
               <w:rPr>
                 <w:rFonts w:ascii="Courier New" w:eastAsia="Courier New" w:hAnsi="Courier New" w:cs="Courier New"/>
@@ -433,6 +494,7 @@
               </w:rPr>
               <w:t>int</w:t>
             </w:r>
+            <w:proofErr w:type="spellEnd"/>
             <w:r>
               <w:rPr>
                 <w:rFonts w:ascii="Courier New" w:eastAsia="Courier New" w:hAnsi="Courier New" w:cs="Courier New"/>
@@ -450,7 +512,27 @@
                 <w:szCs w:val="20"/>
               </w:rPr>
               <w:br/>
-              <w:t xml:space="preserve">      A objA = </w:t>
+              <w:t xml:space="preserve">      A </w:t>
+            </w:r>
+            <w:proofErr w:type="spellStart"/>
+            <w:r>
+              <w:rPr>
+                <w:rFonts w:ascii="Courier New" w:eastAsia="Courier New" w:hAnsi="Courier New" w:cs="Courier New"/>
+                <w:color w:val="000000"/>
+                <w:sz w:val="20"/>
+                <w:szCs w:val="20"/>
+              </w:rPr>
+              <w:t>objA</w:t>
+            </w:r>
+            <w:proofErr w:type="spellEnd"/>
+            <w:r>
+              <w:rPr>
+                <w:rFonts w:ascii="Courier New" w:eastAsia="Courier New" w:hAnsi="Courier New" w:cs="Courier New"/>
+                <w:color w:val="000000"/>
+                <w:sz w:val="20"/>
+                <w:szCs w:val="20"/>
+              </w:rPr>
+              <w:t xml:space="preserve"> = </w:t>
             </w:r>
             <w:r>
               <w:rPr>
@@ -498,7 +580,27 @@
                 <w:szCs w:val="20"/>
               </w:rPr>
               <w:br/>
-              <w:t xml:space="preserve">      System.out.println(</w:t>
+              <w:t xml:space="preserve">      </w:t>
+            </w:r>
+            <w:proofErr w:type="spellStart"/>
+            <w:r>
+              <w:rPr>
+                <w:rFonts w:ascii="Courier New" w:eastAsia="Courier New" w:hAnsi="Courier New" w:cs="Courier New"/>
+                <w:color w:val="000000"/>
+                <w:sz w:val="20"/>
+                <w:szCs w:val="20"/>
+              </w:rPr>
+              <w:t>System.out.println</w:t>
+            </w:r>
+            <w:proofErr w:type="spellEnd"/>
+            <w:r>
+              <w:rPr>
+                <w:rFonts w:ascii="Courier New" w:eastAsia="Courier New" w:hAnsi="Courier New" w:cs="Courier New"/>
+                <w:color w:val="000000"/>
+                <w:sz w:val="20"/>
+                <w:szCs w:val="20"/>
+              </w:rPr>
+              <w:t>(</w:t>
             </w:r>
             <w:r>
               <w:rPr>
@@ -526,7 +628,27 @@
                 <w:szCs w:val="20"/>
               </w:rPr>
               <w:br/>
-              <w:t xml:space="preserve">      System.out.println(</w:t>
+              <w:t xml:space="preserve">      </w:t>
+            </w:r>
+            <w:proofErr w:type="spellStart"/>
+            <w:r>
+              <w:rPr>
+                <w:rFonts w:ascii="Courier New" w:eastAsia="Courier New" w:hAnsi="Courier New" w:cs="Courier New"/>
+                <w:color w:val="000000"/>
+                <w:sz w:val="20"/>
+                <w:szCs w:val="20"/>
+              </w:rPr>
+              <w:t>System.out.println</w:t>
+            </w:r>
+            <w:proofErr w:type="spellEnd"/>
+            <w:r>
+              <w:rPr>
+                <w:rFonts w:ascii="Courier New" w:eastAsia="Courier New" w:hAnsi="Courier New" w:cs="Courier New"/>
+                <w:color w:val="000000"/>
+                <w:sz w:val="20"/>
+                <w:szCs w:val="20"/>
+              </w:rPr>
+              <w:t>(</w:t>
             </w:r>
             <w:r>
               <w:rPr>
@@ -554,17 +676,57 @@
                 <w:szCs w:val="20"/>
               </w:rPr>
               <w:br/>
-              <w:t xml:space="preserve">      objA.methodA(var1, var2);</w:t>
-            </w:r>
-            <w:r>
-              <w:rPr>
-                <w:rFonts w:ascii="Courier New" w:eastAsia="Courier New" w:hAnsi="Courier New" w:cs="Courier New"/>
-                <w:color w:val="000000"/>
-                <w:sz w:val="20"/>
-                <w:szCs w:val="20"/>
-              </w:rPr>
-              <w:br/>
-              <w:t xml:space="preserve">      System.out.println(</w:t>
+              <w:t xml:space="preserve">      </w:t>
+            </w:r>
+            <w:proofErr w:type="spellStart"/>
+            <w:r>
+              <w:rPr>
+                <w:rFonts w:ascii="Courier New" w:eastAsia="Courier New" w:hAnsi="Courier New" w:cs="Courier New"/>
+                <w:color w:val="000000"/>
+                <w:sz w:val="20"/>
+                <w:szCs w:val="20"/>
+              </w:rPr>
+              <w:t>objA.methodA</w:t>
+            </w:r>
+            <w:proofErr w:type="spellEnd"/>
+            <w:r>
+              <w:rPr>
+                <w:rFonts w:ascii="Courier New" w:eastAsia="Courier New" w:hAnsi="Courier New" w:cs="Courier New"/>
+                <w:color w:val="000000"/>
+                <w:sz w:val="20"/>
+                <w:szCs w:val="20"/>
+              </w:rPr>
+              <w:t>(var1, var2);</w:t>
+            </w:r>
+            <w:r>
+              <w:rPr>
+                <w:rFonts w:ascii="Courier New" w:eastAsia="Courier New" w:hAnsi="Courier New" w:cs="Courier New"/>
+                <w:color w:val="000000"/>
+                <w:sz w:val="20"/>
+                <w:szCs w:val="20"/>
+              </w:rPr>
+              <w:br/>
+              <w:t xml:space="preserve">      </w:t>
+            </w:r>
+            <w:proofErr w:type="spellStart"/>
+            <w:r>
+              <w:rPr>
+                <w:rFonts w:ascii="Courier New" w:eastAsia="Courier New" w:hAnsi="Courier New" w:cs="Courier New"/>
+                <w:color w:val="000000"/>
+                <w:sz w:val="20"/>
+                <w:szCs w:val="20"/>
+              </w:rPr>
+              <w:t>System.out.println</w:t>
+            </w:r>
+            <w:proofErr w:type="spellEnd"/>
+            <w:r>
+              <w:rPr>
+                <w:rFonts w:ascii="Courier New" w:eastAsia="Courier New" w:hAnsi="Courier New" w:cs="Courier New"/>
+                <w:color w:val="000000"/>
+                <w:sz w:val="20"/>
+                <w:szCs w:val="20"/>
+              </w:rPr>
+              <w:t>(</w:t>
             </w:r>
             <w:r>
               <w:rPr>
@@ -592,7 +754,27 @@
                 <w:szCs w:val="20"/>
               </w:rPr>
               <w:br/>
-              <w:t xml:space="preserve">      System.out.println(</w:t>
+              <w:t xml:space="preserve">      </w:t>
+            </w:r>
+            <w:proofErr w:type="spellStart"/>
+            <w:r>
+              <w:rPr>
+                <w:rFonts w:ascii="Courier New" w:eastAsia="Courier New" w:hAnsi="Courier New" w:cs="Courier New"/>
+                <w:color w:val="000000"/>
+                <w:sz w:val="20"/>
+                <w:szCs w:val="20"/>
+              </w:rPr>
+              <w:t>System.out.println</w:t>
+            </w:r>
+            <w:proofErr w:type="spellEnd"/>
+            <w:r>
+              <w:rPr>
+                <w:rFonts w:ascii="Courier New" w:eastAsia="Courier New" w:hAnsi="Courier New" w:cs="Courier New"/>
+                <w:color w:val="000000"/>
+                <w:sz w:val="20"/>
+                <w:szCs w:val="20"/>
+              </w:rPr>
+              <w:t>(</w:t>
             </w:r>
             <w:r>
               <w:rPr>
@@ -732,12 +914,21 @@
         </w:rPr>
         <w:t xml:space="preserve">ให้อธิบายการทำงานของการใช้คำสั่ง </w:t>
       </w:r>
+      <w:proofErr w:type="spellStart"/>
       <w:r>
         <w:rPr>
           <w:rFonts w:ascii="Courier New" w:eastAsia="Courier New" w:hAnsi="Courier New" w:cs="Courier New"/>
           <w:color w:val="000000"/>
         </w:rPr>
-        <w:t>objA.methodA(var1, var2);</w:t>
+        <w:t>objA.methodA</w:t>
+      </w:r>
+      <w:proofErr w:type="spellEnd"/>
+      <w:r>
+        <w:rPr>
+          <w:rFonts w:ascii="Courier New" w:eastAsia="Courier New" w:hAnsi="Courier New" w:cs="Courier New"/>
+          <w:color w:val="000000"/>
+        </w:rPr>
+        <w:t>(var1, var2);</w:t>
       </w:r>
     </w:p>
     <w:p>
@@ -810,6 +1001,7 @@
         </w:rPr>
         <w:t xml:space="preserve">ของ </w:t>
       </w:r>
+      <w:proofErr w:type="spellStart"/>
       <w:r>
         <w:rPr>
           <w:rFonts w:ascii="TH Sarabun New" w:eastAsia="Courier New" w:hAnsi="TH Sarabun New" w:cs="TH Sarabun New"/>
@@ -820,6 +1012,7 @@
         </w:rPr>
         <w:t>objA</w:t>
       </w:r>
+      <w:proofErr w:type="spellEnd"/>
       <w:r>
         <w:rPr>
           <w:rFonts w:ascii="TH Sarabun New" w:eastAsia="Courier New" w:hAnsi="TH Sarabun New" w:cs="TH Sarabun New"/>
@@ -846,8 +1039,6 @@
       <w:pPr>
         <w:rPr>
           <w:rFonts w:ascii="TH Sarabun New" w:eastAsia="TH Sarabun PSK" w:hAnsi="TH Sarabun New" w:cs="TH Sarabun New"/>
-          <w:b/>
-          <w:bCs/>
           <w:sz w:val="32"/>
           <w:szCs w:val="32"/>
         </w:rPr>
@@ -855,8 +1046,6 @@
       <w:r>
         <w:rPr>
           <w:rFonts w:ascii="TH Sarabun New" w:eastAsia="TH Sarabun PSK" w:hAnsi="TH Sarabun New" w:cs="TH Sarabun New"/>
-          <w:b/>
-          <w:bCs/>
           <w:sz w:val="32"/>
           <w:szCs w:val="32"/>
         </w:rPr>
@@ -883,8 +1072,6 @@
               <w:jc w:val="center"/>
               <w:rPr>
                 <w:rFonts w:ascii="TH Sarabun New" w:eastAsia="Courier New" w:hAnsi="TH Sarabun New" w:cs="TH Sarabun New"/>
-                <w:b/>
-                <w:bCs/>
                 <w:color w:val="000000"/>
                 <w:sz w:val="32"/>
                 <w:szCs w:val="32"/>
@@ -894,8 +1081,6 @@
             <w:r>
               <w:rPr>
                 <w:rFonts w:ascii="TH Sarabun New" w:eastAsia="Courier New" w:hAnsi="TH Sarabun New" w:cs="TH Sarabun New"/>
-                <w:b/>
-                <w:bCs/>
                 <w:color w:val="000000"/>
                 <w:sz w:val="32"/>
                 <w:szCs w:val="32"/>
@@ -914,8 +1099,6 @@
               <w:jc w:val="center"/>
               <w:rPr>
                 <w:rFonts w:ascii="TH Sarabun New" w:eastAsia="Courier New" w:hAnsi="TH Sarabun New" w:cs="TH Sarabun New"/>
-                <w:b/>
-                <w:bCs/>
                 <w:color w:val="000000"/>
                 <w:sz w:val="32"/>
                 <w:szCs w:val="32"/>
@@ -924,8 +1107,6 @@
             <w:r>
               <w:rPr>
                 <w:rFonts w:ascii="TH Sarabun New" w:eastAsia="TH Sarabun PSK" w:hAnsi="TH Sarabun New" w:cs="TH Sarabun New"/>
-                <w:b/>
-                <w:bCs/>
                 <w:sz w:val="32"/>
                 <w:szCs w:val="32"/>
                 <w:cs/>
@@ -975,6 +1156,7 @@
               <w:br/>
               <w:t xml:space="preserve">   </w:t>
             </w:r>
+            <w:proofErr w:type="spellStart"/>
             <w:r>
               <w:rPr>
                 <w:rFonts w:ascii="Courier New" w:eastAsia="Courier New" w:hAnsi="Courier New" w:cs="Courier New"/>
@@ -984,6 +1166,7 @@
               </w:rPr>
               <w:t>int</w:t>
             </w:r>
+            <w:proofErr w:type="spellEnd"/>
             <w:r>
               <w:rPr>
                 <w:rFonts w:ascii="Courier New" w:eastAsia="Courier New" w:hAnsi="Courier New" w:cs="Courier New"/>
@@ -1019,7 +1202,47 @@
                 <w:sz w:val="20"/>
                 <w:szCs w:val="20"/>
               </w:rPr>
-              <w:t xml:space="preserve"> methodA (B objB) {</w:t>
+              <w:t xml:space="preserve"> </w:t>
+            </w:r>
+            <w:proofErr w:type="spellStart"/>
+            <w:r>
+              <w:rPr>
+                <w:rFonts w:ascii="Courier New" w:eastAsia="Courier New" w:hAnsi="Courier New" w:cs="Courier New"/>
+                <w:color w:val="000000"/>
+                <w:sz w:val="20"/>
+                <w:szCs w:val="20"/>
+              </w:rPr>
+              <w:t>methodA</w:t>
+            </w:r>
+            <w:proofErr w:type="spellEnd"/>
+            <w:r>
+              <w:rPr>
+                <w:rFonts w:ascii="Courier New" w:eastAsia="Courier New" w:hAnsi="Courier New" w:cs="Courier New"/>
+                <w:color w:val="000000"/>
+                <w:sz w:val="20"/>
+                <w:szCs w:val="20"/>
+              </w:rPr>
+              <w:t xml:space="preserve"> (B </w:t>
+            </w:r>
+            <w:proofErr w:type="spellStart"/>
+            <w:r>
+              <w:rPr>
+                <w:rFonts w:ascii="Courier New" w:eastAsia="Courier New" w:hAnsi="Courier New" w:cs="Courier New"/>
+                <w:color w:val="000000"/>
+                <w:sz w:val="20"/>
+                <w:szCs w:val="20"/>
+              </w:rPr>
+              <w:t>objB</w:t>
+            </w:r>
+            <w:proofErr w:type="spellEnd"/>
+            <w:r>
+              <w:rPr>
+                <w:rFonts w:ascii="Courier New" w:eastAsia="Courier New" w:hAnsi="Courier New" w:cs="Courier New"/>
+                <w:color w:val="000000"/>
+                <w:sz w:val="20"/>
+                <w:szCs w:val="20"/>
+              </w:rPr>
+              <w:t>) {</w:t>
             </w:r>
             <w:r>
               <w:rPr>
@@ -1098,6 +1321,7 @@
               <w:br/>
               <w:t xml:space="preserve">   </w:t>
             </w:r>
+            <w:proofErr w:type="spellStart"/>
             <w:r>
               <w:rPr>
                 <w:rFonts w:ascii="Courier New" w:eastAsia="Courier New" w:hAnsi="Courier New" w:cs="Courier New"/>
@@ -1107,6 +1331,7 @@
               </w:rPr>
               <w:t>int</w:t>
             </w:r>
+            <w:proofErr w:type="spellEnd"/>
             <w:r>
               <w:rPr>
                 <w:rFonts w:ascii="Courier New" w:eastAsia="Courier New" w:hAnsi="Courier New" w:cs="Courier New"/>
@@ -1215,17 +1440,57 @@
                 <w:sz w:val="20"/>
                 <w:szCs w:val="20"/>
               </w:rPr>
-              <w:t xml:space="preserve"> main(String args[]) {</w:t>
-            </w:r>
-            <w:r>
-              <w:rPr>
-                <w:rFonts w:ascii="Courier New" w:eastAsia="Courier New" w:hAnsi="Courier New" w:cs="Courier New"/>
-                <w:color w:val="000000"/>
-                <w:sz w:val="20"/>
-                <w:szCs w:val="20"/>
-              </w:rPr>
-              <w:br/>
-              <w:t xml:space="preserve">      B objB = </w:t>
+              <w:t xml:space="preserve"> main(String </w:t>
+            </w:r>
+            <w:proofErr w:type="spellStart"/>
+            <w:r>
+              <w:rPr>
+                <w:rFonts w:ascii="Courier New" w:eastAsia="Courier New" w:hAnsi="Courier New" w:cs="Courier New"/>
+                <w:color w:val="000000"/>
+                <w:sz w:val="20"/>
+                <w:szCs w:val="20"/>
+              </w:rPr>
+              <w:t>args</w:t>
+            </w:r>
+            <w:proofErr w:type="spellEnd"/>
+            <w:r>
+              <w:rPr>
+                <w:rFonts w:ascii="Courier New" w:eastAsia="Courier New" w:hAnsi="Courier New" w:cs="Courier New"/>
+                <w:color w:val="000000"/>
+                <w:sz w:val="20"/>
+                <w:szCs w:val="20"/>
+              </w:rPr>
+              <w:t>[]) {</w:t>
+            </w:r>
+            <w:r>
+              <w:rPr>
+                <w:rFonts w:ascii="Courier New" w:eastAsia="Courier New" w:hAnsi="Courier New" w:cs="Courier New"/>
+                <w:color w:val="000000"/>
+                <w:sz w:val="20"/>
+                <w:szCs w:val="20"/>
+              </w:rPr>
+              <w:br/>
+              <w:t xml:space="preserve">      B </w:t>
+            </w:r>
+            <w:proofErr w:type="spellStart"/>
+            <w:r>
+              <w:rPr>
+                <w:rFonts w:ascii="Courier New" w:eastAsia="Courier New" w:hAnsi="Courier New" w:cs="Courier New"/>
+                <w:color w:val="000000"/>
+                <w:sz w:val="20"/>
+                <w:szCs w:val="20"/>
+              </w:rPr>
+              <w:t>objB</w:t>
+            </w:r>
+            <w:proofErr w:type="spellEnd"/>
+            <w:r>
+              <w:rPr>
+                <w:rFonts w:ascii="Courier New" w:eastAsia="Courier New" w:hAnsi="Courier New" w:cs="Courier New"/>
+                <w:color w:val="000000"/>
+                <w:sz w:val="20"/>
+                <w:szCs w:val="20"/>
+              </w:rPr>
+              <w:t xml:space="preserve"> = </w:t>
             </w:r>
             <w:r>
               <w:rPr>
@@ -1253,7 +1518,27 @@
                 <w:szCs w:val="20"/>
               </w:rPr>
               <w:br/>
-              <w:t xml:space="preserve">      A objA = </w:t>
+              <w:t xml:space="preserve">      A </w:t>
+            </w:r>
+            <w:proofErr w:type="spellStart"/>
+            <w:r>
+              <w:rPr>
+                <w:rFonts w:ascii="Courier New" w:eastAsia="Courier New" w:hAnsi="Courier New" w:cs="Courier New"/>
+                <w:color w:val="000000"/>
+                <w:sz w:val="20"/>
+                <w:szCs w:val="20"/>
+              </w:rPr>
+              <w:t>objA</w:t>
+            </w:r>
+            <w:proofErr w:type="spellEnd"/>
+            <w:r>
+              <w:rPr>
+                <w:rFonts w:ascii="Courier New" w:eastAsia="Courier New" w:hAnsi="Courier New" w:cs="Courier New"/>
+                <w:color w:val="000000"/>
+                <w:sz w:val="20"/>
+                <w:szCs w:val="20"/>
+              </w:rPr>
+              <w:t xml:space="preserve"> = </w:t>
             </w:r>
             <w:r>
               <w:rPr>
@@ -1301,7 +1586,27 @@
                 <w:szCs w:val="20"/>
               </w:rPr>
               <w:br/>
-              <w:t xml:space="preserve">      System.out.println(</w:t>
+              <w:t xml:space="preserve">      </w:t>
+            </w:r>
+            <w:proofErr w:type="spellStart"/>
+            <w:r>
+              <w:rPr>
+                <w:rFonts w:ascii="Courier New" w:eastAsia="Courier New" w:hAnsi="Courier New" w:cs="Courier New"/>
+                <w:color w:val="000000"/>
+                <w:sz w:val="20"/>
+                <w:szCs w:val="20"/>
+              </w:rPr>
+              <w:t>System.out.println</w:t>
+            </w:r>
+            <w:proofErr w:type="spellEnd"/>
+            <w:r>
+              <w:rPr>
+                <w:rFonts w:ascii="Courier New" w:eastAsia="Courier New" w:hAnsi="Courier New" w:cs="Courier New"/>
+                <w:color w:val="000000"/>
+                <w:sz w:val="20"/>
+                <w:szCs w:val="20"/>
+              </w:rPr>
+              <w:t>(</w:t>
             </w:r>
             <w:r>
               <w:rPr>
@@ -1329,7 +1634,27 @@
                 <w:szCs w:val="20"/>
               </w:rPr>
               <w:br/>
-              <w:t xml:space="preserve">      System.out.println(</w:t>
+              <w:t xml:space="preserve">      </w:t>
+            </w:r>
+            <w:proofErr w:type="spellStart"/>
+            <w:r>
+              <w:rPr>
+                <w:rFonts w:ascii="Courier New" w:eastAsia="Courier New" w:hAnsi="Courier New" w:cs="Courier New"/>
+                <w:color w:val="000000"/>
+                <w:sz w:val="20"/>
+                <w:szCs w:val="20"/>
+              </w:rPr>
+              <w:t>System.out.println</w:t>
+            </w:r>
+            <w:proofErr w:type="spellEnd"/>
+            <w:r>
+              <w:rPr>
+                <w:rFonts w:ascii="Courier New" w:eastAsia="Courier New" w:hAnsi="Courier New" w:cs="Courier New"/>
+                <w:color w:val="000000"/>
+                <w:sz w:val="20"/>
+                <w:szCs w:val="20"/>
+              </w:rPr>
+              <w:t>(</w:t>
             </w:r>
             <w:r>
               <w:rPr>
@@ -1357,17 +1682,77 @@
                 <w:szCs w:val="20"/>
               </w:rPr>
               <w:br/>
-              <w:t xml:space="preserve">      objA.methodA(objB);</w:t>
-            </w:r>
-            <w:r>
-              <w:rPr>
-                <w:rFonts w:ascii="Courier New" w:eastAsia="Courier New" w:hAnsi="Courier New" w:cs="Courier New"/>
-                <w:color w:val="000000"/>
-                <w:sz w:val="20"/>
-                <w:szCs w:val="20"/>
-              </w:rPr>
-              <w:br/>
-              <w:t xml:space="preserve">      System.out.println(</w:t>
+              <w:t xml:space="preserve">      </w:t>
+            </w:r>
+            <w:proofErr w:type="spellStart"/>
+            <w:r>
+              <w:rPr>
+                <w:rFonts w:ascii="Courier New" w:eastAsia="Courier New" w:hAnsi="Courier New" w:cs="Courier New"/>
+                <w:color w:val="000000"/>
+                <w:sz w:val="20"/>
+                <w:szCs w:val="20"/>
+              </w:rPr>
+              <w:t>objA.methodA</w:t>
+            </w:r>
+            <w:proofErr w:type="spellEnd"/>
+            <w:r>
+              <w:rPr>
+                <w:rFonts w:ascii="Courier New" w:eastAsia="Courier New" w:hAnsi="Courier New" w:cs="Courier New"/>
+                <w:color w:val="000000"/>
+                <w:sz w:val="20"/>
+                <w:szCs w:val="20"/>
+              </w:rPr>
+              <w:t>(</w:t>
+            </w:r>
+            <w:proofErr w:type="spellStart"/>
+            <w:r>
+              <w:rPr>
+                <w:rFonts w:ascii="Courier New" w:eastAsia="Courier New" w:hAnsi="Courier New" w:cs="Courier New"/>
+                <w:color w:val="000000"/>
+                <w:sz w:val="20"/>
+                <w:szCs w:val="20"/>
+              </w:rPr>
+              <w:t>objB</w:t>
+            </w:r>
+            <w:proofErr w:type="spellEnd"/>
+            <w:r>
+              <w:rPr>
+                <w:rFonts w:ascii="Courier New" w:eastAsia="Courier New" w:hAnsi="Courier New" w:cs="Courier New"/>
+                <w:color w:val="000000"/>
+                <w:sz w:val="20"/>
+                <w:szCs w:val="20"/>
+              </w:rPr>
+              <w:t>);</w:t>
+            </w:r>
+            <w:r>
+              <w:rPr>
+                <w:rFonts w:ascii="Courier New" w:eastAsia="Courier New" w:hAnsi="Courier New" w:cs="Courier New"/>
+                <w:color w:val="000000"/>
+                <w:sz w:val="20"/>
+                <w:szCs w:val="20"/>
+              </w:rPr>
+              <w:br/>
+              <w:t xml:space="preserve">      </w:t>
+            </w:r>
+            <w:proofErr w:type="spellStart"/>
+            <w:r>
+              <w:rPr>
+                <w:rFonts w:ascii="Courier New" w:eastAsia="Courier New" w:hAnsi="Courier New" w:cs="Courier New"/>
+                <w:color w:val="000000"/>
+                <w:sz w:val="20"/>
+                <w:szCs w:val="20"/>
+              </w:rPr>
+              <w:t>System.out.println</w:t>
+            </w:r>
+            <w:proofErr w:type="spellEnd"/>
+            <w:r>
+              <w:rPr>
+                <w:rFonts w:ascii="Courier New" w:eastAsia="Courier New" w:hAnsi="Courier New" w:cs="Courier New"/>
+                <w:color w:val="000000"/>
+                <w:sz w:val="20"/>
+                <w:szCs w:val="20"/>
+              </w:rPr>
+              <w:t>(</w:t>
             </w:r>
             <w:r>
               <w:rPr>
@@ -1395,7 +1780,27 @@
                 <w:szCs w:val="20"/>
               </w:rPr>
               <w:br/>
-              <w:t xml:space="preserve">      System.out.println(</w:t>
+              <w:t xml:space="preserve">      </w:t>
+            </w:r>
+            <w:proofErr w:type="spellStart"/>
+            <w:r>
+              <w:rPr>
+                <w:rFonts w:ascii="Courier New" w:eastAsia="Courier New" w:hAnsi="Courier New" w:cs="Courier New"/>
+                <w:color w:val="000000"/>
+                <w:sz w:val="20"/>
+                <w:szCs w:val="20"/>
+              </w:rPr>
+              <w:t>System.out.println</w:t>
+            </w:r>
+            <w:proofErr w:type="spellEnd"/>
+            <w:r>
+              <w:rPr>
+                <w:rFonts w:ascii="Courier New" w:eastAsia="Courier New" w:hAnsi="Courier New" w:cs="Courier New"/>
+                <w:color w:val="000000"/>
+                <w:sz w:val="20"/>
+                <w:szCs w:val="20"/>
+              </w:rPr>
+              <w:t>(</w:t>
             </w:r>
             <w:r>
               <w:rPr>
@@ -1542,12 +1947,37 @@
         </w:rPr>
         <w:t xml:space="preserve"> </w:t>
       </w:r>
+      <w:proofErr w:type="spellStart"/>
       <w:r>
         <w:rPr>
           <w:rFonts w:ascii="Courier New" w:eastAsia="Courier New" w:hAnsi="Courier New" w:cs="Courier New"/>
           <w:color w:val="000000"/>
         </w:rPr>
-        <w:t>objA.methodA(objB);</w:t>
+        <w:t>objA.methodA</w:t>
+      </w:r>
+      <w:proofErr w:type="spellEnd"/>
+      <w:r>
+        <w:rPr>
+          <w:rFonts w:ascii="Courier New" w:eastAsia="Courier New" w:hAnsi="Courier New" w:cs="Courier New"/>
+          <w:color w:val="000000"/>
+        </w:rPr>
+        <w:t>(</w:t>
+      </w:r>
+      <w:proofErr w:type="spellStart"/>
+      <w:r>
+        <w:rPr>
+          <w:rFonts w:ascii="Courier New" w:eastAsia="Courier New" w:hAnsi="Courier New" w:cs="Courier New"/>
+          <w:color w:val="000000"/>
+        </w:rPr>
+        <w:t>objB</w:t>
+      </w:r>
+      <w:proofErr w:type="spellEnd"/>
+      <w:r>
+        <w:rPr>
+          <w:rFonts w:ascii="Courier New" w:eastAsia="Courier New" w:hAnsi="Courier New" w:cs="Courier New"/>
+          <w:color w:val="000000"/>
+        </w:rPr>
+        <w:t>);</w:t>
       </w:r>
     </w:p>
     <w:p>
@@ -1618,6 +2048,7 @@
         </w:rPr>
         <w:t xml:space="preserve">โดยผ่าน </w:t>
       </w:r>
+      <w:proofErr w:type="spellStart"/>
       <w:r>
         <w:rPr>
           <w:rFonts w:ascii="TH Sarabun New" w:eastAsia="Courier New" w:hAnsi="TH Sarabun New" w:cs="TH Sarabun New"/>
@@ -1626,7 +2057,18 @@
           <w:szCs w:val="28"/>
           <w:lang w:val="en-GB"/>
         </w:rPr>
-        <w:t xml:space="preserve">objB </w:t>
+        <w:t>objB</w:t>
+      </w:r>
+      <w:proofErr w:type="spellEnd"/>
+      <w:r>
+        <w:rPr>
+          <w:rFonts w:ascii="TH Sarabun New" w:eastAsia="Courier New" w:hAnsi="TH Sarabun New" w:cs="TH Sarabun New"/>
+          <w:color w:val="1F3864" w:themeColor="accent5" w:themeShade="80"/>
+          <w:sz w:val="28"/>
+          <w:szCs w:val="28"/>
+          <w:lang w:val="en-GB"/>
+        </w:rPr>
+        <w:t xml:space="preserve"> </w:t>
       </w:r>
       <w:r>
         <w:rPr>
@@ -1675,8 +2117,20 @@
           <w:szCs w:val="28"/>
           <w:lang w:val="en-GB"/>
         </w:rPr>
-        <w:t xml:space="preserve"> objA</w:t>
+        <w:t xml:space="preserve"> </w:t>
       </w:r>
+      <w:proofErr w:type="spellStart"/>
+      <w:r>
+        <w:rPr>
+          <w:rFonts w:ascii="TH Sarabun New" w:eastAsia="Courier New" w:hAnsi="TH Sarabun New" w:cs="TH Sarabun New"/>
+          <w:color w:val="1F3864" w:themeColor="accent5" w:themeShade="80"/>
+          <w:sz w:val="28"/>
+          <w:szCs w:val="28"/>
+          <w:lang w:val="en-GB"/>
+        </w:rPr>
+        <w:t>objA</w:t>
+      </w:r>
+      <w:proofErr w:type="spellEnd"/>
     </w:p>
     <w:p>
       <w:pPr>
@@ -1766,13 +2220,13 @@
         <w:tblLook w:val="0000" w:firstRow="0" w:lastRow="0" w:firstColumn="0" w:lastColumn="0" w:noHBand="0" w:noVBand="0"/>
       </w:tblPr>
       <w:tblGrid>
-        <w:gridCol w:w="7621"/>
-        <w:gridCol w:w="2799"/>
+        <w:gridCol w:w="6673"/>
+        <w:gridCol w:w="3747"/>
       </w:tblGrid>
       <w:tr>
         <w:tc>
           <w:tcPr>
-            <w:tcW w:w="7621" w:type="dxa"/>
+            <w:tcW w:w="6673" w:type="dxa"/>
           </w:tcPr>
           <w:p>
             <w:pPr>
@@ -1785,8 +2239,6 @@
             <w:r>
               <w:rPr>
                 <w:rFonts w:ascii="TH Sarabun New" w:eastAsia="TH Sarabun PSK" w:hAnsi="TH Sarabun New" w:cs="TH Sarabun New"/>
-                <w:b/>
-                <w:bCs/>
                 <w:sz w:val="32"/>
                 <w:szCs w:val="32"/>
                 <w:cs/>
@@ -1797,7 +2249,7 @@
         </w:tc>
         <w:tc>
           <w:tcPr>
-            <w:tcW w:w="2799" w:type="dxa"/>
+            <w:tcW w:w="3747" w:type="dxa"/>
           </w:tcPr>
           <w:p>
             <w:pPr>
@@ -1810,8 +2262,6 @@
             <w:r>
               <w:rPr>
                 <w:rFonts w:ascii="TH Sarabun New" w:eastAsia="TH Sarabun PSK" w:hAnsi="TH Sarabun New" w:cs="TH Sarabun New"/>
-                <w:b/>
-                <w:bCs/>
                 <w:sz w:val="32"/>
                 <w:szCs w:val="32"/>
                 <w:cs/>
@@ -1824,21 +2274,23 @@
       <w:tr>
         <w:tc>
           <w:tcPr>
-            <w:tcW w:w="7621" w:type="dxa"/>
+            <w:tcW w:w="6673" w:type="dxa"/>
           </w:tcPr>
           <w:p>
             <w:pPr>
               <w:rPr>
                 <w:rFonts w:ascii="Courier New" w:eastAsia="Courier New" w:hAnsi="Courier New" w:cs="Courier New"/>
                 <w:color w:val="941EDF"/>
+                <w:sz w:val="20"/>
+                <w:szCs w:val="20"/>
               </w:rPr>
             </w:pPr>
             <w:r>
               <w:rPr>
                 <w:rFonts w:ascii="Courier New" w:eastAsia="Courier New" w:hAnsi="Courier New" w:cs="Courier New"/>
                 <w:color w:val="941EDF"/>
-                <w:sz w:val="22"/>
-                <w:szCs w:val="22"/>
+                <w:sz w:val="20"/>
+                <w:szCs w:val="20"/>
               </w:rPr>
               <w:t>public</w:t>
             </w:r>
@@ -1846,17 +2298,17 @@
               <w:rPr>
                 <w:rFonts w:ascii="Courier New" w:eastAsia="Courier New" w:hAnsi="Courier New" w:cs="Courier New"/>
                 <w:color w:val="000000"/>
-                <w:sz w:val="22"/>
-                <w:szCs w:val="22"/>
-              </w:rPr>
-              <w:t xml:space="preserve"> </w:t>
-            </w:r>
-            <w:r>
-              <w:rPr>
-                <w:rFonts w:ascii="Courier New" w:eastAsia="Courier New" w:hAnsi="Courier New" w:cs="Courier New"/>
-                <w:color w:val="941EDF"/>
-                <w:sz w:val="22"/>
-                <w:szCs w:val="22"/>
+                <w:sz w:val="20"/>
+                <w:szCs w:val="20"/>
+              </w:rPr>
+              <w:t xml:space="preserve"> </w:t>
+            </w:r>
+            <w:r>
+              <w:rPr>
+                <w:rFonts w:ascii="Courier New" w:eastAsia="Courier New" w:hAnsi="Courier New" w:cs="Courier New"/>
+                <w:color w:val="941EDF"/>
+                <w:sz w:val="20"/>
+                <w:szCs w:val="20"/>
               </w:rPr>
               <w:t>class</w:t>
             </w:r>
@@ -1864,27 +2316,47 @@
               <w:rPr>
                 <w:rFonts w:ascii="Courier New" w:eastAsia="Courier New" w:hAnsi="Courier New" w:cs="Courier New"/>
                 <w:color w:val="000000"/>
-                <w:sz w:val="22"/>
-                <w:szCs w:val="22"/>
-              </w:rPr>
-              <w:t xml:space="preserve"> TestProgram{</w:t>
-            </w:r>
-            <w:r>
-              <w:rPr>
-                <w:rFonts w:ascii="Courier New" w:eastAsia="Courier New" w:hAnsi="Courier New" w:cs="Courier New"/>
-                <w:color w:val="000000"/>
-                <w:sz w:val="22"/>
-                <w:szCs w:val="22"/>
-              </w:rPr>
-              <w:br/>
-              <w:t xml:space="preserve"> </w:t>
-            </w:r>
-            <w:r>
-              <w:rPr>
-                <w:rFonts w:ascii="Courier New" w:eastAsia="Courier New" w:hAnsi="Courier New" w:cs="Courier New"/>
-                <w:color w:val="941EDF"/>
-                <w:sz w:val="22"/>
-                <w:szCs w:val="22"/>
+                <w:sz w:val="20"/>
+                <w:szCs w:val="20"/>
+              </w:rPr>
+              <w:t xml:space="preserve"> </w:t>
+            </w:r>
+            <w:proofErr w:type="spellStart"/>
+            <w:r>
+              <w:rPr>
+                <w:rFonts w:ascii="Courier New" w:eastAsia="Courier New" w:hAnsi="Courier New" w:cs="Courier New"/>
+                <w:color w:val="000000"/>
+                <w:sz w:val="20"/>
+                <w:szCs w:val="20"/>
+              </w:rPr>
+              <w:t>TestProgram</w:t>
+            </w:r>
+            <w:proofErr w:type="spellEnd"/>
+            <w:r>
+              <w:rPr>
+                <w:rFonts w:ascii="Courier New" w:eastAsia="Courier New" w:hAnsi="Courier New" w:cs="Courier New"/>
+                <w:color w:val="000000"/>
+                <w:sz w:val="20"/>
+                <w:szCs w:val="20"/>
+              </w:rPr>
+              <w:t>{</w:t>
+            </w:r>
+            <w:r>
+              <w:rPr>
+                <w:rFonts w:ascii="Courier New" w:eastAsia="Courier New" w:hAnsi="Courier New" w:cs="Courier New"/>
+                <w:color w:val="000000"/>
+                <w:sz w:val="20"/>
+                <w:szCs w:val="20"/>
+              </w:rPr>
+              <w:br/>
+              <w:t xml:space="preserve"> </w:t>
+            </w:r>
+            <w:r>
+              <w:rPr>
+                <w:rFonts w:ascii="Courier New" w:eastAsia="Courier New" w:hAnsi="Courier New" w:cs="Courier New"/>
+                <w:color w:val="941EDF"/>
+                <w:sz w:val="20"/>
+                <w:szCs w:val="20"/>
               </w:rPr>
               <w:t xml:space="preserve"> public</w:t>
             </w:r>
@@ -1892,17 +2364,17 @@
               <w:rPr>
                 <w:rFonts w:ascii="Courier New" w:eastAsia="Courier New" w:hAnsi="Courier New" w:cs="Courier New"/>
                 <w:color w:val="000000"/>
-                <w:sz w:val="22"/>
-                <w:szCs w:val="22"/>
-              </w:rPr>
-              <w:t xml:space="preserve"> </w:t>
-            </w:r>
-            <w:r>
-              <w:rPr>
-                <w:rFonts w:ascii="Courier New" w:eastAsia="Courier New" w:hAnsi="Courier New" w:cs="Courier New"/>
-                <w:color w:val="941EDF"/>
-                <w:sz w:val="22"/>
-                <w:szCs w:val="22"/>
+                <w:sz w:val="20"/>
+                <w:szCs w:val="20"/>
+              </w:rPr>
+              <w:t xml:space="preserve"> </w:t>
+            </w:r>
+            <w:r>
+              <w:rPr>
+                <w:rFonts w:ascii="Courier New" w:eastAsia="Courier New" w:hAnsi="Courier New" w:cs="Courier New"/>
+                <w:color w:val="941EDF"/>
+                <w:sz w:val="20"/>
+                <w:szCs w:val="20"/>
               </w:rPr>
               <w:t>static</w:t>
             </w:r>
@@ -1910,17 +2382,17 @@
               <w:rPr>
                 <w:rFonts w:ascii="Courier New" w:eastAsia="Courier New" w:hAnsi="Courier New" w:cs="Courier New"/>
                 <w:color w:val="000000"/>
-                <w:sz w:val="22"/>
-                <w:szCs w:val="22"/>
-              </w:rPr>
-              <w:t xml:space="preserve"> </w:t>
-            </w:r>
-            <w:r>
-              <w:rPr>
-                <w:rFonts w:ascii="Courier New" w:eastAsia="Courier New" w:hAnsi="Courier New" w:cs="Courier New"/>
-                <w:color w:val="941EDF"/>
-                <w:sz w:val="22"/>
-                <w:szCs w:val="22"/>
+                <w:sz w:val="20"/>
+                <w:szCs w:val="20"/>
+              </w:rPr>
+              <w:t xml:space="preserve"> </w:t>
+            </w:r>
+            <w:r>
+              <w:rPr>
+                <w:rFonts w:ascii="Courier New" w:eastAsia="Courier New" w:hAnsi="Courier New" w:cs="Courier New"/>
+                <w:color w:val="941EDF"/>
+                <w:sz w:val="20"/>
+                <w:szCs w:val="20"/>
               </w:rPr>
               <w:t>void</w:t>
             </w:r>
@@ -1928,92 +2400,134 @@
               <w:rPr>
                 <w:rFonts w:ascii="Courier New" w:eastAsia="Courier New" w:hAnsi="Courier New" w:cs="Courier New"/>
                 <w:color w:val="000000"/>
-                <w:sz w:val="22"/>
-                <w:szCs w:val="22"/>
-              </w:rPr>
-              <w:t xml:space="preserve"> main(String[] args){</w:t>
-            </w:r>
-            <w:r>
-              <w:rPr>
-                <w:rFonts w:ascii="Courier New" w:eastAsia="Courier New" w:hAnsi="Courier New" w:cs="Courier New"/>
-                <w:color w:val="000000"/>
-                <w:sz w:val="22"/>
-                <w:szCs w:val="22"/>
-              </w:rPr>
-              <w:br/>
-              <w:t xml:space="preserve"> </w:t>
-            </w:r>
-            <w:r>
-              <w:rPr>
-                <w:rFonts w:ascii="Courier New" w:eastAsia="Courier New" w:hAnsi="Courier New" w:cs="Courier New"/>
-                <w:color w:val="941EDF"/>
-                <w:sz w:val="22"/>
-                <w:szCs w:val="22"/>
-              </w:rPr>
-              <w:t xml:space="preserve"> </w:t>
-            </w:r>
-            <w:r>
-              <w:rPr>
-                <w:rFonts w:ascii="Courier New" w:eastAsia="Courier New" w:hAnsi="Courier New" w:cs="Courier New"/>
-                <w:color w:val="000000"/>
-                <w:sz w:val="22"/>
-                <w:szCs w:val="22"/>
-              </w:rPr>
-              <w:t xml:space="preserve"> </w:t>
-            </w:r>
-            <w:r>
-              <w:rPr>
-                <w:rFonts w:ascii="Courier New" w:eastAsia="Courier New" w:hAnsi="Courier New" w:cs="Courier New"/>
-                <w:color w:val="941EDF"/>
-                <w:sz w:val="22"/>
-                <w:szCs w:val="22"/>
-              </w:rPr>
-              <w:t xml:space="preserve"> </w:t>
-            </w:r>
-            <w:r>
-              <w:rPr>
-                <w:rFonts w:ascii="Courier New" w:eastAsia="Courier New" w:hAnsi="Courier New" w:cs="Courier New"/>
-                <w:color w:val="941EDF"/>
-                <w:sz w:val="22"/>
-                <w:szCs w:val="22"/>
+                <w:sz w:val="20"/>
+                <w:szCs w:val="20"/>
+              </w:rPr>
+              <w:t xml:space="preserve"> main(String[] </w:t>
+            </w:r>
+            <w:proofErr w:type="spellStart"/>
+            <w:r>
+              <w:rPr>
+                <w:rFonts w:ascii="Courier New" w:eastAsia="Courier New" w:hAnsi="Courier New" w:cs="Courier New"/>
+                <w:color w:val="000000"/>
+                <w:sz w:val="20"/>
+                <w:szCs w:val="20"/>
+              </w:rPr>
+              <w:t>args</w:t>
+            </w:r>
+            <w:proofErr w:type="spellEnd"/>
+            <w:r>
+              <w:rPr>
+                <w:rFonts w:ascii="Courier New" w:eastAsia="Courier New" w:hAnsi="Courier New" w:cs="Courier New"/>
+                <w:color w:val="000000"/>
+                <w:sz w:val="20"/>
+                <w:szCs w:val="20"/>
+              </w:rPr>
+              <w:t>){</w:t>
+            </w:r>
+            <w:r>
+              <w:rPr>
+                <w:rFonts w:ascii="Courier New" w:eastAsia="Courier New" w:hAnsi="Courier New" w:cs="Courier New"/>
+                <w:color w:val="000000"/>
+                <w:sz w:val="20"/>
+                <w:szCs w:val="20"/>
+              </w:rPr>
+              <w:br/>
+              <w:t xml:space="preserve"> </w:t>
+            </w:r>
+            <w:r>
+              <w:rPr>
+                <w:rFonts w:ascii="Courier New" w:eastAsia="Courier New" w:hAnsi="Courier New" w:cs="Courier New"/>
+                <w:color w:val="941EDF"/>
+                <w:sz w:val="20"/>
+                <w:szCs w:val="20"/>
+              </w:rPr>
+              <w:t xml:space="preserve"> </w:t>
+            </w:r>
+            <w:r>
+              <w:rPr>
+                <w:rFonts w:ascii="Courier New" w:eastAsia="Courier New" w:hAnsi="Courier New" w:cs="Courier New"/>
+                <w:color w:val="000000"/>
+                <w:sz w:val="20"/>
+                <w:szCs w:val="20"/>
+              </w:rPr>
+              <w:t xml:space="preserve"> </w:t>
+            </w:r>
+            <w:r>
+              <w:rPr>
+                <w:rFonts w:ascii="Courier New" w:eastAsia="Courier New" w:hAnsi="Courier New" w:cs="Courier New"/>
+                <w:color w:val="941EDF"/>
+                <w:sz w:val="20"/>
+                <w:szCs w:val="20"/>
+              </w:rPr>
+              <w:t xml:space="preserve"> </w:t>
+            </w:r>
+            <w:proofErr w:type="spellStart"/>
+            <w:r>
+              <w:rPr>
+                <w:rFonts w:ascii="Courier New" w:eastAsia="Courier New" w:hAnsi="Courier New" w:cs="Courier New"/>
+                <w:color w:val="941EDF"/>
+                <w:sz w:val="20"/>
+                <w:szCs w:val="20"/>
                 <w:highlight w:val="cyan"/>
               </w:rPr>
               <w:t>int</w:t>
             </w:r>
-            <w:r>
-              <w:rPr>
-                <w:rFonts w:ascii="Courier New" w:eastAsia="Courier New" w:hAnsi="Courier New" w:cs="Courier New"/>
-                <w:color w:val="000000"/>
-                <w:sz w:val="22"/>
-                <w:szCs w:val="22"/>
-              </w:rPr>
-              <w:t xml:space="preserve"> i=f(2, 3);</w:t>
-            </w:r>
-            <w:r>
-              <w:rPr>
-                <w:rFonts w:ascii="Courier New" w:eastAsia="Courier New" w:hAnsi="Courier New" w:cs="Courier New"/>
-                <w:color w:val="000000"/>
-                <w:sz w:val="22"/>
-                <w:szCs w:val="22"/>
-              </w:rPr>
-              <w:br/>
-              <w:t xml:space="preserve"> </w:t>
-            </w:r>
-            <w:r>
-              <w:rPr>
-                <w:rFonts w:ascii="Courier New" w:eastAsia="Courier New" w:hAnsi="Courier New" w:cs="Courier New"/>
-                <w:color w:val="941EDF"/>
-                <w:sz w:val="22"/>
-                <w:szCs w:val="22"/>
-              </w:rPr>
-              <w:t xml:space="preserve"> </w:t>
-            </w:r>
-            <w:r>
-              <w:rPr>
-                <w:rFonts w:ascii="Courier New" w:eastAsia="Courier New" w:hAnsi="Courier New" w:cs="Courier New"/>
-                <w:color w:val="000000"/>
-                <w:sz w:val="22"/>
-                <w:szCs w:val="22"/>
+            <w:proofErr w:type="spellEnd"/>
+            <w:r>
+              <w:rPr>
+                <w:rFonts w:ascii="Courier New" w:eastAsia="Courier New" w:hAnsi="Courier New" w:cs="Courier New"/>
+                <w:color w:val="000000"/>
+                <w:sz w:val="20"/>
+                <w:szCs w:val="20"/>
+              </w:rPr>
+              <w:t xml:space="preserve"> </w:t>
+            </w:r>
+            <w:proofErr w:type="spellStart"/>
+            <w:r>
+              <w:rPr>
+                <w:rFonts w:ascii="Courier New" w:eastAsia="Courier New" w:hAnsi="Courier New" w:cs="Courier New"/>
+                <w:color w:val="000000"/>
+                <w:sz w:val="20"/>
+                <w:szCs w:val="20"/>
+              </w:rPr>
+              <w:t>i</w:t>
+            </w:r>
+            <w:proofErr w:type="spellEnd"/>
+            <w:r>
+              <w:rPr>
+                <w:rFonts w:ascii="Courier New" w:eastAsia="Courier New" w:hAnsi="Courier New" w:cs="Courier New"/>
+                <w:color w:val="000000"/>
+                <w:sz w:val="20"/>
+                <w:szCs w:val="20"/>
+              </w:rPr>
+              <w:t>=f(2, 3);</w:t>
+            </w:r>
+            <w:r>
+              <w:rPr>
+                <w:rFonts w:ascii="Courier New" w:eastAsia="Courier New" w:hAnsi="Courier New" w:cs="Courier New"/>
+                <w:color w:val="000000"/>
+                <w:sz w:val="20"/>
+                <w:szCs w:val="20"/>
+              </w:rPr>
+              <w:br/>
+              <w:t xml:space="preserve"> </w:t>
+            </w:r>
+            <w:r>
+              <w:rPr>
+                <w:rFonts w:ascii="Courier New" w:eastAsia="Courier New" w:hAnsi="Courier New" w:cs="Courier New"/>
+                <w:color w:val="941EDF"/>
+                <w:sz w:val="20"/>
+                <w:szCs w:val="20"/>
+              </w:rPr>
+              <w:t xml:space="preserve"> </w:t>
+            </w:r>
+            <w:r>
+              <w:rPr>
+                <w:rFonts w:ascii="Courier New" w:eastAsia="Courier New" w:hAnsi="Courier New" w:cs="Courier New"/>
+                <w:color w:val="000000"/>
+                <w:sz w:val="20"/>
+                <w:szCs w:val="20"/>
               </w:rPr>
               <w:t>}</w:t>
             </w:r>
@@ -2021,18 +2535,18 @@
               <w:rPr>
                 <w:rFonts w:ascii="Courier New" w:eastAsia="Courier New" w:hAnsi="Courier New" w:cs="Courier New"/>
                 <w:color w:val="000000"/>
-                <w:sz w:val="22"/>
-                <w:szCs w:val="22"/>
-              </w:rPr>
-              <w:br/>
-              <w:t xml:space="preserve"> </w:t>
-            </w:r>
-            <w:r>
-              <w:rPr>
-                <w:rFonts w:ascii="Courier New" w:eastAsia="Courier New" w:hAnsi="Courier New" w:cs="Courier New"/>
-                <w:color w:val="941EDF"/>
-                <w:sz w:val="22"/>
-                <w:szCs w:val="22"/>
+                <w:sz w:val="20"/>
+                <w:szCs w:val="20"/>
+              </w:rPr>
+              <w:br/>
+              <w:t xml:space="preserve"> </w:t>
+            </w:r>
+            <w:r>
+              <w:rPr>
+                <w:rFonts w:ascii="Courier New" w:eastAsia="Courier New" w:hAnsi="Courier New" w:cs="Courier New"/>
+                <w:color w:val="941EDF"/>
+                <w:sz w:val="20"/>
+                <w:szCs w:val="20"/>
               </w:rPr>
               <w:t xml:space="preserve"> public</w:t>
             </w:r>
@@ -2040,17 +2554,17 @@
               <w:rPr>
                 <w:rFonts w:ascii="Courier New" w:eastAsia="Courier New" w:hAnsi="Courier New" w:cs="Courier New"/>
                 <w:color w:val="000000"/>
-                <w:sz w:val="22"/>
-                <w:szCs w:val="22"/>
-              </w:rPr>
-              <w:t xml:space="preserve"> </w:t>
-            </w:r>
-            <w:r>
-              <w:rPr>
-                <w:rFonts w:ascii="Courier New" w:eastAsia="Courier New" w:hAnsi="Courier New" w:cs="Courier New"/>
-                <w:color w:val="941EDF"/>
-                <w:sz w:val="22"/>
-                <w:szCs w:val="22"/>
+                <w:sz w:val="20"/>
+                <w:szCs w:val="20"/>
+              </w:rPr>
+              <w:t xml:space="preserve"> </w:t>
+            </w:r>
+            <w:r>
+              <w:rPr>
+                <w:rFonts w:ascii="Courier New" w:eastAsia="Courier New" w:hAnsi="Courier New" w:cs="Courier New"/>
+                <w:color w:val="941EDF"/>
+                <w:sz w:val="20"/>
+                <w:szCs w:val="20"/>
               </w:rPr>
               <w:t>static</w:t>
             </w:r>
@@ -2058,63 +2572,69 @@
               <w:rPr>
                 <w:rFonts w:ascii="Courier New" w:eastAsia="Courier New" w:hAnsi="Courier New" w:cs="Courier New"/>
                 <w:color w:val="000000"/>
-                <w:sz w:val="22"/>
-                <w:szCs w:val="22"/>
-              </w:rPr>
-              <w:t xml:space="preserve"> </w:t>
-            </w:r>
-            <w:r>
-              <w:rPr>
-                <w:rFonts w:ascii="Courier New" w:eastAsia="Courier New" w:hAnsi="Courier New" w:cs="Courier New"/>
-                <w:color w:val="941EDF"/>
-                <w:sz w:val="22"/>
-                <w:szCs w:val="22"/>
+                <w:sz w:val="20"/>
+                <w:szCs w:val="20"/>
+              </w:rPr>
+              <w:t xml:space="preserve"> </w:t>
+            </w:r>
+            <w:proofErr w:type="spellStart"/>
+            <w:r>
+              <w:rPr>
+                <w:rFonts w:ascii="Courier New" w:eastAsia="Courier New" w:hAnsi="Courier New" w:cs="Courier New"/>
+                <w:color w:val="941EDF"/>
+                <w:sz w:val="20"/>
+                <w:szCs w:val="20"/>
                 <w:highlight w:val="cyan"/>
               </w:rPr>
               <w:t>int</w:t>
             </w:r>
-            <w:r>
-              <w:rPr>
-                <w:rFonts w:ascii="Courier New" w:eastAsia="Courier New" w:hAnsi="Courier New" w:cs="Courier New"/>
-                <w:color w:val="000000"/>
-                <w:sz w:val="22"/>
-                <w:szCs w:val="22"/>
+            <w:proofErr w:type="spellEnd"/>
+            <w:r>
+              <w:rPr>
+                <w:rFonts w:ascii="Courier New" w:eastAsia="Courier New" w:hAnsi="Courier New" w:cs="Courier New"/>
+                <w:color w:val="000000"/>
+                <w:sz w:val="20"/>
+                <w:szCs w:val="20"/>
               </w:rPr>
               <w:t xml:space="preserve"> f(</w:t>
             </w:r>
-            <w:r>
-              <w:rPr>
-                <w:rFonts w:ascii="Courier New" w:eastAsia="Courier New" w:hAnsi="Courier New" w:cs="Courier New"/>
-                <w:color w:val="941EDF"/>
-                <w:sz w:val="22"/>
-                <w:szCs w:val="22"/>
+            <w:proofErr w:type="spellStart"/>
+            <w:r>
+              <w:rPr>
+                <w:rFonts w:ascii="Courier New" w:eastAsia="Courier New" w:hAnsi="Courier New" w:cs="Courier New"/>
+                <w:color w:val="941EDF"/>
+                <w:sz w:val="20"/>
+                <w:szCs w:val="20"/>
               </w:rPr>
               <w:t>int</w:t>
             </w:r>
-            <w:r>
-              <w:rPr>
-                <w:rFonts w:ascii="Courier New" w:eastAsia="Courier New" w:hAnsi="Courier New" w:cs="Courier New"/>
-                <w:color w:val="000000"/>
-                <w:sz w:val="22"/>
-                <w:szCs w:val="22"/>
+            <w:proofErr w:type="spellEnd"/>
+            <w:r>
+              <w:rPr>
+                <w:rFonts w:ascii="Courier New" w:eastAsia="Courier New" w:hAnsi="Courier New" w:cs="Courier New"/>
+                <w:color w:val="000000"/>
+                <w:sz w:val="20"/>
+                <w:szCs w:val="20"/>
               </w:rPr>
               <w:t xml:space="preserve"> a, </w:t>
             </w:r>
-            <w:r>
-              <w:rPr>
-                <w:rFonts w:ascii="Courier New" w:eastAsia="Courier New" w:hAnsi="Courier New" w:cs="Courier New"/>
-                <w:color w:val="941EDF"/>
-                <w:sz w:val="22"/>
-                <w:szCs w:val="22"/>
+            <w:proofErr w:type="spellStart"/>
+            <w:r>
+              <w:rPr>
+                <w:rFonts w:ascii="Courier New" w:eastAsia="Courier New" w:hAnsi="Courier New" w:cs="Courier New"/>
+                <w:color w:val="941EDF"/>
+                <w:sz w:val="20"/>
+                <w:szCs w:val="20"/>
               </w:rPr>
               <w:t>int</w:t>
             </w:r>
-            <w:r>
-              <w:rPr>
-                <w:rFonts w:ascii="Courier New" w:eastAsia="Courier New" w:hAnsi="Courier New" w:cs="Courier New"/>
-                <w:color w:val="000000"/>
-                <w:sz w:val="22"/>
-                <w:szCs w:val="22"/>
+            <w:proofErr w:type="spellEnd"/>
+            <w:r>
+              <w:rPr>
+                <w:rFonts w:ascii="Courier New" w:eastAsia="Courier New" w:hAnsi="Courier New" w:cs="Courier New"/>
+                <w:color w:val="000000"/>
+                <w:sz w:val="20"/>
+                <w:szCs w:val="20"/>
               </w:rPr>
               <w:t xml:space="preserve"> b){</w:t>
             </w:r>
@@ -2122,36 +2642,36 @@
               <w:rPr>
                 <w:rFonts w:ascii="Courier New" w:eastAsia="Courier New" w:hAnsi="Courier New" w:cs="Courier New"/>
                 <w:color w:val="000000"/>
-                <w:sz w:val="22"/>
-                <w:szCs w:val="22"/>
-              </w:rPr>
-              <w:br/>
-              <w:t xml:space="preserve"> </w:t>
-            </w:r>
-            <w:r>
-              <w:rPr>
-                <w:rFonts w:ascii="Courier New" w:eastAsia="Courier New" w:hAnsi="Courier New" w:cs="Courier New"/>
-                <w:color w:val="941EDF"/>
-                <w:sz w:val="22"/>
-                <w:szCs w:val="22"/>
-              </w:rPr>
-              <w:t xml:space="preserve"> </w:t>
-            </w:r>
-            <w:r>
-              <w:rPr>
-                <w:rFonts w:ascii="Courier New" w:eastAsia="Courier New" w:hAnsi="Courier New" w:cs="Courier New"/>
-                <w:color w:val="000000"/>
-                <w:sz w:val="22"/>
-                <w:szCs w:val="22"/>
-              </w:rPr>
-              <w:t xml:space="preserve"> </w:t>
-            </w:r>
-            <w:r>
-              <w:rPr>
-                <w:rFonts w:ascii="Courier New" w:eastAsia="Courier New" w:hAnsi="Courier New" w:cs="Courier New"/>
-                <w:color w:val="941EDF"/>
-                <w:sz w:val="22"/>
-                <w:szCs w:val="22"/>
+                <w:sz w:val="20"/>
+                <w:szCs w:val="20"/>
+              </w:rPr>
+              <w:br/>
+              <w:t xml:space="preserve"> </w:t>
+            </w:r>
+            <w:r>
+              <w:rPr>
+                <w:rFonts w:ascii="Courier New" w:eastAsia="Courier New" w:hAnsi="Courier New" w:cs="Courier New"/>
+                <w:color w:val="941EDF"/>
+                <w:sz w:val="20"/>
+                <w:szCs w:val="20"/>
+              </w:rPr>
+              <w:t xml:space="preserve"> </w:t>
+            </w:r>
+            <w:r>
+              <w:rPr>
+                <w:rFonts w:ascii="Courier New" w:eastAsia="Courier New" w:hAnsi="Courier New" w:cs="Courier New"/>
+                <w:color w:val="000000"/>
+                <w:sz w:val="20"/>
+                <w:szCs w:val="20"/>
+              </w:rPr>
+              <w:t xml:space="preserve"> </w:t>
+            </w:r>
+            <w:r>
+              <w:rPr>
+                <w:rFonts w:ascii="Courier New" w:eastAsia="Courier New" w:hAnsi="Courier New" w:cs="Courier New"/>
+                <w:color w:val="941EDF"/>
+                <w:sz w:val="20"/>
+                <w:szCs w:val="20"/>
               </w:rPr>
               <w:t xml:space="preserve"> return</w:t>
             </w:r>
@@ -2159,36 +2679,76 @@
               <w:rPr>
                 <w:rFonts w:ascii="Courier New" w:eastAsia="Courier New" w:hAnsi="Courier New" w:cs="Courier New"/>
                 <w:color w:val="000000"/>
-                <w:sz w:val="22"/>
-                <w:szCs w:val="22"/>
-              </w:rPr>
-              <w:t xml:space="preserve"> Math.pow(a, b) + Math.pow(b, a);</w:t>
-            </w:r>
-            <w:r>
-              <w:rPr>
-                <w:rFonts w:ascii="Courier New" w:eastAsia="Courier New" w:hAnsi="Courier New" w:cs="Courier New"/>
-                <w:color w:val="000000"/>
-                <w:sz w:val="22"/>
-                <w:szCs w:val="22"/>
-              </w:rPr>
-              <w:br/>
-              <w:t xml:space="preserve"> </w:t>
-            </w:r>
-            <w:r>
-              <w:rPr>
-                <w:rFonts w:ascii="Courier New" w:eastAsia="Courier New" w:hAnsi="Courier New" w:cs="Courier New"/>
-                <w:color w:val="941EDF"/>
-                <w:sz w:val="22"/>
-                <w:szCs w:val="22"/>
-              </w:rPr>
-              <w:t xml:space="preserve"> </w:t>
-            </w:r>
-            <w:r>
-              <w:rPr>
-                <w:rFonts w:ascii="Courier New" w:eastAsia="Courier New" w:hAnsi="Courier New" w:cs="Courier New"/>
-                <w:color w:val="000000"/>
-                <w:sz w:val="22"/>
-                <w:szCs w:val="22"/>
+                <w:sz w:val="20"/>
+                <w:szCs w:val="20"/>
+              </w:rPr>
+              <w:t xml:space="preserve"> </w:t>
+            </w:r>
+            <w:proofErr w:type="spellStart"/>
+            <w:r>
+              <w:rPr>
+                <w:rFonts w:ascii="Courier New" w:eastAsia="Courier New" w:hAnsi="Courier New" w:cs="Courier New"/>
+                <w:color w:val="000000"/>
+                <w:sz w:val="20"/>
+                <w:szCs w:val="20"/>
+              </w:rPr>
+              <w:t>Math.pow</w:t>
+            </w:r>
+            <w:proofErr w:type="spellEnd"/>
+            <w:r>
+              <w:rPr>
+                <w:rFonts w:ascii="Courier New" w:eastAsia="Courier New" w:hAnsi="Courier New" w:cs="Courier New"/>
+                <w:color w:val="000000"/>
+                <w:sz w:val="20"/>
+                <w:szCs w:val="20"/>
+              </w:rPr>
+              <w:t xml:space="preserve">(a, b) + </w:t>
+            </w:r>
+            <w:proofErr w:type="spellStart"/>
+            <w:r>
+              <w:rPr>
+                <w:rFonts w:ascii="Courier New" w:eastAsia="Courier New" w:hAnsi="Courier New" w:cs="Courier New"/>
+                <w:color w:val="000000"/>
+                <w:sz w:val="20"/>
+                <w:szCs w:val="20"/>
+              </w:rPr>
+              <w:t>Math.pow</w:t>
+            </w:r>
+            <w:proofErr w:type="spellEnd"/>
+            <w:r>
+              <w:rPr>
+                <w:rFonts w:ascii="Courier New" w:eastAsia="Courier New" w:hAnsi="Courier New" w:cs="Courier New"/>
+                <w:color w:val="000000"/>
+                <w:sz w:val="20"/>
+                <w:szCs w:val="20"/>
+              </w:rPr>
+              <w:t>(b, a);</w:t>
+            </w:r>
+            <w:r>
+              <w:rPr>
+                <w:rFonts w:ascii="Courier New" w:eastAsia="Courier New" w:hAnsi="Courier New" w:cs="Courier New"/>
+                <w:color w:val="000000"/>
+                <w:sz w:val="20"/>
+                <w:szCs w:val="20"/>
+              </w:rPr>
+              <w:br/>
+              <w:t xml:space="preserve"> </w:t>
+            </w:r>
+            <w:r>
+              <w:rPr>
+                <w:rFonts w:ascii="Courier New" w:eastAsia="Courier New" w:hAnsi="Courier New" w:cs="Courier New"/>
+                <w:color w:val="941EDF"/>
+                <w:sz w:val="20"/>
+                <w:szCs w:val="20"/>
+              </w:rPr>
+              <w:t xml:space="preserve"> </w:t>
+            </w:r>
+            <w:r>
+              <w:rPr>
+                <w:rFonts w:ascii="Courier New" w:eastAsia="Courier New" w:hAnsi="Courier New" w:cs="Courier New"/>
+                <w:color w:val="000000"/>
+                <w:sz w:val="20"/>
+                <w:szCs w:val="20"/>
               </w:rPr>
               <w:t xml:space="preserve">} </w:t>
             </w:r>
@@ -2196,8 +2756,8 @@
               <w:rPr>
                 <w:rFonts w:ascii="Courier New" w:eastAsia="Courier New" w:hAnsi="Courier New" w:cs="Courier New"/>
                 <w:color w:val="000000"/>
-                <w:sz w:val="22"/>
-                <w:szCs w:val="22"/>
+                <w:sz w:val="20"/>
+                <w:szCs w:val="20"/>
               </w:rPr>
               <w:br/>
               <w:t>}</w:t>
@@ -2206,7 +2766,7 @@
         </w:tc>
         <w:tc>
           <w:tcPr>
-            <w:tcW w:w="2799" w:type="dxa"/>
+            <w:tcW w:w="3747" w:type="dxa"/>
           </w:tcPr>
           <w:p>
             <w:pPr>
@@ -2224,12 +2784,21 @@
               </w:rPr>
               <w:t xml:space="preserve">ประเภทของ </w:t>
             </w:r>
-            <w:r>
-              <w:rPr>
-                <w:rFonts w:ascii="TH Sarabun New" w:eastAsia="Courier New" w:hAnsi="TH Sarabun New" w:cs="TH Sarabun New"/>
-                <w:color w:val="1F3864" w:themeColor="accent5" w:themeShade="80"/>
-              </w:rPr>
-              <w:t xml:space="preserve">i </w:t>
+            <w:proofErr w:type="spellStart"/>
+            <w:r>
+              <w:rPr>
+                <w:rFonts w:ascii="TH Sarabun New" w:eastAsia="Courier New" w:hAnsi="TH Sarabun New" w:cs="TH Sarabun New"/>
+                <w:color w:val="1F3864" w:themeColor="accent5" w:themeShade="80"/>
+              </w:rPr>
+              <w:t>i</w:t>
+            </w:r>
+            <w:proofErr w:type="spellEnd"/>
+            <w:r>
+              <w:rPr>
+                <w:rFonts w:ascii="TH Sarabun New" w:eastAsia="Courier New" w:hAnsi="TH Sarabun New" w:cs="TH Sarabun New"/>
+                <w:color w:val="1F3864" w:themeColor="accent5" w:themeShade="80"/>
+              </w:rPr>
+              <w:t xml:space="preserve"> </w:t>
             </w:r>
             <w:r>
               <w:rPr>
@@ -2279,13 +2848,23 @@
               </w:rPr>
               <w:t xml:space="preserve">เพราะ </w:t>
             </w:r>
+            <w:proofErr w:type="spellStart"/>
             <w:r>
               <w:rPr>
                 <w:rFonts w:ascii="TH Sarabun New" w:eastAsia="Courier New" w:hAnsi="TH Sarabun New" w:cs="TH Sarabun New"/>
                 <w:color w:val="1F3864" w:themeColor="accent5" w:themeShade="80"/>
                 <w:lang w:val="en-GB"/>
               </w:rPr>
-              <w:t xml:space="preserve">Math.pow() return </w:t>
+              <w:t>Math.pow</w:t>
+            </w:r>
+            <w:proofErr w:type="spellEnd"/>
+            <w:r>
+              <w:rPr>
+                <w:rFonts w:ascii="TH Sarabun New" w:eastAsia="Courier New" w:hAnsi="TH Sarabun New" w:cs="TH Sarabun New"/>
+                <w:color w:val="1F3864" w:themeColor="accent5" w:themeShade="80"/>
+                <w:lang w:val="en-GB"/>
+              </w:rPr>
+              <w:t xml:space="preserve">() return </w:t>
             </w:r>
             <w:r>
               <w:rPr>
@@ -2309,22 +2888,22 @@
       <w:tr>
         <w:tc>
           <w:tcPr>
-            <w:tcW w:w="7621" w:type="dxa"/>
+            <w:tcW w:w="6673" w:type="dxa"/>
           </w:tcPr>
           <w:p>
             <w:pPr>
               <w:rPr>
                 <w:rFonts w:ascii="TH Sarabun PSK" w:eastAsia="TH Sarabun PSK" w:hAnsi="TH Sarabun PSK" w:cs="TH Sarabun PSK"/>
-                <w:sz w:val="28"/>
-                <w:szCs w:val="28"/>
+                <w:sz w:val="20"/>
+                <w:szCs w:val="20"/>
               </w:rPr>
             </w:pPr>
             <w:r>
               <w:rPr>
                 <w:rFonts w:ascii="Courier New" w:eastAsia="Courier New" w:hAnsi="Courier New" w:cs="Courier New"/>
                 <w:color w:val="941EDF"/>
-                <w:sz w:val="22"/>
-                <w:szCs w:val="22"/>
+                <w:sz w:val="20"/>
+                <w:szCs w:val="20"/>
               </w:rPr>
               <w:t>public</w:t>
             </w:r>
@@ -2332,17 +2911,17 @@
               <w:rPr>
                 <w:rFonts w:ascii="Courier New" w:eastAsia="Courier New" w:hAnsi="Courier New" w:cs="Courier New"/>
                 <w:color w:val="000000"/>
-                <w:sz w:val="22"/>
-                <w:szCs w:val="22"/>
-              </w:rPr>
-              <w:t xml:space="preserve"> </w:t>
-            </w:r>
-            <w:r>
-              <w:rPr>
-                <w:rFonts w:ascii="Courier New" w:eastAsia="Courier New" w:hAnsi="Courier New" w:cs="Courier New"/>
-                <w:color w:val="941EDF"/>
-                <w:sz w:val="22"/>
-                <w:szCs w:val="22"/>
+                <w:sz w:val="20"/>
+                <w:szCs w:val="20"/>
+              </w:rPr>
+              <w:t xml:space="preserve"> </w:t>
+            </w:r>
+            <w:r>
+              <w:rPr>
+                <w:rFonts w:ascii="Courier New" w:eastAsia="Courier New" w:hAnsi="Courier New" w:cs="Courier New"/>
+                <w:color w:val="941EDF"/>
+                <w:sz w:val="20"/>
+                <w:szCs w:val="20"/>
               </w:rPr>
               <w:t>class</w:t>
             </w:r>
@@ -2350,8 +2929,8 @@
               <w:rPr>
                 <w:rFonts w:ascii="Courier New" w:eastAsia="Courier New" w:hAnsi="Courier New" w:cs="Courier New"/>
                 <w:color w:val="000000"/>
-                <w:sz w:val="22"/>
-                <w:szCs w:val="22"/>
+                <w:sz w:val="20"/>
+                <w:szCs w:val="20"/>
               </w:rPr>
               <w:t xml:space="preserve"> Test {</w:t>
             </w:r>
@@ -2359,27 +2938,27 @@
               <w:rPr>
                 <w:rFonts w:ascii="Courier New" w:eastAsia="Courier New" w:hAnsi="Courier New" w:cs="Courier New"/>
                 <w:color w:val="000000"/>
-                <w:sz w:val="22"/>
-                <w:szCs w:val="22"/>
-              </w:rPr>
-              <w:br/>
-              <w:t xml:space="preserve"> </w:t>
-            </w:r>
-            <w:r>
-              <w:rPr>
-                <w:rFonts w:ascii="Courier New" w:eastAsia="Courier New" w:hAnsi="Courier New" w:cs="Courier New"/>
-                <w:color w:val="941EDF"/>
-                <w:sz w:val="22"/>
-                <w:szCs w:val="22"/>
-              </w:rPr>
-              <w:t xml:space="preserve"> </w:t>
-            </w:r>
-            <w:r>
-              <w:rPr>
-                <w:rFonts w:ascii="Courier New" w:eastAsia="Courier New" w:hAnsi="Courier New" w:cs="Courier New"/>
-                <w:color w:val="941EDF"/>
-                <w:sz w:val="22"/>
-                <w:szCs w:val="22"/>
+                <w:sz w:val="20"/>
+                <w:szCs w:val="20"/>
+              </w:rPr>
+              <w:br/>
+              <w:t xml:space="preserve"> </w:t>
+            </w:r>
+            <w:r>
+              <w:rPr>
+                <w:rFonts w:ascii="Courier New" w:eastAsia="Courier New" w:hAnsi="Courier New" w:cs="Courier New"/>
+                <w:color w:val="941EDF"/>
+                <w:sz w:val="20"/>
+                <w:szCs w:val="20"/>
+              </w:rPr>
+              <w:t xml:space="preserve"> </w:t>
+            </w:r>
+            <w:r>
+              <w:rPr>
+                <w:rFonts w:ascii="Courier New" w:eastAsia="Courier New" w:hAnsi="Courier New" w:cs="Courier New"/>
+                <w:color w:val="941EDF"/>
+                <w:sz w:val="20"/>
+                <w:szCs w:val="20"/>
                 <w:highlight w:val="cyan"/>
               </w:rPr>
               <w:t>public</w:t>
@@ -2388,8 +2967,8 @@
               <w:rPr>
                 <w:rFonts w:ascii="Courier New" w:eastAsia="Courier New" w:hAnsi="Courier New" w:cs="Courier New"/>
                 <w:color w:val="000000"/>
-                <w:sz w:val="22"/>
-                <w:szCs w:val="22"/>
+                <w:sz w:val="20"/>
+                <w:szCs w:val="20"/>
                 <w:highlight w:val="cyan"/>
               </w:rPr>
               <w:t xml:space="preserve"> </w:t>
@@ -2398,8 +2977,8 @@
               <w:rPr>
                 <w:rFonts w:ascii="Courier New" w:eastAsia="Courier New" w:hAnsi="Courier New" w:cs="Courier New"/>
                 <w:color w:val="941EDF"/>
-                <w:sz w:val="22"/>
-                <w:szCs w:val="22"/>
+                <w:sz w:val="20"/>
+                <w:szCs w:val="20"/>
                 <w:highlight w:val="cyan"/>
               </w:rPr>
               <w:t>static</w:t>
@@ -2408,26 +2987,28 @@
               <w:rPr>
                 <w:rFonts w:ascii="Courier New" w:eastAsia="Courier New" w:hAnsi="Courier New" w:cs="Courier New"/>
                 <w:color w:val="000000"/>
-                <w:sz w:val="22"/>
-                <w:szCs w:val="22"/>
+                <w:sz w:val="20"/>
+                <w:szCs w:val="20"/>
               </w:rPr>
               <w:t xml:space="preserve"> method1(</w:t>
             </w:r>
-            <w:r>
-              <w:rPr>
-                <w:rFonts w:ascii="Courier New" w:eastAsia="Courier New" w:hAnsi="Courier New" w:cs="Courier New"/>
-                <w:color w:val="941EDF"/>
-                <w:sz w:val="22"/>
-                <w:szCs w:val="22"/>
+            <w:proofErr w:type="spellStart"/>
+            <w:r>
+              <w:rPr>
+                <w:rFonts w:ascii="Courier New" w:eastAsia="Courier New" w:hAnsi="Courier New" w:cs="Courier New"/>
+                <w:color w:val="941EDF"/>
+                <w:sz w:val="20"/>
+                <w:szCs w:val="20"/>
               </w:rPr>
               <w:t>int</w:t>
             </w:r>
-            <w:r>
-              <w:rPr>
-                <w:rFonts w:ascii="Courier New" w:eastAsia="Courier New" w:hAnsi="Courier New" w:cs="Courier New"/>
-                <w:color w:val="000000"/>
-                <w:sz w:val="22"/>
-                <w:szCs w:val="22"/>
+            <w:proofErr w:type="spellEnd"/>
+            <w:r>
+              <w:rPr>
+                <w:rFonts w:ascii="Courier New" w:eastAsia="Courier New" w:hAnsi="Courier New" w:cs="Courier New"/>
+                <w:color w:val="000000"/>
+                <w:sz w:val="20"/>
+                <w:szCs w:val="20"/>
               </w:rPr>
               <w:t xml:space="preserve"> n</w:t>
             </w:r>
@@ -2435,8 +3016,8 @@
               <w:rPr>
                 <w:rFonts w:ascii="Courier New" w:eastAsia="Courier New" w:hAnsi="Courier New" w:cs="Courier New"/>
                 <w:color w:val="000000"/>
-                <w:sz w:val="22"/>
-                <w:szCs w:val="22"/>
+                <w:sz w:val="20"/>
+                <w:szCs w:val="20"/>
                 <w:highlight w:val="cyan"/>
               </w:rPr>
               <w:t>, m</w:t>
@@ -2445,8 +3026,8 @@
               <w:rPr>
                 <w:rFonts w:ascii="Courier New" w:eastAsia="Courier New" w:hAnsi="Courier New" w:cs="Courier New"/>
                 <w:color w:val="000000"/>
-                <w:sz w:val="22"/>
-                <w:szCs w:val="22"/>
+                <w:sz w:val="20"/>
+                <w:szCs w:val="20"/>
               </w:rPr>
               <w:t>) {</w:t>
             </w:r>
@@ -2454,8 +3035,8 @@
               <w:rPr>
                 <w:rFonts w:ascii="Courier New" w:eastAsia="Courier New" w:hAnsi="Courier New" w:cs="Courier New"/>
                 <w:color w:val="000000"/>
-                <w:sz w:val="22"/>
-                <w:szCs w:val="22"/>
+                <w:sz w:val="20"/>
+                <w:szCs w:val="20"/>
               </w:rPr>
               <w:br/>
               <w:t xml:space="preserve">  </w:t>
@@ -2464,8 +3045,8 @@
               <w:rPr>
                 <w:rFonts w:ascii="Courier New" w:eastAsia="Courier New" w:hAnsi="Courier New" w:cs="Courier New"/>
                 <w:color w:val="941EDF"/>
-                <w:sz w:val="22"/>
-                <w:szCs w:val="22"/>
+                <w:sz w:val="20"/>
+                <w:szCs w:val="20"/>
               </w:rPr>
               <w:t xml:space="preserve">  </w:t>
             </w:r>
@@ -2473,26 +3054,26 @@
               <w:rPr>
                 <w:rFonts w:ascii="Courier New" w:eastAsia="Courier New" w:hAnsi="Courier New" w:cs="Courier New"/>
                 <w:color w:val="000000"/>
-                <w:sz w:val="22"/>
-                <w:szCs w:val="22"/>
-              </w:rPr>
-              <w:t xml:space="preserve"> </w:t>
-            </w:r>
-            <w:r>
-              <w:rPr>
-                <w:rFonts w:ascii="Courier New" w:eastAsia="Courier New" w:hAnsi="Courier New" w:cs="Courier New"/>
-                <w:color w:val="941EDF"/>
-                <w:sz w:val="22"/>
-                <w:szCs w:val="22"/>
-              </w:rPr>
-              <w:t xml:space="preserve"> </w:t>
-            </w:r>
-            <w:r>
-              <w:rPr>
-                <w:rFonts w:ascii="Courier New" w:eastAsia="Courier New" w:hAnsi="Courier New" w:cs="Courier New"/>
-                <w:color w:val="000000"/>
-                <w:sz w:val="22"/>
-                <w:szCs w:val="22"/>
+                <w:sz w:val="20"/>
+                <w:szCs w:val="20"/>
+              </w:rPr>
+              <w:t xml:space="preserve"> </w:t>
+            </w:r>
+            <w:r>
+              <w:rPr>
+                <w:rFonts w:ascii="Courier New" w:eastAsia="Courier New" w:hAnsi="Courier New" w:cs="Courier New"/>
+                <w:color w:val="941EDF"/>
+                <w:sz w:val="20"/>
+                <w:szCs w:val="20"/>
+              </w:rPr>
+              <w:t xml:space="preserve"> </w:t>
+            </w:r>
+            <w:r>
+              <w:rPr>
+                <w:rFonts w:ascii="Courier New" w:eastAsia="Courier New" w:hAnsi="Courier New" w:cs="Courier New"/>
+                <w:color w:val="000000"/>
+                <w:sz w:val="20"/>
+                <w:szCs w:val="20"/>
               </w:rPr>
               <w:t>n += m;</w:t>
             </w:r>
@@ -2500,8 +3081,8 @@
               <w:rPr>
                 <w:rFonts w:ascii="Courier New" w:eastAsia="Courier New" w:hAnsi="Courier New" w:cs="Courier New"/>
                 <w:color w:val="000000"/>
-                <w:sz w:val="22"/>
-                <w:szCs w:val="22"/>
+                <w:sz w:val="20"/>
+                <w:szCs w:val="20"/>
               </w:rPr>
               <w:br/>
               <w:t xml:space="preserve">  </w:t>
@@ -2510,8 +3091,8 @@
               <w:rPr>
                 <w:rFonts w:ascii="Courier New" w:eastAsia="Courier New" w:hAnsi="Courier New" w:cs="Courier New"/>
                 <w:color w:val="941EDF"/>
-                <w:sz w:val="22"/>
-                <w:szCs w:val="22"/>
+                <w:sz w:val="20"/>
+                <w:szCs w:val="20"/>
               </w:rPr>
               <w:t xml:space="preserve">  </w:t>
             </w:r>
@@ -2519,8 +3100,8 @@
               <w:rPr>
                 <w:rFonts w:ascii="Courier New" w:eastAsia="Courier New" w:hAnsi="Courier New" w:cs="Courier New"/>
                 <w:color w:val="000000"/>
-                <w:sz w:val="22"/>
-                <w:szCs w:val="22"/>
+                <w:sz w:val="20"/>
+                <w:szCs w:val="20"/>
               </w:rPr>
               <w:t>method2(</w:t>
             </w:r>
@@ -2528,8 +3109,8 @@
               <w:rPr>
                 <w:rFonts w:ascii="Courier New" w:eastAsia="Courier New" w:hAnsi="Courier New" w:cs="Courier New"/>
                 <w:color w:val="000000"/>
-                <w:sz w:val="22"/>
-                <w:szCs w:val="22"/>
+                <w:sz w:val="20"/>
+                <w:szCs w:val="20"/>
                 <w:highlight w:val="cyan"/>
               </w:rPr>
               <w:t>3.4</w:t>
@@ -2538,8 +3119,8 @@
               <w:rPr>
                 <w:rFonts w:ascii="Courier New" w:eastAsia="Courier New" w:hAnsi="Courier New" w:cs="Courier New"/>
                 <w:color w:val="000000"/>
-                <w:sz w:val="22"/>
-                <w:szCs w:val="22"/>
+                <w:sz w:val="20"/>
+                <w:szCs w:val="20"/>
               </w:rPr>
               <w:t>);</w:t>
             </w:r>
@@ -2547,27 +3128,27 @@
               <w:rPr>
                 <w:rFonts w:ascii="Courier New" w:eastAsia="Courier New" w:hAnsi="Courier New" w:cs="Courier New"/>
                 <w:color w:val="000000"/>
-                <w:sz w:val="22"/>
-                <w:szCs w:val="22"/>
-              </w:rPr>
-              <w:br/>
-              <w:t xml:space="preserve"> </w:t>
-            </w:r>
-            <w:r>
-              <w:rPr>
-                <w:rFonts w:ascii="Courier New" w:eastAsia="Courier New" w:hAnsi="Courier New" w:cs="Courier New"/>
-                <w:color w:val="941EDF"/>
-                <w:sz w:val="22"/>
-                <w:szCs w:val="22"/>
-              </w:rPr>
-              <w:t xml:space="preserve"> </w:t>
-            </w:r>
-            <w:r>
-              <w:rPr>
-                <w:rFonts w:ascii="Courier New" w:eastAsia="Courier New" w:hAnsi="Courier New" w:cs="Courier New"/>
-                <w:color w:val="000000"/>
-                <w:sz w:val="22"/>
-                <w:szCs w:val="22"/>
+                <w:sz w:val="20"/>
+                <w:szCs w:val="20"/>
+              </w:rPr>
+              <w:br/>
+              <w:t xml:space="preserve"> </w:t>
+            </w:r>
+            <w:r>
+              <w:rPr>
+                <w:rFonts w:ascii="Courier New" w:eastAsia="Courier New" w:hAnsi="Courier New" w:cs="Courier New"/>
+                <w:color w:val="941EDF"/>
+                <w:sz w:val="20"/>
+                <w:szCs w:val="20"/>
+              </w:rPr>
+              <w:t xml:space="preserve"> </w:t>
+            </w:r>
+            <w:r>
+              <w:rPr>
+                <w:rFonts w:ascii="Courier New" w:eastAsia="Courier New" w:hAnsi="Courier New" w:cs="Courier New"/>
+                <w:color w:val="000000"/>
+                <w:sz w:val="20"/>
+                <w:szCs w:val="20"/>
               </w:rPr>
               <w:t>}</w:t>
             </w:r>
@@ -2575,46 +3156,46 @@
               <w:rPr>
                 <w:rFonts w:ascii="Courier New" w:eastAsia="Courier New" w:hAnsi="Courier New" w:cs="Courier New"/>
                 <w:color w:val="000000"/>
-                <w:sz w:val="22"/>
-                <w:szCs w:val="22"/>
-              </w:rPr>
-              <w:br/>
-              <w:t xml:space="preserve"> </w:t>
-            </w:r>
-            <w:r>
-              <w:rPr>
-                <w:rFonts w:ascii="Courier New" w:eastAsia="Courier New" w:hAnsi="Courier New" w:cs="Courier New"/>
-                <w:color w:val="941EDF"/>
-                <w:sz w:val="22"/>
-                <w:szCs w:val="22"/>
-              </w:rPr>
-              <w:t xml:space="preserve"> </w:t>
-            </w:r>
-            <w:r>
-              <w:rPr>
-                <w:rFonts w:ascii="Courier New" w:eastAsia="Courier New" w:hAnsi="Courier New" w:cs="Courier New"/>
-                <w:color w:val="000000"/>
-                <w:sz w:val="22"/>
-                <w:szCs w:val="22"/>
-              </w:rPr>
-              <w:br/>
-              <w:t xml:space="preserve"> </w:t>
-            </w:r>
-            <w:r>
-              <w:rPr>
-                <w:rFonts w:ascii="Courier New" w:eastAsia="Courier New" w:hAnsi="Courier New" w:cs="Courier New"/>
-                <w:color w:val="941EDF"/>
-                <w:sz w:val="22"/>
-                <w:szCs w:val="22"/>
-              </w:rPr>
-              <w:t xml:space="preserve"> </w:t>
-            </w:r>
-            <w:r>
-              <w:rPr>
-                <w:rFonts w:ascii="Courier New" w:eastAsia="Courier New" w:hAnsi="Courier New" w:cs="Courier New"/>
-                <w:color w:val="941EDF"/>
-                <w:sz w:val="22"/>
-                <w:szCs w:val="22"/>
+                <w:sz w:val="20"/>
+                <w:szCs w:val="20"/>
+              </w:rPr>
+              <w:br/>
+              <w:t xml:space="preserve"> </w:t>
+            </w:r>
+            <w:r>
+              <w:rPr>
+                <w:rFonts w:ascii="Courier New" w:eastAsia="Courier New" w:hAnsi="Courier New" w:cs="Courier New"/>
+                <w:color w:val="941EDF"/>
+                <w:sz w:val="20"/>
+                <w:szCs w:val="20"/>
+              </w:rPr>
+              <w:t xml:space="preserve"> </w:t>
+            </w:r>
+            <w:r>
+              <w:rPr>
+                <w:rFonts w:ascii="Courier New" w:eastAsia="Courier New" w:hAnsi="Courier New" w:cs="Courier New"/>
+                <w:color w:val="000000"/>
+                <w:sz w:val="20"/>
+                <w:szCs w:val="20"/>
+              </w:rPr>
+              <w:br/>
+              <w:t xml:space="preserve"> </w:t>
+            </w:r>
+            <w:r>
+              <w:rPr>
+                <w:rFonts w:ascii="Courier New" w:eastAsia="Courier New" w:hAnsi="Courier New" w:cs="Courier New"/>
+                <w:color w:val="941EDF"/>
+                <w:sz w:val="20"/>
+                <w:szCs w:val="20"/>
+              </w:rPr>
+              <w:t xml:space="preserve"> </w:t>
+            </w:r>
+            <w:r>
+              <w:rPr>
+                <w:rFonts w:ascii="Courier New" w:eastAsia="Courier New" w:hAnsi="Courier New" w:cs="Courier New"/>
+                <w:color w:val="941EDF"/>
+                <w:sz w:val="20"/>
+                <w:szCs w:val="20"/>
                 <w:highlight w:val="cyan"/>
               </w:rPr>
               <w:t>public</w:t>
@@ -2623,47 +3204,51 @@
               <w:rPr>
                 <w:rFonts w:ascii="Courier New" w:eastAsia="Courier New" w:hAnsi="Courier New" w:cs="Courier New"/>
                 <w:color w:val="000000"/>
-                <w:sz w:val="22"/>
-                <w:szCs w:val="22"/>
+                <w:sz w:val="20"/>
+                <w:szCs w:val="20"/>
                 <w:highlight w:val="cyan"/>
               </w:rPr>
               <w:t xml:space="preserve"> </w:t>
             </w:r>
-            <w:r>
-              <w:rPr>
-                <w:rFonts w:ascii="Courier New" w:eastAsia="Courier New" w:hAnsi="Courier New" w:cs="Courier New"/>
-                <w:color w:val="941EDF"/>
-                <w:sz w:val="22"/>
-                <w:szCs w:val="22"/>
+            <w:proofErr w:type="spellStart"/>
+            <w:r>
+              <w:rPr>
+                <w:rFonts w:ascii="Courier New" w:eastAsia="Courier New" w:hAnsi="Courier New" w:cs="Courier New"/>
+                <w:color w:val="941EDF"/>
+                <w:sz w:val="20"/>
+                <w:szCs w:val="20"/>
                 <w:highlight w:val="cyan"/>
               </w:rPr>
               <w:t>int</w:t>
             </w:r>
-            <w:r>
-              <w:rPr>
-                <w:rFonts w:ascii="Courier New" w:eastAsia="Courier New" w:hAnsi="Courier New" w:cs="Courier New"/>
-                <w:color w:val="000000"/>
-                <w:sz w:val="22"/>
-                <w:szCs w:val="22"/>
+            <w:proofErr w:type="spellEnd"/>
+            <w:r>
+              <w:rPr>
+                <w:rFonts w:ascii="Courier New" w:eastAsia="Courier New" w:hAnsi="Courier New" w:cs="Courier New"/>
+                <w:color w:val="000000"/>
+                <w:sz w:val="20"/>
+                <w:szCs w:val="20"/>
               </w:rPr>
               <w:t xml:space="preserve"> method2(</w:t>
             </w:r>
-            <w:r>
-              <w:rPr>
-                <w:rFonts w:ascii="Courier New" w:eastAsia="Courier New" w:hAnsi="Courier New" w:cs="Courier New"/>
-                <w:color w:val="941EDF"/>
-                <w:sz w:val="22"/>
-                <w:szCs w:val="22"/>
+            <w:proofErr w:type="spellStart"/>
+            <w:r>
+              <w:rPr>
+                <w:rFonts w:ascii="Courier New" w:eastAsia="Courier New" w:hAnsi="Courier New" w:cs="Courier New"/>
+                <w:color w:val="941EDF"/>
+                <w:sz w:val="20"/>
+                <w:szCs w:val="20"/>
                 <w:highlight w:val="cyan"/>
               </w:rPr>
               <w:t>int</w:t>
             </w:r>
-            <w:r>
-              <w:rPr>
-                <w:rFonts w:ascii="Courier New" w:eastAsia="Courier New" w:hAnsi="Courier New" w:cs="Courier New"/>
-                <w:color w:val="000000"/>
-                <w:sz w:val="22"/>
-                <w:szCs w:val="22"/>
+            <w:proofErr w:type="spellEnd"/>
+            <w:r>
+              <w:rPr>
+                <w:rFonts w:ascii="Courier New" w:eastAsia="Courier New" w:hAnsi="Courier New" w:cs="Courier New"/>
+                <w:color w:val="000000"/>
+                <w:sz w:val="20"/>
+                <w:szCs w:val="20"/>
               </w:rPr>
               <w:t xml:space="preserve"> n) {</w:t>
             </w:r>
@@ -2671,36 +3256,36 @@
               <w:rPr>
                 <w:rFonts w:ascii="Courier New" w:eastAsia="Courier New" w:hAnsi="Courier New" w:cs="Courier New"/>
                 <w:color w:val="000000"/>
-                <w:sz w:val="22"/>
-                <w:szCs w:val="22"/>
-              </w:rPr>
-              <w:br/>
-              <w:t xml:space="preserve"> </w:t>
-            </w:r>
-            <w:r>
-              <w:rPr>
-                <w:rFonts w:ascii="Courier New" w:eastAsia="Courier New" w:hAnsi="Courier New" w:cs="Courier New"/>
-                <w:color w:val="941EDF"/>
-                <w:sz w:val="22"/>
-                <w:szCs w:val="22"/>
-              </w:rPr>
-              <w:t xml:space="preserve"> </w:t>
-            </w:r>
-            <w:r>
-              <w:rPr>
-                <w:rFonts w:ascii="Courier New" w:eastAsia="Courier New" w:hAnsi="Courier New" w:cs="Courier New"/>
-                <w:color w:val="000000"/>
-                <w:sz w:val="22"/>
-                <w:szCs w:val="22"/>
-              </w:rPr>
-              <w:t xml:space="preserve"> </w:t>
-            </w:r>
-            <w:r>
-              <w:rPr>
-                <w:rFonts w:ascii="Courier New" w:eastAsia="Courier New" w:hAnsi="Courier New" w:cs="Courier New"/>
-                <w:color w:val="941EDF"/>
-                <w:sz w:val="22"/>
-                <w:szCs w:val="22"/>
+                <w:sz w:val="20"/>
+                <w:szCs w:val="20"/>
+              </w:rPr>
+              <w:br/>
+              <w:t xml:space="preserve"> </w:t>
+            </w:r>
+            <w:r>
+              <w:rPr>
+                <w:rFonts w:ascii="Courier New" w:eastAsia="Courier New" w:hAnsi="Courier New" w:cs="Courier New"/>
+                <w:color w:val="941EDF"/>
+                <w:sz w:val="20"/>
+                <w:szCs w:val="20"/>
+              </w:rPr>
+              <w:t xml:space="preserve"> </w:t>
+            </w:r>
+            <w:r>
+              <w:rPr>
+                <w:rFonts w:ascii="Courier New" w:eastAsia="Courier New" w:hAnsi="Courier New" w:cs="Courier New"/>
+                <w:color w:val="000000"/>
+                <w:sz w:val="20"/>
+                <w:szCs w:val="20"/>
+              </w:rPr>
+              <w:t xml:space="preserve"> </w:t>
+            </w:r>
+            <w:r>
+              <w:rPr>
+                <w:rFonts w:ascii="Courier New" w:eastAsia="Courier New" w:hAnsi="Courier New" w:cs="Courier New"/>
+                <w:color w:val="941EDF"/>
+                <w:sz w:val="20"/>
+                <w:szCs w:val="20"/>
               </w:rPr>
               <w:t xml:space="preserve"> if</w:t>
             </w:r>
@@ -2708,8 +3293,8 @@
               <w:rPr>
                 <w:rFonts w:ascii="Courier New" w:eastAsia="Courier New" w:hAnsi="Courier New" w:cs="Courier New"/>
                 <w:color w:val="000000"/>
-                <w:sz w:val="22"/>
-                <w:szCs w:val="22"/>
+                <w:sz w:val="20"/>
+                <w:szCs w:val="20"/>
               </w:rPr>
               <w:t xml:space="preserve"> (n &gt; 0) </w:t>
             </w:r>
@@ -2717,8 +3302,8 @@
               <w:rPr>
                 <w:rFonts w:ascii="Courier New" w:eastAsia="Courier New" w:hAnsi="Courier New" w:cs="Courier New"/>
                 <w:color w:val="941EDF"/>
-                <w:sz w:val="22"/>
-                <w:szCs w:val="22"/>
+                <w:sz w:val="20"/>
+                <w:szCs w:val="20"/>
               </w:rPr>
               <w:t>return</w:t>
             </w:r>
@@ -2726,8 +3311,8 @@
               <w:rPr>
                 <w:rFonts w:ascii="Courier New" w:eastAsia="Courier New" w:hAnsi="Courier New" w:cs="Courier New"/>
                 <w:color w:val="000000"/>
-                <w:sz w:val="22"/>
-                <w:szCs w:val="22"/>
+                <w:sz w:val="20"/>
+                <w:szCs w:val="20"/>
               </w:rPr>
               <w:t xml:space="preserve"> 1;</w:t>
             </w:r>
@@ -2735,8 +3320,8 @@
               <w:rPr>
                 <w:rFonts w:ascii="Courier New" w:eastAsia="Courier New" w:hAnsi="Courier New" w:cs="Courier New"/>
                 <w:color w:val="000000"/>
-                <w:sz w:val="22"/>
-                <w:szCs w:val="22"/>
+                <w:sz w:val="20"/>
+                <w:szCs w:val="20"/>
               </w:rPr>
               <w:br/>
               <w:t xml:space="preserve">  </w:t>
@@ -2745,8 +3330,8 @@
               <w:rPr>
                 <w:rFonts w:ascii="Courier New" w:eastAsia="Courier New" w:hAnsi="Courier New" w:cs="Courier New"/>
                 <w:color w:val="941EDF"/>
-                <w:sz w:val="22"/>
-                <w:szCs w:val="22"/>
+                <w:sz w:val="20"/>
+                <w:szCs w:val="20"/>
               </w:rPr>
               <w:t xml:space="preserve">  else</w:t>
             </w:r>
@@ -2754,17 +3339,17 @@
               <w:rPr>
                 <w:rFonts w:ascii="Courier New" w:eastAsia="Courier New" w:hAnsi="Courier New" w:cs="Courier New"/>
                 <w:color w:val="000000"/>
-                <w:sz w:val="22"/>
-                <w:szCs w:val="22"/>
-              </w:rPr>
-              <w:t xml:space="preserve"> </w:t>
-            </w:r>
-            <w:r>
-              <w:rPr>
-                <w:rFonts w:ascii="Courier New" w:eastAsia="Courier New" w:hAnsi="Courier New" w:cs="Courier New"/>
-                <w:color w:val="941EDF"/>
-                <w:sz w:val="22"/>
-                <w:szCs w:val="22"/>
+                <w:sz w:val="20"/>
+                <w:szCs w:val="20"/>
+              </w:rPr>
+              <w:t xml:space="preserve"> </w:t>
+            </w:r>
+            <w:r>
+              <w:rPr>
+                <w:rFonts w:ascii="Courier New" w:eastAsia="Courier New" w:hAnsi="Courier New" w:cs="Courier New"/>
+                <w:color w:val="941EDF"/>
+                <w:sz w:val="20"/>
+                <w:szCs w:val="20"/>
               </w:rPr>
               <w:t>if</w:t>
             </w:r>
@@ -2772,8 +3357,8 @@
               <w:rPr>
                 <w:rFonts w:ascii="Courier New" w:eastAsia="Courier New" w:hAnsi="Courier New" w:cs="Courier New"/>
                 <w:color w:val="000000"/>
-                <w:sz w:val="22"/>
-                <w:szCs w:val="22"/>
+                <w:sz w:val="20"/>
+                <w:szCs w:val="20"/>
               </w:rPr>
               <w:t xml:space="preserve"> (n == 0) </w:t>
             </w:r>
@@ -2781,8 +3366,8 @@
               <w:rPr>
                 <w:rFonts w:ascii="Courier New" w:eastAsia="Courier New" w:hAnsi="Courier New" w:cs="Courier New"/>
                 <w:color w:val="941EDF"/>
-                <w:sz w:val="22"/>
-                <w:szCs w:val="22"/>
+                <w:sz w:val="20"/>
+                <w:szCs w:val="20"/>
               </w:rPr>
               <w:t>return</w:t>
             </w:r>
@@ -2790,8 +3375,8 @@
               <w:rPr>
                 <w:rFonts w:ascii="Courier New" w:eastAsia="Courier New" w:hAnsi="Courier New" w:cs="Courier New"/>
                 <w:color w:val="000000"/>
-                <w:sz w:val="22"/>
-                <w:szCs w:val="22"/>
+                <w:sz w:val="20"/>
+                <w:szCs w:val="20"/>
               </w:rPr>
               <w:t xml:space="preserve"> 0;</w:t>
             </w:r>
@@ -2799,8 +3384,8 @@
               <w:rPr>
                 <w:rFonts w:ascii="Courier New" w:eastAsia="Courier New" w:hAnsi="Courier New" w:cs="Courier New"/>
                 <w:color w:val="000000"/>
-                <w:sz w:val="22"/>
-                <w:szCs w:val="22"/>
+                <w:sz w:val="20"/>
+                <w:szCs w:val="20"/>
               </w:rPr>
               <w:br/>
               <w:t xml:space="preserve">  </w:t>
@@ -2809,26 +3394,26 @@
               <w:rPr>
                 <w:rFonts w:ascii="Courier New" w:eastAsia="Courier New" w:hAnsi="Courier New" w:cs="Courier New"/>
                 <w:color w:val="941EDF"/>
-                <w:sz w:val="22"/>
-                <w:szCs w:val="22"/>
-              </w:rPr>
-              <w:t xml:space="preserve"> </w:t>
-            </w:r>
-            <w:r>
-              <w:rPr>
-                <w:rFonts w:ascii="Courier New" w:eastAsia="Courier New" w:hAnsi="Courier New" w:cs="Courier New"/>
-                <w:color w:val="000000"/>
-                <w:sz w:val="22"/>
-                <w:szCs w:val="22"/>
-              </w:rPr>
-              <w:t xml:space="preserve"> </w:t>
-            </w:r>
-            <w:r>
-              <w:rPr>
-                <w:rFonts w:ascii="Courier New" w:eastAsia="Courier New" w:hAnsi="Courier New" w:cs="Courier New"/>
-                <w:color w:val="941EDF"/>
-                <w:sz w:val="22"/>
-                <w:szCs w:val="22"/>
+                <w:sz w:val="20"/>
+                <w:szCs w:val="20"/>
+              </w:rPr>
+              <w:t xml:space="preserve"> </w:t>
+            </w:r>
+            <w:r>
+              <w:rPr>
+                <w:rFonts w:ascii="Courier New" w:eastAsia="Courier New" w:hAnsi="Courier New" w:cs="Courier New"/>
+                <w:color w:val="000000"/>
+                <w:sz w:val="20"/>
+                <w:szCs w:val="20"/>
+              </w:rPr>
+              <w:t xml:space="preserve"> </w:t>
+            </w:r>
+            <w:r>
+              <w:rPr>
+                <w:rFonts w:ascii="Courier New" w:eastAsia="Courier New" w:hAnsi="Courier New" w:cs="Courier New"/>
+                <w:color w:val="941EDF"/>
+                <w:sz w:val="20"/>
+                <w:szCs w:val="20"/>
               </w:rPr>
               <w:t>else</w:t>
             </w:r>
@@ -2836,17 +3421,17 @@
               <w:rPr>
                 <w:rFonts w:ascii="Courier New" w:eastAsia="Courier New" w:hAnsi="Courier New" w:cs="Courier New"/>
                 <w:color w:val="000000"/>
-                <w:sz w:val="22"/>
-                <w:szCs w:val="22"/>
-              </w:rPr>
-              <w:t xml:space="preserve"> </w:t>
-            </w:r>
-            <w:r>
-              <w:rPr>
-                <w:rFonts w:ascii="Courier New" w:eastAsia="Courier New" w:hAnsi="Courier New" w:cs="Courier New"/>
-                <w:color w:val="941EDF"/>
-                <w:sz w:val="22"/>
-                <w:szCs w:val="22"/>
+                <w:sz w:val="20"/>
+                <w:szCs w:val="20"/>
+              </w:rPr>
+              <w:t xml:space="preserve"> </w:t>
+            </w:r>
+            <w:r>
+              <w:rPr>
+                <w:rFonts w:ascii="Courier New" w:eastAsia="Courier New" w:hAnsi="Courier New" w:cs="Courier New"/>
+                <w:color w:val="941EDF"/>
+                <w:sz w:val="20"/>
+                <w:szCs w:val="20"/>
               </w:rPr>
               <w:t>if</w:t>
             </w:r>
@@ -2854,8 +3439,8 @@
               <w:rPr>
                 <w:rFonts w:ascii="Courier New" w:eastAsia="Courier New" w:hAnsi="Courier New" w:cs="Courier New"/>
                 <w:color w:val="000000"/>
-                <w:sz w:val="22"/>
-                <w:szCs w:val="22"/>
+                <w:sz w:val="20"/>
+                <w:szCs w:val="20"/>
               </w:rPr>
               <w:t xml:space="preserve"> (n &lt; 0) </w:t>
             </w:r>
@@ -2863,8 +3448,8 @@
               <w:rPr>
                 <w:rFonts w:ascii="Courier New" w:eastAsia="Courier New" w:hAnsi="Courier New" w:cs="Courier New"/>
                 <w:color w:val="941EDF"/>
-                <w:sz w:val="22"/>
-                <w:szCs w:val="22"/>
+                <w:sz w:val="20"/>
+                <w:szCs w:val="20"/>
               </w:rPr>
               <w:t>return</w:t>
             </w:r>
@@ -2872,8 +3457,8 @@
               <w:rPr>
                 <w:rFonts w:ascii="Courier New" w:eastAsia="Courier New" w:hAnsi="Courier New" w:cs="Courier New"/>
                 <w:color w:val="000000"/>
-                <w:sz w:val="22"/>
-                <w:szCs w:val="22"/>
+                <w:sz w:val="20"/>
+                <w:szCs w:val="20"/>
               </w:rPr>
               <w:t xml:space="preserve"> –1;</w:t>
             </w:r>
@@ -2881,27 +3466,27 @@
               <w:rPr>
                 <w:rFonts w:ascii="Courier New" w:eastAsia="Courier New" w:hAnsi="Courier New" w:cs="Courier New"/>
                 <w:color w:val="000000"/>
-                <w:sz w:val="22"/>
-                <w:szCs w:val="22"/>
-              </w:rPr>
-              <w:br/>
-              <w:t xml:space="preserve"> </w:t>
-            </w:r>
-            <w:r>
-              <w:rPr>
-                <w:rFonts w:ascii="Courier New" w:eastAsia="Courier New" w:hAnsi="Courier New" w:cs="Courier New"/>
-                <w:color w:val="941EDF"/>
-                <w:sz w:val="22"/>
-                <w:szCs w:val="22"/>
-              </w:rPr>
-              <w:t xml:space="preserve"> </w:t>
-            </w:r>
-            <w:r>
-              <w:rPr>
-                <w:rFonts w:ascii="Courier New" w:eastAsia="Courier New" w:hAnsi="Courier New" w:cs="Courier New"/>
-                <w:color w:val="000000"/>
-                <w:sz w:val="22"/>
-                <w:szCs w:val="22"/>
+                <w:sz w:val="20"/>
+                <w:szCs w:val="20"/>
+              </w:rPr>
+              <w:br/>
+              <w:t xml:space="preserve"> </w:t>
+            </w:r>
+            <w:r>
+              <w:rPr>
+                <w:rFonts w:ascii="Courier New" w:eastAsia="Courier New" w:hAnsi="Courier New" w:cs="Courier New"/>
+                <w:color w:val="941EDF"/>
+                <w:sz w:val="20"/>
+                <w:szCs w:val="20"/>
+              </w:rPr>
+              <w:t xml:space="preserve"> </w:t>
+            </w:r>
+            <w:r>
+              <w:rPr>
+                <w:rFonts w:ascii="Courier New" w:eastAsia="Courier New" w:hAnsi="Courier New" w:cs="Courier New"/>
+                <w:color w:val="000000"/>
+                <w:sz w:val="20"/>
+                <w:szCs w:val="20"/>
               </w:rPr>
               <w:t>}</w:t>
             </w:r>
@@ -2909,8 +3494,8 @@
               <w:rPr>
                 <w:rFonts w:ascii="Courier New" w:eastAsia="Courier New" w:hAnsi="Courier New" w:cs="Courier New"/>
                 <w:color w:val="000000"/>
-                <w:sz w:val="22"/>
-                <w:szCs w:val="22"/>
+                <w:sz w:val="20"/>
+                <w:szCs w:val="20"/>
               </w:rPr>
               <w:br/>
               <w:t>}</w:t>
@@ -2919,7 +3504,7 @@
         </w:tc>
         <w:tc>
           <w:tcPr>
-            <w:tcW w:w="2799" w:type="dxa"/>
+            <w:tcW w:w="3747" w:type="dxa"/>
           </w:tcPr>
           <w:p>
             <w:pPr>
@@ -3172,22 +3757,22 @@
       <w:tr>
         <w:tc>
           <w:tcPr>
-            <w:tcW w:w="7621" w:type="dxa"/>
+            <w:tcW w:w="6673" w:type="dxa"/>
           </w:tcPr>
           <w:p>
             <w:pPr>
               <w:rPr>
                 <w:rFonts w:ascii="TH Sarabun PSK" w:eastAsia="TH Sarabun PSK" w:hAnsi="TH Sarabun PSK" w:cs="TH Sarabun PSK"/>
-                <w:sz w:val="28"/>
-                <w:szCs w:val="28"/>
+                <w:sz w:val="20"/>
+                <w:szCs w:val="20"/>
               </w:rPr>
             </w:pPr>
             <w:r>
               <w:rPr>
                 <w:rFonts w:ascii="Courier New" w:eastAsia="Courier New" w:hAnsi="Courier New" w:cs="Courier New"/>
                 <w:color w:val="941EDF"/>
-                <w:sz w:val="22"/>
-                <w:szCs w:val="22"/>
+                <w:sz w:val="20"/>
+                <w:szCs w:val="20"/>
               </w:rPr>
               <w:t>public</w:t>
             </w:r>
@@ -3195,17 +3780,17 @@
               <w:rPr>
                 <w:rFonts w:ascii="Courier New" w:eastAsia="Courier New" w:hAnsi="Courier New" w:cs="Courier New"/>
                 <w:color w:val="000000"/>
-                <w:sz w:val="22"/>
-                <w:szCs w:val="22"/>
-              </w:rPr>
-              <w:t xml:space="preserve"> </w:t>
-            </w:r>
-            <w:r>
-              <w:rPr>
-                <w:rFonts w:ascii="Courier New" w:eastAsia="Courier New" w:hAnsi="Courier New" w:cs="Courier New"/>
-                <w:color w:val="941EDF"/>
-                <w:sz w:val="22"/>
-                <w:szCs w:val="22"/>
+                <w:sz w:val="20"/>
+                <w:szCs w:val="20"/>
+              </w:rPr>
+              <w:t xml:space="preserve"> </w:t>
+            </w:r>
+            <w:r>
+              <w:rPr>
+                <w:rFonts w:ascii="Courier New" w:eastAsia="Courier New" w:hAnsi="Courier New" w:cs="Courier New"/>
+                <w:color w:val="941EDF"/>
+                <w:sz w:val="20"/>
+                <w:szCs w:val="20"/>
               </w:rPr>
               <w:t>class</w:t>
             </w:r>
@@ -3213,8 +3798,8 @@
               <w:rPr>
                 <w:rFonts w:ascii="Courier New" w:eastAsia="Courier New" w:hAnsi="Courier New" w:cs="Courier New"/>
                 <w:color w:val="000000"/>
-                <w:sz w:val="22"/>
-                <w:szCs w:val="22"/>
+                <w:sz w:val="20"/>
+                <w:szCs w:val="20"/>
               </w:rPr>
               <w:t xml:space="preserve"> Test {</w:t>
             </w:r>
@@ -3222,18 +3807,18 @@
               <w:rPr>
                 <w:rFonts w:ascii="Courier New" w:eastAsia="Courier New" w:hAnsi="Courier New" w:cs="Courier New"/>
                 <w:color w:val="000000"/>
-                <w:sz w:val="22"/>
-                <w:szCs w:val="22"/>
-              </w:rPr>
-              <w:br/>
-              <w:t xml:space="preserve"> </w:t>
-            </w:r>
-            <w:r>
-              <w:rPr>
-                <w:rFonts w:ascii="Courier New" w:eastAsia="Courier New" w:hAnsi="Courier New" w:cs="Courier New"/>
-                <w:color w:val="941EDF"/>
-                <w:sz w:val="22"/>
-                <w:szCs w:val="22"/>
+                <w:sz w:val="20"/>
+                <w:szCs w:val="20"/>
+              </w:rPr>
+              <w:br/>
+              <w:t xml:space="preserve"> </w:t>
+            </w:r>
+            <w:r>
+              <w:rPr>
+                <w:rFonts w:ascii="Courier New" w:eastAsia="Courier New" w:hAnsi="Courier New" w:cs="Courier New"/>
+                <w:color w:val="941EDF"/>
+                <w:sz w:val="20"/>
+                <w:szCs w:val="20"/>
               </w:rPr>
               <w:t xml:space="preserve"> public</w:t>
             </w:r>
@@ -3241,17 +3826,17 @@
               <w:rPr>
                 <w:rFonts w:ascii="Courier New" w:eastAsia="Courier New" w:hAnsi="Courier New" w:cs="Courier New"/>
                 <w:color w:val="000000"/>
-                <w:sz w:val="22"/>
-                <w:szCs w:val="22"/>
-              </w:rPr>
-              <w:t xml:space="preserve"> </w:t>
-            </w:r>
-            <w:r>
-              <w:rPr>
-                <w:rFonts w:ascii="Courier New" w:eastAsia="Courier New" w:hAnsi="Courier New" w:cs="Courier New"/>
-                <w:color w:val="941EDF"/>
-                <w:sz w:val="22"/>
-                <w:szCs w:val="22"/>
+                <w:sz w:val="20"/>
+                <w:szCs w:val="20"/>
+              </w:rPr>
+              <w:t xml:space="preserve"> </w:t>
+            </w:r>
+            <w:r>
+              <w:rPr>
+                <w:rFonts w:ascii="Courier New" w:eastAsia="Courier New" w:hAnsi="Courier New" w:cs="Courier New"/>
+                <w:color w:val="941EDF"/>
+                <w:sz w:val="20"/>
+                <w:szCs w:val="20"/>
               </w:rPr>
               <w:t>static</w:t>
             </w:r>
@@ -3259,17 +3844,17 @@
               <w:rPr>
                 <w:rFonts w:ascii="Courier New" w:eastAsia="Courier New" w:hAnsi="Courier New" w:cs="Courier New"/>
                 <w:color w:val="000000"/>
-                <w:sz w:val="22"/>
-                <w:szCs w:val="22"/>
-              </w:rPr>
-              <w:t xml:space="preserve"> </w:t>
-            </w:r>
-            <w:r>
-              <w:rPr>
-                <w:rFonts w:ascii="Courier New" w:eastAsia="Courier New" w:hAnsi="Courier New" w:cs="Courier New"/>
-                <w:color w:val="941EDF"/>
-                <w:sz w:val="22"/>
-                <w:szCs w:val="22"/>
+                <w:sz w:val="20"/>
+                <w:szCs w:val="20"/>
+              </w:rPr>
+              <w:t xml:space="preserve"> </w:t>
+            </w:r>
+            <w:r>
+              <w:rPr>
+                <w:rFonts w:ascii="Courier New" w:eastAsia="Courier New" w:hAnsi="Courier New" w:cs="Courier New"/>
+                <w:color w:val="941EDF"/>
+                <w:sz w:val="20"/>
+                <w:szCs w:val="20"/>
               </w:rPr>
               <w:t>void</w:t>
             </w:r>
@@ -3277,63 +3862,94 @@
               <w:rPr>
                 <w:rFonts w:ascii="Courier New" w:eastAsia="Courier New" w:hAnsi="Courier New" w:cs="Courier New"/>
                 <w:color w:val="000000"/>
-                <w:sz w:val="22"/>
-                <w:szCs w:val="22"/>
-              </w:rPr>
-              <w:t xml:space="preserve"> main(String[] args) {</w:t>
-            </w:r>
-            <w:r>
-              <w:rPr>
-                <w:rFonts w:ascii="Courier New" w:eastAsia="Courier New" w:hAnsi="Courier New" w:cs="Courier New"/>
-                <w:color w:val="000000"/>
-                <w:sz w:val="22"/>
-                <w:szCs w:val="22"/>
-              </w:rPr>
-              <w:br/>
-              <w:t xml:space="preserve"> </w:t>
-            </w:r>
-            <w:r>
-              <w:rPr>
-                <w:rFonts w:ascii="Courier New" w:eastAsia="Courier New" w:hAnsi="Courier New" w:cs="Courier New"/>
-                <w:color w:val="941EDF"/>
-                <w:sz w:val="22"/>
-                <w:szCs w:val="22"/>
-              </w:rPr>
-              <w:t xml:space="preserve"> </w:t>
-            </w:r>
-            <w:r>
-              <w:rPr>
-                <w:rFonts w:ascii="Courier New" w:eastAsia="Courier New" w:hAnsi="Courier New" w:cs="Courier New"/>
-                <w:color w:val="000000"/>
-                <w:sz w:val="22"/>
-                <w:szCs w:val="22"/>
-              </w:rPr>
-              <w:t xml:space="preserve"> </w:t>
-            </w:r>
-            <w:r>
-              <w:rPr>
-                <w:rFonts w:ascii="Courier New" w:eastAsia="Courier New" w:hAnsi="Courier New" w:cs="Courier New"/>
-                <w:color w:val="941EDF"/>
-                <w:sz w:val="22"/>
-                <w:szCs w:val="22"/>
-              </w:rPr>
-              <w:t xml:space="preserve"> </w:t>
-            </w:r>
-            <w:r>
-              <w:rPr>
-                <w:rFonts w:ascii="Courier New" w:eastAsia="Courier New" w:hAnsi="Courier New" w:cs="Courier New"/>
-                <w:color w:val="000000"/>
-                <w:sz w:val="22"/>
-                <w:szCs w:val="22"/>
-              </w:rPr>
-              <w:t>nPrintln (</w:t>
-            </w:r>
-            <w:r>
-              <w:rPr>
-                <w:rFonts w:ascii="Courier New" w:eastAsia="Courier New" w:hAnsi="Courier New" w:cs="Courier New"/>
-                <w:color w:val="000000"/>
-                <w:sz w:val="22"/>
-                <w:szCs w:val="22"/>
+                <w:sz w:val="20"/>
+                <w:szCs w:val="20"/>
+              </w:rPr>
+              <w:t xml:space="preserve"> main(String[] </w:t>
+            </w:r>
+            <w:proofErr w:type="spellStart"/>
+            <w:r>
+              <w:rPr>
+                <w:rFonts w:ascii="Courier New" w:eastAsia="Courier New" w:hAnsi="Courier New" w:cs="Courier New"/>
+                <w:color w:val="000000"/>
+                <w:sz w:val="20"/>
+                <w:szCs w:val="20"/>
+              </w:rPr>
+              <w:t>args</w:t>
+            </w:r>
+            <w:proofErr w:type="spellEnd"/>
+            <w:r>
+              <w:rPr>
+                <w:rFonts w:ascii="Courier New" w:eastAsia="Courier New" w:hAnsi="Courier New" w:cs="Courier New"/>
+                <w:color w:val="000000"/>
+                <w:sz w:val="20"/>
+                <w:szCs w:val="20"/>
+              </w:rPr>
+              <w:t>) {</w:t>
+            </w:r>
+            <w:r>
+              <w:rPr>
+                <w:rFonts w:ascii="Courier New" w:eastAsia="Courier New" w:hAnsi="Courier New" w:cs="Courier New"/>
+                <w:color w:val="000000"/>
+                <w:sz w:val="20"/>
+                <w:szCs w:val="20"/>
+              </w:rPr>
+              <w:br/>
+              <w:t xml:space="preserve"> </w:t>
+            </w:r>
+            <w:r>
+              <w:rPr>
+                <w:rFonts w:ascii="Courier New" w:eastAsia="Courier New" w:hAnsi="Courier New" w:cs="Courier New"/>
+                <w:color w:val="941EDF"/>
+                <w:sz w:val="20"/>
+                <w:szCs w:val="20"/>
+              </w:rPr>
+              <w:t xml:space="preserve"> </w:t>
+            </w:r>
+            <w:r>
+              <w:rPr>
+                <w:rFonts w:ascii="Courier New" w:eastAsia="Courier New" w:hAnsi="Courier New" w:cs="Courier New"/>
+                <w:color w:val="000000"/>
+                <w:sz w:val="20"/>
+                <w:szCs w:val="20"/>
+              </w:rPr>
+              <w:t xml:space="preserve"> </w:t>
+            </w:r>
+            <w:r>
+              <w:rPr>
+                <w:rFonts w:ascii="Courier New" w:eastAsia="Courier New" w:hAnsi="Courier New" w:cs="Courier New"/>
+                <w:color w:val="941EDF"/>
+                <w:sz w:val="20"/>
+                <w:szCs w:val="20"/>
+              </w:rPr>
+              <w:t xml:space="preserve"> </w:t>
+            </w:r>
+            <w:proofErr w:type="spellStart"/>
+            <w:r>
+              <w:rPr>
+                <w:rFonts w:ascii="Courier New" w:eastAsia="Courier New" w:hAnsi="Courier New" w:cs="Courier New"/>
+                <w:color w:val="000000"/>
+                <w:sz w:val="20"/>
+                <w:szCs w:val="20"/>
+              </w:rPr>
+              <w:t>nPrintln</w:t>
+            </w:r>
+            <w:proofErr w:type="spellEnd"/>
+            <w:r>
+              <w:rPr>
+                <w:rFonts w:ascii="Courier New" w:eastAsia="Courier New" w:hAnsi="Courier New" w:cs="Courier New"/>
+                <w:color w:val="000000"/>
+                <w:sz w:val="20"/>
+                <w:szCs w:val="20"/>
+              </w:rPr>
+              <w:t>(</w:t>
+            </w:r>
+            <w:r>
+              <w:rPr>
+                <w:rFonts w:ascii="Courier New" w:eastAsia="Courier New" w:hAnsi="Courier New" w:cs="Courier New"/>
+                <w:color w:val="000000"/>
+                <w:sz w:val="20"/>
+                <w:szCs w:val="20"/>
                 <w:highlight w:val="cyan"/>
               </w:rPr>
               <w:t xml:space="preserve">5, </w:t>
@@ -3342,8 +3958,8 @@
               <w:rPr>
                 <w:rFonts w:ascii="Courier New" w:eastAsia="Courier New" w:hAnsi="Courier New" w:cs="Courier New"/>
                 <w:color w:val="00CB00"/>
-                <w:sz w:val="22"/>
-                <w:szCs w:val="22"/>
+                <w:sz w:val="20"/>
+                <w:szCs w:val="20"/>
                 <w:highlight w:val="cyan"/>
               </w:rPr>
               <w:t>"Welcome to Java!"</w:t>
@@ -3352,8 +3968,8 @@
               <w:rPr>
                 <w:rFonts w:ascii="Courier New" w:eastAsia="Courier New" w:hAnsi="Courier New" w:cs="Courier New"/>
                 <w:color w:val="000000"/>
-                <w:sz w:val="22"/>
-                <w:szCs w:val="22"/>
+                <w:sz w:val="20"/>
+                <w:szCs w:val="20"/>
               </w:rPr>
               <w:t>);</w:t>
             </w:r>
@@ -3361,27 +3977,27 @@
               <w:rPr>
                 <w:rFonts w:ascii="Courier New" w:eastAsia="Courier New" w:hAnsi="Courier New" w:cs="Courier New"/>
                 <w:color w:val="000000"/>
-                <w:sz w:val="22"/>
-                <w:szCs w:val="22"/>
-              </w:rPr>
-              <w:br/>
-              <w:t xml:space="preserve"> </w:t>
-            </w:r>
-            <w:r>
-              <w:rPr>
-                <w:rFonts w:ascii="Courier New" w:eastAsia="Courier New" w:hAnsi="Courier New" w:cs="Courier New"/>
-                <w:color w:val="941EDF"/>
-                <w:sz w:val="22"/>
-                <w:szCs w:val="22"/>
-              </w:rPr>
-              <w:t xml:space="preserve"> </w:t>
-            </w:r>
-            <w:r>
-              <w:rPr>
-                <w:rFonts w:ascii="Courier New" w:eastAsia="Courier New" w:hAnsi="Courier New" w:cs="Courier New"/>
-                <w:color w:val="000000"/>
-                <w:sz w:val="22"/>
-                <w:szCs w:val="22"/>
+                <w:sz w:val="20"/>
+                <w:szCs w:val="20"/>
+              </w:rPr>
+              <w:br/>
+              <w:t xml:space="preserve"> </w:t>
+            </w:r>
+            <w:r>
+              <w:rPr>
+                <w:rFonts w:ascii="Courier New" w:eastAsia="Courier New" w:hAnsi="Courier New" w:cs="Courier New"/>
+                <w:color w:val="941EDF"/>
+                <w:sz w:val="20"/>
+                <w:szCs w:val="20"/>
+              </w:rPr>
+              <w:t xml:space="preserve"> </w:t>
+            </w:r>
+            <w:r>
+              <w:rPr>
+                <w:rFonts w:ascii="Courier New" w:eastAsia="Courier New" w:hAnsi="Courier New" w:cs="Courier New"/>
+                <w:color w:val="000000"/>
+                <w:sz w:val="20"/>
+                <w:szCs w:val="20"/>
               </w:rPr>
               <w:t>}</w:t>
             </w:r>
@@ -3389,17 +4005,17 @@
               <w:rPr>
                 <w:rFonts w:ascii="Courier New" w:eastAsia="Courier New" w:hAnsi="Courier New" w:cs="Courier New"/>
                 <w:color w:val="000000"/>
-                <w:sz w:val="22"/>
-                <w:szCs w:val="22"/>
-              </w:rPr>
-              <w:br/>
-            </w:r>
-            <w:r>
-              <w:rPr>
-                <w:rFonts w:ascii="Courier New" w:eastAsia="Courier New" w:hAnsi="Courier New" w:cs="Courier New"/>
-                <w:color w:val="941EDF"/>
-                <w:sz w:val="22"/>
-                <w:szCs w:val="22"/>
+                <w:sz w:val="20"/>
+                <w:szCs w:val="20"/>
+              </w:rPr>
+              <w:br/>
+            </w:r>
+            <w:r>
+              <w:rPr>
+                <w:rFonts w:ascii="Courier New" w:eastAsia="Courier New" w:hAnsi="Courier New" w:cs="Courier New"/>
+                <w:color w:val="941EDF"/>
+                <w:sz w:val="20"/>
+                <w:szCs w:val="20"/>
               </w:rPr>
               <w:t>public</w:t>
             </w:r>
@@ -3407,17 +4023,17 @@
               <w:rPr>
                 <w:rFonts w:ascii="Courier New" w:eastAsia="Courier New" w:hAnsi="Courier New" w:cs="Courier New"/>
                 <w:color w:val="000000"/>
-                <w:sz w:val="22"/>
-                <w:szCs w:val="22"/>
-              </w:rPr>
-              <w:t xml:space="preserve"> </w:t>
-            </w:r>
-            <w:r>
-              <w:rPr>
-                <w:rFonts w:ascii="Courier New" w:eastAsia="Courier New" w:hAnsi="Courier New" w:cs="Courier New"/>
-                <w:color w:val="941EDF"/>
-                <w:sz w:val="22"/>
-                <w:szCs w:val="22"/>
+                <w:sz w:val="20"/>
+                <w:szCs w:val="20"/>
+              </w:rPr>
+              <w:t xml:space="preserve"> </w:t>
+            </w:r>
+            <w:r>
+              <w:rPr>
+                <w:rFonts w:ascii="Courier New" w:eastAsia="Courier New" w:hAnsi="Courier New" w:cs="Courier New"/>
+                <w:color w:val="941EDF"/>
+                <w:sz w:val="20"/>
+                <w:szCs w:val="20"/>
               </w:rPr>
               <w:t>static</w:t>
             </w:r>
@@ -3425,17 +4041,17 @@
               <w:rPr>
                 <w:rFonts w:ascii="Courier New" w:eastAsia="Courier New" w:hAnsi="Courier New" w:cs="Courier New"/>
                 <w:color w:val="000000"/>
-                <w:sz w:val="22"/>
-                <w:szCs w:val="22"/>
-              </w:rPr>
-              <w:t xml:space="preserve"> </w:t>
-            </w:r>
-            <w:r>
-              <w:rPr>
-                <w:rFonts w:ascii="Courier New" w:eastAsia="Courier New" w:hAnsi="Courier New" w:cs="Courier New"/>
-                <w:color w:val="941EDF"/>
-                <w:sz w:val="22"/>
-                <w:szCs w:val="22"/>
+                <w:sz w:val="20"/>
+                <w:szCs w:val="20"/>
+              </w:rPr>
+              <w:t xml:space="preserve"> </w:t>
+            </w:r>
+            <w:r>
+              <w:rPr>
+                <w:rFonts w:ascii="Courier New" w:eastAsia="Courier New" w:hAnsi="Courier New" w:cs="Courier New"/>
+                <w:color w:val="941EDF"/>
+                <w:sz w:val="20"/>
+                <w:szCs w:val="20"/>
               </w:rPr>
               <w:t>void</w:t>
             </w:r>
@@ -3443,37 +4059,59 @@
               <w:rPr>
                 <w:rFonts w:ascii="Courier New" w:eastAsia="Courier New" w:hAnsi="Courier New" w:cs="Courier New"/>
                 <w:color w:val="000000"/>
-                <w:sz w:val="22"/>
-                <w:szCs w:val="22"/>
-              </w:rPr>
-              <w:t xml:space="preserve"> nPrintln(</w:t>
-            </w:r>
-            <w:r>
-              <w:rPr>
-                <w:rFonts w:ascii="Courier New" w:eastAsia="Courier New" w:hAnsi="Courier New" w:cs="Courier New"/>
-                <w:color w:val="000000"/>
-                <w:sz w:val="22"/>
-                <w:szCs w:val="22"/>
+                <w:sz w:val="20"/>
+                <w:szCs w:val="20"/>
+              </w:rPr>
+              <w:t xml:space="preserve"> </w:t>
+            </w:r>
+            <w:proofErr w:type="spellStart"/>
+            <w:r>
+              <w:rPr>
+                <w:rFonts w:ascii="Courier New" w:eastAsia="Courier New" w:hAnsi="Courier New" w:cs="Courier New"/>
+                <w:color w:val="000000"/>
+                <w:sz w:val="20"/>
+                <w:szCs w:val="20"/>
+              </w:rPr>
+              <w:t>nPrintln</w:t>
+            </w:r>
+            <w:proofErr w:type="spellEnd"/>
+            <w:r>
+              <w:rPr>
+                <w:rFonts w:ascii="Courier New" w:eastAsia="Courier New" w:hAnsi="Courier New" w:cs="Courier New"/>
+                <w:color w:val="000000"/>
+                <w:sz w:val="20"/>
+                <w:szCs w:val="20"/>
+              </w:rPr>
+              <w:t>(</w:t>
+            </w:r>
+            <w:r>
+              <w:rPr>
+                <w:rFonts w:ascii="Courier New" w:eastAsia="Courier New" w:hAnsi="Courier New" w:cs="Courier New"/>
+                <w:color w:val="000000"/>
+                <w:sz w:val="20"/>
+                <w:szCs w:val="20"/>
                 <w:highlight w:val="cyan"/>
               </w:rPr>
               <w:t xml:space="preserve">String message, </w:t>
             </w:r>
-            <w:r>
-              <w:rPr>
-                <w:rFonts w:ascii="Courier New" w:eastAsia="Courier New" w:hAnsi="Courier New" w:cs="Courier New"/>
-                <w:color w:val="941EDF"/>
-                <w:sz w:val="22"/>
-                <w:szCs w:val="22"/>
+            <w:proofErr w:type="spellStart"/>
+            <w:r>
+              <w:rPr>
+                <w:rFonts w:ascii="Courier New" w:eastAsia="Courier New" w:hAnsi="Courier New" w:cs="Courier New"/>
+                <w:color w:val="941EDF"/>
+                <w:sz w:val="20"/>
+                <w:szCs w:val="20"/>
                 <w:highlight w:val="cyan"/>
               </w:rPr>
               <w:t>int</w:t>
             </w:r>
-            <w:r>
-              <w:rPr>
-                <w:rFonts w:ascii="Courier New" w:eastAsia="Courier New" w:hAnsi="Courier New" w:cs="Courier New"/>
-                <w:color w:val="000000"/>
-                <w:sz w:val="22"/>
-                <w:szCs w:val="22"/>
+            <w:proofErr w:type="spellEnd"/>
+            <w:r>
+              <w:rPr>
+                <w:rFonts w:ascii="Courier New" w:eastAsia="Courier New" w:hAnsi="Courier New" w:cs="Courier New"/>
+                <w:color w:val="000000"/>
+                <w:sz w:val="20"/>
+                <w:szCs w:val="20"/>
                 <w:highlight w:val="cyan"/>
               </w:rPr>
               <w:t xml:space="preserve"> n</w:t>
@@ -3482,8 +4120,8 @@
               <w:rPr>
                 <w:rFonts w:ascii="Courier New" w:eastAsia="Courier New" w:hAnsi="Courier New" w:cs="Courier New"/>
                 <w:color w:val="000000"/>
-                <w:sz w:val="22"/>
-                <w:szCs w:val="22"/>
+                <w:sz w:val="20"/>
+                <w:szCs w:val="20"/>
               </w:rPr>
               <w:t>) {</w:t>
             </w:r>
@@ -3491,44 +4129,55 @@
               <w:rPr>
                 <w:rFonts w:ascii="Courier New" w:eastAsia="Courier New" w:hAnsi="Courier New" w:cs="Courier New"/>
                 <w:color w:val="000000"/>
-                <w:sz w:val="22"/>
-                <w:szCs w:val="22"/>
-              </w:rPr>
-              <w:br/>
-            </w:r>
-            <w:r>
-              <w:rPr>
-                <w:rFonts w:ascii="Courier New" w:eastAsia="Courier New" w:hAnsi="Courier New" w:cs="Courier New"/>
-                <w:sz w:val="22"/>
-                <w:szCs w:val="22"/>
+                <w:sz w:val="20"/>
+                <w:szCs w:val="20"/>
+              </w:rPr>
+              <w:br/>
+            </w:r>
+            <w:r>
+              <w:rPr>
+                <w:rFonts w:ascii="Courier New" w:eastAsia="Courier New" w:hAnsi="Courier New" w:cs="Courier New"/>
+                <w:sz w:val="20"/>
+                <w:szCs w:val="20"/>
               </w:rPr>
               <w:t xml:space="preserve">  </w:t>
             </w:r>
-            <w:r>
-              <w:rPr>
-                <w:rFonts w:ascii="Courier New" w:eastAsia="Courier New" w:hAnsi="Courier New" w:cs="Courier New"/>
-                <w:sz w:val="22"/>
-                <w:szCs w:val="22"/>
+            <w:proofErr w:type="spellStart"/>
+            <w:r>
+              <w:rPr>
+                <w:rFonts w:ascii="Courier New" w:eastAsia="Courier New" w:hAnsi="Courier New" w:cs="Courier New"/>
+                <w:sz w:val="20"/>
+                <w:szCs w:val="20"/>
                 <w:highlight w:val="yellow"/>
               </w:rPr>
-              <w:t>int n = 1;</w:t>
-            </w:r>
-            <w:r>
-              <w:rPr>
-                <w:rFonts w:ascii="Courier New" w:eastAsia="Courier New" w:hAnsi="Courier New" w:cs="Courier New"/>
-                <w:color w:val="000000"/>
-                <w:sz w:val="22"/>
-                <w:szCs w:val="22"/>
-              </w:rPr>
-              <w:br/>
-              <w:t xml:space="preserve"> </w:t>
-            </w:r>
-            <w:r>
-              <w:rPr>
-                <w:rFonts w:ascii="Courier New" w:eastAsia="Courier New" w:hAnsi="Courier New" w:cs="Courier New"/>
-                <w:color w:val="941EDF"/>
-                <w:sz w:val="22"/>
-                <w:szCs w:val="22"/>
+              <w:t>int</w:t>
+            </w:r>
+            <w:proofErr w:type="spellEnd"/>
+            <w:r>
+              <w:rPr>
+                <w:rFonts w:ascii="Courier New" w:eastAsia="Courier New" w:hAnsi="Courier New" w:cs="Courier New"/>
+                <w:sz w:val="20"/>
+                <w:szCs w:val="20"/>
+                <w:highlight w:val="yellow"/>
+              </w:rPr>
+              <w:t xml:space="preserve"> n = 1;</w:t>
+            </w:r>
+            <w:r>
+              <w:rPr>
+                <w:rFonts w:ascii="Courier New" w:eastAsia="Courier New" w:hAnsi="Courier New" w:cs="Courier New"/>
+                <w:color w:val="000000"/>
+                <w:sz w:val="20"/>
+                <w:szCs w:val="20"/>
+              </w:rPr>
+              <w:br/>
+              <w:t xml:space="preserve"> </w:t>
+            </w:r>
+            <w:r>
+              <w:rPr>
+                <w:rFonts w:ascii="Courier New" w:eastAsia="Courier New" w:hAnsi="Courier New" w:cs="Courier New"/>
+                <w:color w:val="941EDF"/>
+                <w:sz w:val="20"/>
+                <w:szCs w:val="20"/>
               </w:rPr>
               <w:t xml:space="preserve"> for</w:t>
             </w:r>
@@ -3536,100 +4185,173 @@
               <w:rPr>
                 <w:rFonts w:ascii="Courier New" w:eastAsia="Courier New" w:hAnsi="Courier New" w:cs="Courier New"/>
                 <w:color w:val="000000"/>
-                <w:sz w:val="22"/>
-                <w:szCs w:val="22"/>
+                <w:sz w:val="20"/>
+                <w:szCs w:val="20"/>
               </w:rPr>
               <w:t xml:space="preserve"> (</w:t>
             </w:r>
-            <w:r>
-              <w:rPr>
-                <w:rFonts w:ascii="Courier New" w:eastAsia="Courier New" w:hAnsi="Courier New" w:cs="Courier New"/>
-                <w:color w:val="941EDF"/>
-                <w:sz w:val="22"/>
-                <w:szCs w:val="22"/>
+            <w:proofErr w:type="spellStart"/>
+            <w:r>
+              <w:rPr>
+                <w:rFonts w:ascii="Courier New" w:eastAsia="Courier New" w:hAnsi="Courier New" w:cs="Courier New"/>
+                <w:color w:val="941EDF"/>
+                <w:sz w:val="20"/>
+                <w:szCs w:val="20"/>
               </w:rPr>
               <w:t>int</w:t>
             </w:r>
-            <w:r>
-              <w:rPr>
-                <w:rFonts w:ascii="Courier New" w:eastAsia="Courier New" w:hAnsi="Courier New" w:cs="Courier New"/>
-                <w:color w:val="000000"/>
-                <w:sz w:val="22"/>
-                <w:szCs w:val="22"/>
-              </w:rPr>
-              <w:t xml:space="preserve"> i = 0; i &lt; n; i++)</w:t>
-            </w:r>
-            <w:r>
-              <w:rPr>
-                <w:rFonts w:ascii="Courier New" w:eastAsia="Courier New" w:hAnsi="Courier New" w:cs="Courier New"/>
-                <w:color w:val="000000"/>
-                <w:sz w:val="22"/>
-                <w:szCs w:val="22"/>
-              </w:rPr>
-              <w:br/>
-              <w:t xml:space="preserve"> </w:t>
-            </w:r>
-            <w:r>
-              <w:rPr>
-                <w:rFonts w:ascii="Courier New" w:eastAsia="Courier New" w:hAnsi="Courier New" w:cs="Courier New"/>
-                <w:color w:val="941EDF"/>
-                <w:sz w:val="22"/>
-                <w:szCs w:val="22"/>
-              </w:rPr>
-              <w:t xml:space="preserve"> </w:t>
-            </w:r>
-            <w:r>
-              <w:rPr>
-                <w:rFonts w:ascii="Courier New" w:eastAsia="Courier New" w:hAnsi="Courier New" w:cs="Courier New"/>
-                <w:color w:val="000000"/>
-                <w:sz w:val="22"/>
-                <w:szCs w:val="22"/>
-              </w:rPr>
-              <w:t xml:space="preserve"> </w:t>
-            </w:r>
-            <w:r>
-              <w:rPr>
-                <w:rFonts w:ascii="Courier New" w:eastAsia="Courier New" w:hAnsi="Courier New" w:cs="Courier New"/>
-                <w:color w:val="941EDF"/>
-                <w:sz w:val="22"/>
-                <w:szCs w:val="22"/>
-              </w:rPr>
-              <w:t xml:space="preserve"> </w:t>
-            </w:r>
-            <w:r>
-              <w:rPr>
-                <w:rFonts w:ascii="Courier New" w:eastAsia="Courier New" w:hAnsi="Courier New" w:cs="Courier New"/>
-                <w:color w:val="000000"/>
-                <w:sz w:val="22"/>
-                <w:szCs w:val="22"/>
-              </w:rPr>
-              <w:t>System.out.println(message);</w:t>
-            </w:r>
-            <w:r>
-              <w:rPr>
-                <w:rFonts w:ascii="Courier New" w:eastAsia="Courier New" w:hAnsi="Courier New" w:cs="Courier New"/>
-                <w:color w:val="000000"/>
-                <w:sz w:val="22"/>
-                <w:szCs w:val="22"/>
-              </w:rPr>
-              <w:br/>
-              <w:t xml:space="preserve"> </w:t>
-            </w:r>
-            <w:r>
-              <w:rPr>
-                <w:rFonts w:ascii="Courier New" w:eastAsia="Courier New" w:hAnsi="Courier New" w:cs="Courier New"/>
-                <w:color w:val="941EDF"/>
-                <w:sz w:val="22"/>
-                <w:szCs w:val="22"/>
-              </w:rPr>
-              <w:t xml:space="preserve"> </w:t>
-            </w:r>
-            <w:r>
-              <w:rPr>
-                <w:rFonts w:ascii="Courier New" w:eastAsia="Courier New" w:hAnsi="Courier New" w:cs="Courier New"/>
-                <w:color w:val="000000"/>
-                <w:sz w:val="22"/>
-                <w:szCs w:val="22"/>
+            <w:proofErr w:type="spellEnd"/>
+            <w:r>
+              <w:rPr>
+                <w:rFonts w:ascii="Courier New" w:eastAsia="Courier New" w:hAnsi="Courier New" w:cs="Courier New"/>
+                <w:color w:val="000000"/>
+                <w:sz w:val="20"/>
+                <w:szCs w:val="20"/>
+              </w:rPr>
+              <w:t xml:space="preserve"> </w:t>
+            </w:r>
+            <w:proofErr w:type="spellStart"/>
+            <w:r>
+              <w:rPr>
+                <w:rFonts w:ascii="Courier New" w:eastAsia="Courier New" w:hAnsi="Courier New" w:cs="Courier New"/>
+                <w:color w:val="000000"/>
+                <w:sz w:val="20"/>
+                <w:szCs w:val="20"/>
+              </w:rPr>
+              <w:t>i</w:t>
+            </w:r>
+            <w:proofErr w:type="spellEnd"/>
+            <w:r>
+              <w:rPr>
+                <w:rFonts w:ascii="Courier New" w:eastAsia="Courier New" w:hAnsi="Courier New" w:cs="Courier New"/>
+                <w:color w:val="000000"/>
+                <w:sz w:val="20"/>
+                <w:szCs w:val="20"/>
+              </w:rPr>
+              <w:t xml:space="preserve"> = 0; </w:t>
+            </w:r>
+            <w:proofErr w:type="spellStart"/>
+            <w:r>
+              <w:rPr>
+                <w:rFonts w:ascii="Courier New" w:eastAsia="Courier New" w:hAnsi="Courier New" w:cs="Courier New"/>
+                <w:color w:val="000000"/>
+                <w:sz w:val="20"/>
+                <w:szCs w:val="20"/>
+              </w:rPr>
+              <w:t>i</w:t>
+            </w:r>
+            <w:proofErr w:type="spellEnd"/>
+            <w:r>
+              <w:rPr>
+                <w:rFonts w:ascii="Courier New" w:eastAsia="Courier New" w:hAnsi="Courier New" w:cs="Courier New"/>
+                <w:color w:val="000000"/>
+                <w:sz w:val="20"/>
+                <w:szCs w:val="20"/>
+              </w:rPr>
+              <w:t xml:space="preserve"> &lt; n; </w:t>
+            </w:r>
+            <w:proofErr w:type="spellStart"/>
+            <w:r>
+              <w:rPr>
+                <w:rFonts w:ascii="Courier New" w:eastAsia="Courier New" w:hAnsi="Courier New" w:cs="Courier New"/>
+                <w:color w:val="000000"/>
+                <w:sz w:val="20"/>
+                <w:szCs w:val="20"/>
+              </w:rPr>
+              <w:t>i</w:t>
+            </w:r>
+            <w:proofErr w:type="spellEnd"/>
+            <w:r>
+              <w:rPr>
+                <w:rFonts w:ascii="Courier New" w:eastAsia="Courier New" w:hAnsi="Courier New" w:cs="Courier New"/>
+                <w:color w:val="000000"/>
+                <w:sz w:val="20"/>
+                <w:szCs w:val="20"/>
+              </w:rPr>
+              <w:t>++)</w:t>
+            </w:r>
+            <w:r>
+              <w:rPr>
+                <w:rFonts w:ascii="Courier New" w:eastAsia="Courier New" w:hAnsi="Courier New" w:cs="Courier New"/>
+                <w:color w:val="000000"/>
+                <w:sz w:val="20"/>
+                <w:szCs w:val="20"/>
+              </w:rPr>
+              <w:br/>
+              <w:t xml:space="preserve"> </w:t>
+            </w:r>
+            <w:r>
+              <w:rPr>
+                <w:rFonts w:ascii="Courier New" w:eastAsia="Courier New" w:hAnsi="Courier New" w:cs="Courier New"/>
+                <w:color w:val="941EDF"/>
+                <w:sz w:val="20"/>
+                <w:szCs w:val="20"/>
+              </w:rPr>
+              <w:t xml:space="preserve"> </w:t>
+            </w:r>
+            <w:r>
+              <w:rPr>
+                <w:rFonts w:ascii="Courier New" w:eastAsia="Courier New" w:hAnsi="Courier New" w:cs="Courier New"/>
+                <w:color w:val="000000"/>
+                <w:sz w:val="20"/>
+                <w:szCs w:val="20"/>
+              </w:rPr>
+              <w:t xml:space="preserve"> </w:t>
+            </w:r>
+            <w:r>
+              <w:rPr>
+                <w:rFonts w:ascii="Courier New" w:eastAsia="Courier New" w:hAnsi="Courier New" w:cs="Courier New"/>
+                <w:color w:val="941EDF"/>
+                <w:sz w:val="20"/>
+                <w:szCs w:val="20"/>
+              </w:rPr>
+              <w:t xml:space="preserve"> </w:t>
+            </w:r>
+            <w:proofErr w:type="spellStart"/>
+            <w:r>
+              <w:rPr>
+                <w:rFonts w:ascii="Courier New" w:eastAsia="Courier New" w:hAnsi="Courier New" w:cs="Courier New"/>
+                <w:color w:val="000000"/>
+                <w:sz w:val="20"/>
+                <w:szCs w:val="20"/>
+              </w:rPr>
+              <w:t>System.out.println</w:t>
+            </w:r>
+            <w:proofErr w:type="spellEnd"/>
+            <w:r>
+              <w:rPr>
+                <w:rFonts w:ascii="Courier New" w:eastAsia="Courier New" w:hAnsi="Courier New" w:cs="Courier New"/>
+                <w:color w:val="000000"/>
+                <w:sz w:val="20"/>
+                <w:szCs w:val="20"/>
+              </w:rPr>
+              <w:t>(message);</w:t>
+            </w:r>
+            <w:r>
+              <w:rPr>
+                <w:rFonts w:ascii="Courier New" w:eastAsia="Courier New" w:hAnsi="Courier New" w:cs="Courier New"/>
+                <w:color w:val="000000"/>
+                <w:sz w:val="20"/>
+                <w:szCs w:val="20"/>
+              </w:rPr>
+              <w:br/>
+              <w:t xml:space="preserve"> </w:t>
+            </w:r>
+            <w:r>
+              <w:rPr>
+                <w:rFonts w:ascii="Courier New" w:eastAsia="Courier New" w:hAnsi="Courier New" w:cs="Courier New"/>
+                <w:color w:val="941EDF"/>
+                <w:sz w:val="20"/>
+                <w:szCs w:val="20"/>
+              </w:rPr>
+              <w:t xml:space="preserve"> </w:t>
+            </w:r>
+            <w:r>
+              <w:rPr>
+                <w:rFonts w:ascii="Courier New" w:eastAsia="Courier New" w:hAnsi="Courier New" w:cs="Courier New"/>
+                <w:color w:val="000000"/>
+                <w:sz w:val="20"/>
+                <w:szCs w:val="20"/>
               </w:rPr>
               <w:t>}</w:t>
             </w:r>
@@ -3637,8 +4359,8 @@
               <w:rPr>
                 <w:rFonts w:ascii="Courier New" w:eastAsia="Courier New" w:hAnsi="Courier New" w:cs="Courier New"/>
                 <w:color w:val="000000"/>
-                <w:sz w:val="22"/>
-                <w:szCs w:val="22"/>
+                <w:sz w:val="20"/>
+                <w:szCs w:val="20"/>
               </w:rPr>
               <w:br/>
               <w:t>}</w:t>
@@ -3647,7 +4369,7 @@
         </w:tc>
         <w:tc>
           <w:tcPr>
-            <w:tcW w:w="2799" w:type="dxa"/>
+            <w:tcW w:w="3747" w:type="dxa"/>
           </w:tcPr>
           <w:p>
             <w:pPr>
@@ -3657,12 +4379,21 @@
                 <w:lang w:val="en-GB"/>
               </w:rPr>
             </w:pPr>
-            <w:r>
-              <w:rPr>
-                <w:rFonts w:ascii="TH Sarabun New" w:eastAsia="Courier New" w:hAnsi="TH Sarabun New" w:cs="TH Sarabun New"/>
-                <w:color w:val="1F3864" w:themeColor="accent5" w:themeShade="80"/>
-              </w:rPr>
-              <w:t xml:space="preserve">nPrintln </w:t>
+            <w:proofErr w:type="spellStart"/>
+            <w:r>
+              <w:rPr>
+                <w:rFonts w:ascii="TH Sarabun New" w:eastAsia="Courier New" w:hAnsi="TH Sarabun New" w:cs="TH Sarabun New"/>
+                <w:color w:val="1F3864" w:themeColor="accent5" w:themeShade="80"/>
+              </w:rPr>
+              <w:t>nPrintln</w:t>
+            </w:r>
+            <w:proofErr w:type="spellEnd"/>
+            <w:r>
+              <w:rPr>
+                <w:rFonts w:ascii="TH Sarabun New" w:eastAsia="Courier New" w:hAnsi="TH Sarabun New" w:cs="TH Sarabun New"/>
+                <w:color w:val="1F3864" w:themeColor="accent5" w:themeShade="80"/>
+              </w:rPr>
+              <w:t xml:space="preserve"> </w:t>
             </w:r>
             <w:r>
               <w:rPr>
@@ -3706,6 +4437,7 @@
               </w:rPr>
               <w:t xml:space="preserve">กับ </w:t>
             </w:r>
+            <w:proofErr w:type="spellStart"/>
             <w:r>
               <w:rPr>
                 <w:rFonts w:ascii="TH Sarabun New" w:eastAsia="Courier New" w:hAnsi="TH Sarabun New" w:cs="TH Sarabun New"/>
@@ -3714,6 +4446,7 @@
               </w:rPr>
               <w:t>int</w:t>
             </w:r>
+            <w:proofErr w:type="spellEnd"/>
             <w:r>
               <w:rPr>
                 <w:rFonts w:ascii="TH Sarabun New" w:eastAsia="Courier New" w:hAnsi="TH Sarabun New" w:cs="TH Sarabun New" w:hint="cs"/>
@@ -3723,13 +4456,23 @@
               </w:rPr>
               <w:t xml:space="preserve"> แต่ตอนถูกเรียกใช้งาน ดันรับมาเป็น </w:t>
             </w:r>
+            <w:proofErr w:type="spellStart"/>
             <w:r>
               <w:rPr>
                 <w:rFonts w:ascii="TH Sarabun New" w:eastAsia="Courier New" w:hAnsi="TH Sarabun New" w:cs="TH Sarabun New"/>
                 <w:color w:val="1F3864" w:themeColor="accent5" w:themeShade="80"/>
                 <w:lang w:val="en-GB"/>
               </w:rPr>
-              <w:t xml:space="preserve">int </w:t>
+              <w:t>int</w:t>
+            </w:r>
+            <w:proofErr w:type="spellEnd"/>
+            <w:r>
+              <w:rPr>
+                <w:rFonts w:ascii="TH Sarabun New" w:eastAsia="Courier New" w:hAnsi="TH Sarabun New" w:cs="TH Sarabun New"/>
+                <w:color w:val="1F3864" w:themeColor="accent5" w:themeShade="80"/>
+                <w:lang w:val="en-GB"/>
+              </w:rPr>
+              <w:t xml:space="preserve"> </w:t>
             </w:r>
             <w:r>
               <w:rPr>
@@ -3790,6 +4533,7 @@
               </w:rPr>
               <w:t xml:space="preserve"> และ </w:t>
             </w:r>
+            <w:proofErr w:type="spellStart"/>
             <w:r>
               <w:rPr>
                 <w:rFonts w:ascii="TH Sarabun New" w:eastAsia="Courier New" w:hAnsi="TH Sarabun New" w:cs="TH Sarabun New"/>
@@ -3797,6 +4541,7 @@
               </w:rPr>
               <w:t>int</w:t>
             </w:r>
+            <w:proofErr w:type="spellEnd"/>
             <w:r>
               <w:rPr>
                 <w:rFonts w:ascii="TH Sarabun New" w:eastAsia="Courier New" w:hAnsi="TH Sarabun New" w:cs="TH Sarabun New" w:hint="cs"/>
@@ -3820,6 +4565,7 @@
               </w:rPr>
               <w:t xml:space="preserve">ตามจำนวน </w:t>
             </w:r>
+            <w:proofErr w:type="spellStart"/>
             <w:r>
               <w:rPr>
                 <w:rFonts w:ascii="TH Sarabun New" w:eastAsia="Courier New" w:hAnsi="TH Sarabun New" w:cs="TH Sarabun New"/>
@@ -3827,6 +4573,7 @@
               </w:rPr>
               <w:t>i</w:t>
             </w:r>
+            <w:proofErr w:type="spellEnd"/>
             <w:r>
               <w:rPr>
                 <w:rFonts w:ascii="TH Sarabun New" w:eastAsia="Courier New" w:hAnsi="TH Sarabun New" w:cs="TH Sarabun New" w:hint="cs"/>
@@ -3835,12 +4582,21 @@
               </w:rPr>
               <w:t xml:space="preserve"> </w:t>
             </w:r>
-            <w:r>
-              <w:rPr>
-                <w:rFonts w:ascii="TH Sarabun New" w:eastAsia="Courier New" w:hAnsi="TH Sarabun New" w:cs="TH Sarabun New"/>
-                <w:color w:val="1F3864" w:themeColor="accent5" w:themeShade="80"/>
-              </w:rPr>
-              <w:t xml:space="preserve">nPrintln </w:t>
+            <w:proofErr w:type="spellStart"/>
+            <w:r>
+              <w:rPr>
+                <w:rFonts w:ascii="TH Sarabun New" w:eastAsia="Courier New" w:hAnsi="TH Sarabun New" w:cs="TH Sarabun New"/>
+                <w:color w:val="1F3864" w:themeColor="accent5" w:themeShade="80"/>
+              </w:rPr>
+              <w:t>nPrintln</w:t>
+            </w:r>
+            <w:proofErr w:type="spellEnd"/>
+            <w:r>
+              <w:rPr>
+                <w:rFonts w:ascii="TH Sarabun New" w:eastAsia="Courier New" w:hAnsi="TH Sarabun New" w:cs="TH Sarabun New"/>
+                <w:color w:val="1F3864" w:themeColor="accent5" w:themeShade="80"/>
+              </w:rPr>
+              <w:t xml:space="preserve"> </w:t>
             </w:r>
             <w:r>
               <w:rPr>
@@ -3855,8 +4611,17 @@
                 <w:rFonts w:ascii="TH Sarabun New" w:eastAsia="Courier New" w:hAnsi="TH Sarabun New" w:cs="TH Sarabun New"/>
                 <w:color w:val="1F3864" w:themeColor="accent5" w:themeShade="80"/>
               </w:rPr>
-              <w:t>argument i</w:t>
-            </w:r>
+              <w:t xml:space="preserve">argument </w:t>
+            </w:r>
+            <w:proofErr w:type="spellStart"/>
+            <w:r>
+              <w:rPr>
+                <w:rFonts w:ascii="TH Sarabun New" w:eastAsia="Courier New" w:hAnsi="TH Sarabun New" w:cs="TH Sarabun New"/>
+                <w:color w:val="1F3864" w:themeColor="accent5" w:themeShade="80"/>
+              </w:rPr>
+              <w:t>i</w:t>
+            </w:r>
+            <w:proofErr w:type="spellEnd"/>
             <w:r>
               <w:rPr>
                 <w:rFonts w:ascii="TH Sarabun New" w:eastAsia="Courier New" w:hAnsi="TH Sarabun New" w:cs="TH Sarabun New" w:hint="cs"/>
@@ -3939,11 +4704,19 @@
         </w:rPr>
         <w:t xml:space="preserve">method </w:t>
       </w:r>
+      <w:proofErr w:type="gramStart"/>
       <w:r>
         <w:rPr>
           <w:rFonts w:ascii="Courier New" w:eastAsia="TH Sarabun PSK" w:hAnsi="Courier New" w:cs="Courier New"/>
         </w:rPr>
-        <w:t>m()</w:t>
+        <w:t>m(</w:t>
+      </w:r>
+      <w:proofErr w:type="gramEnd"/>
+      <w:r>
+        <w:rPr>
+          <w:rFonts w:ascii="Courier New" w:eastAsia="TH Sarabun PSK" w:hAnsi="Courier New" w:cs="Courier New"/>
+        </w:rPr>
+        <w:t>)</w:t>
       </w:r>
       <w:r>
         <w:rPr>
@@ -4078,6 +4851,7 @@
                 <w:szCs w:val="20"/>
               </w:rPr>
             </w:pPr>
+            <w:proofErr w:type="spellStart"/>
             <w:r>
               <w:rPr>
                 <w:rFonts w:ascii="Courier New" w:eastAsia="Courier New" w:hAnsi="Courier New" w:cs="Courier New"/>
@@ -4087,14 +4861,35 @@
               </w:rPr>
               <w:t>int</w:t>
             </w:r>
-            <w:r>
-              <w:rPr>
-                <w:rFonts w:ascii="Courier New" w:eastAsia="Courier New" w:hAnsi="Courier New" w:cs="Courier New"/>
-                <w:color w:val="000000"/>
-                <w:sz w:val="20"/>
-                <w:szCs w:val="20"/>
-              </w:rPr>
-              <w:t xml:space="preserve"> i=m(1, 1);</w:t>
+            <w:proofErr w:type="spellEnd"/>
+            <w:r>
+              <w:rPr>
+                <w:rFonts w:ascii="Courier New" w:eastAsia="Courier New" w:hAnsi="Courier New" w:cs="Courier New"/>
+                <w:color w:val="000000"/>
+                <w:sz w:val="20"/>
+                <w:szCs w:val="20"/>
+              </w:rPr>
+              <w:t xml:space="preserve"> </w:t>
+            </w:r>
+            <w:proofErr w:type="spellStart"/>
+            <w:r>
+              <w:rPr>
+                <w:rFonts w:ascii="Courier New" w:eastAsia="Courier New" w:hAnsi="Courier New" w:cs="Courier New"/>
+                <w:color w:val="000000"/>
+                <w:sz w:val="20"/>
+                <w:szCs w:val="20"/>
+              </w:rPr>
+              <w:t>i</w:t>
+            </w:r>
+            <w:proofErr w:type="spellEnd"/>
+            <w:r>
+              <w:rPr>
+                <w:rFonts w:ascii="Courier New" w:eastAsia="Courier New" w:hAnsi="Courier New" w:cs="Courier New"/>
+                <w:color w:val="000000"/>
+                <w:sz w:val="20"/>
+                <w:szCs w:val="20"/>
+              </w:rPr>
+              <w:t>=m(1, 1);</w:t>
             </w:r>
           </w:p>
         </w:tc>
@@ -4118,7 +4913,67 @@
                 <w:sz w:val="20"/>
                 <w:szCs w:val="20"/>
               </w:rPr>
-              <w:t>public int m(int a, int b)</w:t>
+              <w:t xml:space="preserve">public </w:t>
+            </w:r>
+            <w:proofErr w:type="spellStart"/>
+            <w:r>
+              <w:rPr>
+                <w:rFonts w:ascii="Courier New" w:eastAsia="TH Sarabun PSK" w:hAnsi="Courier New" w:cs="Courier New"/>
+                <w:color w:val="1F3864" w:themeColor="accent5" w:themeShade="80"/>
+                <w:sz w:val="20"/>
+                <w:szCs w:val="20"/>
+              </w:rPr>
+              <w:t>int</w:t>
+            </w:r>
+            <w:proofErr w:type="spellEnd"/>
+            <w:r>
+              <w:rPr>
+                <w:rFonts w:ascii="Courier New" w:eastAsia="TH Sarabun PSK" w:hAnsi="Courier New" w:cs="Courier New"/>
+                <w:color w:val="1F3864" w:themeColor="accent5" w:themeShade="80"/>
+                <w:sz w:val="20"/>
+                <w:szCs w:val="20"/>
+              </w:rPr>
+              <w:t xml:space="preserve"> m(</w:t>
+            </w:r>
+            <w:proofErr w:type="spellStart"/>
+            <w:r>
+              <w:rPr>
+                <w:rFonts w:ascii="Courier New" w:eastAsia="TH Sarabun PSK" w:hAnsi="Courier New" w:cs="Courier New"/>
+                <w:color w:val="1F3864" w:themeColor="accent5" w:themeShade="80"/>
+                <w:sz w:val="20"/>
+                <w:szCs w:val="20"/>
+              </w:rPr>
+              <w:t>int</w:t>
+            </w:r>
+            <w:proofErr w:type="spellEnd"/>
+            <w:r>
+              <w:rPr>
+                <w:rFonts w:ascii="Courier New" w:eastAsia="TH Sarabun PSK" w:hAnsi="Courier New" w:cs="Courier New"/>
+                <w:color w:val="1F3864" w:themeColor="accent5" w:themeShade="80"/>
+                <w:sz w:val="20"/>
+                <w:szCs w:val="20"/>
+              </w:rPr>
+              <w:t xml:space="preserve"> a, </w:t>
+            </w:r>
+            <w:proofErr w:type="spellStart"/>
+            <w:r>
+              <w:rPr>
+                <w:rFonts w:ascii="Courier New" w:eastAsia="TH Sarabun PSK" w:hAnsi="Courier New" w:cs="Courier New"/>
+                <w:color w:val="1F3864" w:themeColor="accent5" w:themeShade="80"/>
+                <w:sz w:val="20"/>
+                <w:szCs w:val="20"/>
+              </w:rPr>
+              <w:t>int</w:t>
+            </w:r>
+            <w:proofErr w:type="spellEnd"/>
+            <w:r>
+              <w:rPr>
+                <w:rFonts w:ascii="Courier New" w:eastAsia="TH Sarabun PSK" w:hAnsi="Courier New" w:cs="Courier New"/>
+                <w:color w:val="1F3864" w:themeColor="accent5" w:themeShade="80"/>
+                <w:sz w:val="20"/>
+                <w:szCs w:val="20"/>
+              </w:rPr>
+              <w:t xml:space="preserve"> b)</w:t>
             </w:r>
           </w:p>
         </w:tc>
@@ -4175,7 +5030,27 @@
                 <w:sz w:val="20"/>
                 <w:szCs w:val="20"/>
               </w:rPr>
-              <w:t xml:space="preserve"> f=m(Math.exp(5));</w:t>
+              <w:t xml:space="preserve"> f=m(</w:t>
+            </w:r>
+            <w:proofErr w:type="spellStart"/>
+            <w:r>
+              <w:rPr>
+                <w:rFonts w:ascii="Courier New" w:eastAsia="Courier New" w:hAnsi="Courier New" w:cs="Courier New"/>
+                <w:color w:val="000000"/>
+                <w:sz w:val="20"/>
+                <w:szCs w:val="20"/>
+              </w:rPr>
+              <w:t>Math.exp</w:t>
+            </w:r>
+            <w:proofErr w:type="spellEnd"/>
+            <w:r>
+              <w:rPr>
+                <w:rFonts w:ascii="Courier New" w:eastAsia="Courier New" w:hAnsi="Courier New" w:cs="Courier New"/>
+                <w:color w:val="000000"/>
+                <w:sz w:val="20"/>
+                <w:szCs w:val="20"/>
+              </w:rPr>
+              <w:t>(5));</w:t>
             </w:r>
           </w:p>
         </w:tc>
@@ -4312,14 +5187,25 @@
                 <w:szCs w:val="20"/>
               </w:rPr>
             </w:pPr>
-            <w:r>
-              <w:rPr>
-                <w:rFonts w:ascii="Courier New" w:eastAsia="Courier New" w:hAnsi="Courier New" w:cs="Courier New"/>
-                <w:color w:val="000000"/>
-                <w:sz w:val="20"/>
-                <w:szCs w:val="20"/>
-              </w:rPr>
-              <w:t>CsStudent l = m(“John”, “K.”, “Wick”);</w:t>
+            <w:proofErr w:type="spellStart"/>
+            <w:r>
+              <w:rPr>
+                <w:rFonts w:ascii="Courier New" w:eastAsia="Courier New" w:hAnsi="Courier New" w:cs="Courier New"/>
+                <w:color w:val="000000"/>
+                <w:sz w:val="20"/>
+                <w:szCs w:val="20"/>
+              </w:rPr>
+              <w:t>CsStudent</w:t>
+            </w:r>
+            <w:proofErr w:type="spellEnd"/>
+            <w:r>
+              <w:rPr>
+                <w:rFonts w:ascii="Courier New" w:eastAsia="Courier New" w:hAnsi="Courier New" w:cs="Courier New"/>
+                <w:color w:val="000000"/>
+                <w:sz w:val="20"/>
+                <w:szCs w:val="20"/>
+              </w:rPr>
+              <w:t xml:space="preserve"> l = m(“John”, “K.”, “Wick”);</w:t>
             </w:r>
           </w:p>
         </w:tc>
@@ -4343,7 +5229,27 @@
                 <w:sz w:val="20"/>
                 <w:szCs w:val="20"/>
               </w:rPr>
-              <w:t>public CsStudent m(String a, String b, String c)</w:t>
+              <w:t xml:space="preserve">public </w:t>
+            </w:r>
+            <w:proofErr w:type="spellStart"/>
+            <w:r>
+              <w:rPr>
+                <w:rFonts w:ascii="Courier New" w:eastAsia="TH Sarabun PSK" w:hAnsi="Courier New" w:cs="Courier New"/>
+                <w:color w:val="1F3864" w:themeColor="accent5" w:themeShade="80"/>
+                <w:sz w:val="20"/>
+                <w:szCs w:val="20"/>
+              </w:rPr>
+              <w:t>CsStudent</w:t>
+            </w:r>
+            <w:proofErr w:type="spellEnd"/>
+            <w:r>
+              <w:rPr>
+                <w:rFonts w:ascii="Courier New" w:eastAsia="TH Sarabun PSK" w:hAnsi="Courier New" w:cs="Courier New"/>
+                <w:color w:val="1F3864" w:themeColor="accent5" w:themeShade="80"/>
+                <w:sz w:val="20"/>
+                <w:szCs w:val="20"/>
+              </w:rPr>
+              <w:t xml:space="preserve"> m(String a, String b, String c)</w:t>
             </w:r>
           </w:p>
         </w:tc>
@@ -4537,11 +5443,19 @@
         </w:rPr>
         <w:t xml:space="preserve">ที่ได้จาก </w:t>
       </w:r>
+      <w:proofErr w:type="gramStart"/>
       <w:r>
         <w:rPr>
           <w:rFonts w:ascii="Courier New" w:eastAsia="TH Sarabun PSK" w:hAnsi="Courier New" w:cs="Courier New"/>
         </w:rPr>
-        <w:t>main()</w:t>
+        <w:t>main(</w:t>
+      </w:r>
+      <w:proofErr w:type="gramEnd"/>
+      <w:r>
+        <w:rPr>
+          <w:rFonts w:ascii="Courier New" w:eastAsia="TH Sarabun PSK" w:hAnsi="Courier New" w:cs="Courier New"/>
+        </w:rPr>
+        <w:t>)</w:t>
       </w:r>
       <w:r>
         <w:rPr>
@@ -4597,8 +5511,6 @@
             <w:r>
               <w:rPr>
                 <w:rFonts w:ascii="TH Sarabun New" w:eastAsia="TH Sarabun PSK" w:hAnsi="TH Sarabun New" w:cs="TH Sarabun New"/>
-                <w:b/>
-                <w:bCs/>
                 <w:sz w:val="32"/>
                 <w:szCs w:val="32"/>
                 <w:cs/>
@@ -4622,8 +5534,6 @@
             <w:r>
               <w:rPr>
                 <w:rFonts w:ascii="TH Sarabun New" w:eastAsia="TH Sarabun PSK" w:hAnsi="TH Sarabun New" w:cs="TH Sarabun New"/>
-                <w:b/>
-                <w:bCs/>
                 <w:sz w:val="32"/>
                 <w:szCs w:val="32"/>
                 <w:cs/>
@@ -4672,7 +5582,23 @@
                 <w:rFonts w:ascii="Courier New" w:eastAsia="Courier New" w:hAnsi="Courier New" w:cs="Courier New"/>
                 <w:color w:val="000000"/>
               </w:rPr>
-              <w:t xml:space="preserve"> TestProgram{</w:t>
+              <w:t xml:space="preserve"> </w:t>
+            </w:r>
+            <w:proofErr w:type="spellStart"/>
+            <w:r>
+              <w:rPr>
+                <w:rFonts w:ascii="Courier New" w:eastAsia="Courier New" w:hAnsi="Courier New" w:cs="Courier New"/>
+                <w:color w:val="000000"/>
+              </w:rPr>
+              <w:t>TestProgram</w:t>
+            </w:r>
+            <w:proofErr w:type="spellEnd"/>
+            <w:r>
+              <w:rPr>
+                <w:rFonts w:ascii="Courier New" w:eastAsia="Courier New" w:hAnsi="Courier New" w:cs="Courier New"/>
+                <w:color w:val="000000"/>
+              </w:rPr>
+              <w:t>{</w:t>
             </w:r>
             <w:r>
               <w:rPr>
@@ -4722,15 +5648,47 @@
                 <w:rFonts w:ascii="Courier New" w:eastAsia="Courier New" w:hAnsi="Courier New" w:cs="Courier New"/>
                 <w:color w:val="000000"/>
               </w:rPr>
-              <w:t xml:space="preserve"> main(String[] args){</w:t>
-            </w:r>
-            <w:r>
-              <w:rPr>
-                <w:rFonts w:ascii="Courier New" w:eastAsia="Courier New" w:hAnsi="Courier New" w:cs="Courier New"/>
-                <w:color w:val="000000"/>
-              </w:rPr>
-              <w:br/>
-              <w:t xml:space="preserve">        System.out.println(g(“A”));</w:t>
+              <w:t xml:space="preserve"> main(String[] </w:t>
+            </w:r>
+            <w:proofErr w:type="spellStart"/>
+            <w:r>
+              <w:rPr>
+                <w:rFonts w:ascii="Courier New" w:eastAsia="Courier New" w:hAnsi="Courier New" w:cs="Courier New"/>
+                <w:color w:val="000000"/>
+              </w:rPr>
+              <w:t>args</w:t>
+            </w:r>
+            <w:proofErr w:type="spellEnd"/>
+            <w:r>
+              <w:rPr>
+                <w:rFonts w:ascii="Courier New" w:eastAsia="Courier New" w:hAnsi="Courier New" w:cs="Courier New"/>
+                <w:color w:val="000000"/>
+              </w:rPr>
+              <w:t>){</w:t>
+            </w:r>
+            <w:r>
+              <w:rPr>
+                <w:rFonts w:ascii="Courier New" w:eastAsia="Courier New" w:hAnsi="Courier New" w:cs="Courier New"/>
+                <w:color w:val="000000"/>
+              </w:rPr>
+              <w:br/>
+              <w:t xml:space="preserve">        </w:t>
+            </w:r>
+            <w:proofErr w:type="spellStart"/>
+            <w:r>
+              <w:rPr>
+                <w:rFonts w:ascii="Courier New" w:eastAsia="Courier New" w:hAnsi="Courier New" w:cs="Courier New"/>
+                <w:color w:val="000000"/>
+              </w:rPr>
+              <w:t>System.out.println</w:t>
+            </w:r>
+            <w:proofErr w:type="spellEnd"/>
+            <w:r>
+              <w:rPr>
+                <w:rFonts w:ascii="Courier New" w:eastAsia="Courier New" w:hAnsi="Courier New" w:cs="Courier New"/>
+                <w:color w:val="000000"/>
+              </w:rPr>
+              <w:t>(g(“A”));</w:t>
             </w:r>
             <w:r>
               <w:rPr>
@@ -4782,7 +5740,23 @@
                 <w:color w:val="000000"/>
               </w:rPr>
               <w:br/>
-              <w:t xml:space="preserve">        System.out.println(“A”);</w:t>
+              <w:t xml:space="preserve">        </w:t>
+            </w:r>
+            <w:proofErr w:type="spellStart"/>
+            <w:r>
+              <w:rPr>
+                <w:rFonts w:ascii="Courier New" w:eastAsia="Courier New" w:hAnsi="Courier New" w:cs="Courier New"/>
+                <w:color w:val="000000"/>
+              </w:rPr>
+              <w:t>System.out.println</w:t>
+            </w:r>
+            <w:proofErr w:type="spellEnd"/>
+            <w:r>
+              <w:rPr>
+                <w:rFonts w:ascii="Courier New" w:eastAsia="Courier New" w:hAnsi="Courier New" w:cs="Courier New"/>
+                <w:color w:val="000000"/>
+              </w:rPr>
+              <w:t>(“A”);</w:t>
             </w:r>
             <w:r>
               <w:rPr>
@@ -4940,6 +5914,8 @@
               <w:rPr>
                 <w:rFonts w:ascii="TH Sarabun New" w:eastAsia="Courier New" w:hAnsi="TH Sarabun New" w:cs="TH Sarabun New"/>
                 <w:color w:val="1F3864" w:themeColor="accent5" w:themeShade="80"/>
+                <w:sz w:val="28"/>
+                <w:szCs w:val="28"/>
                 <w:lang w:val="en-GB"/>
               </w:rPr>
             </w:pPr>
@@ -4947,6 +5923,8 @@
               <w:rPr>
                 <w:rFonts w:ascii="TH Sarabun New" w:eastAsia="Courier New" w:hAnsi="TH Sarabun New" w:cs="TH Sarabun New" w:hint="cs"/>
                 <w:color w:val="1F3864" w:themeColor="accent5" w:themeShade="80"/>
+                <w:sz w:val="28"/>
+                <w:szCs w:val="28"/>
                 <w:cs/>
               </w:rPr>
               <w:t xml:space="preserve">เพราะว่า </w:t>
@@ -4955,6 +5933,8 @@
               <w:rPr>
                 <w:rFonts w:ascii="TH Sarabun New" w:eastAsia="Courier New" w:hAnsi="TH Sarabun New" w:cs="TH Sarabun New"/>
                 <w:color w:val="1F3864" w:themeColor="accent5" w:themeShade="80"/>
+                <w:sz w:val="28"/>
+                <w:szCs w:val="28"/>
                 <w:lang w:val="en-GB"/>
               </w:rPr>
               <w:t xml:space="preserve">main() </w:t>
@@ -4963,6 +5943,8 @@
               <w:rPr>
                 <w:rFonts w:ascii="TH Sarabun New" w:eastAsia="Courier New" w:hAnsi="TH Sarabun New" w:cs="TH Sarabun New" w:hint="cs"/>
                 <w:color w:val="1F3864" w:themeColor="accent5" w:themeShade="80"/>
+                <w:sz w:val="28"/>
+                <w:szCs w:val="28"/>
                 <w:cs/>
                 <w:lang w:val="en-GB"/>
               </w:rPr>
@@ -4972,6 +5954,8 @@
               <w:rPr>
                 <w:rFonts w:ascii="TH Sarabun New" w:eastAsia="Courier New" w:hAnsi="TH Sarabun New" w:cs="TH Sarabun New"/>
                 <w:color w:val="1F3864" w:themeColor="accent5" w:themeShade="80"/>
+                <w:sz w:val="28"/>
+                <w:szCs w:val="28"/>
                 <w:lang w:val="en-GB"/>
               </w:rPr>
               <w:t>g(“A”)</w:t>
@@ -4980,6 +5964,8 @@
               <w:rPr>
                 <w:rFonts w:ascii="TH Sarabun New" w:eastAsia="Courier New" w:hAnsi="TH Sarabun New" w:cs="TH Sarabun New" w:hint="cs"/>
                 <w:color w:val="1F3864" w:themeColor="accent5" w:themeShade="80"/>
+                <w:sz w:val="28"/>
+                <w:szCs w:val="28"/>
                 <w:cs/>
                 <w:lang w:val="en-GB"/>
               </w:rPr>
@@ -4991,6 +5977,8 @@
               <w:rPr>
                 <w:rFonts w:ascii="TH Sarabun New" w:eastAsia="Courier New" w:hAnsi="TH Sarabun New" w:cs="TH Sarabun New"/>
                 <w:color w:val="1F3864" w:themeColor="accent5" w:themeShade="80"/>
+                <w:sz w:val="28"/>
+                <w:szCs w:val="28"/>
                 <w:lang w:val="en-GB"/>
               </w:rPr>
             </w:pPr>
@@ -4998,6 +5986,8 @@
               <w:rPr>
                 <w:rFonts w:ascii="TH Sarabun New" w:eastAsia="Courier New" w:hAnsi="TH Sarabun New" w:cs="TH Sarabun New"/>
                 <w:color w:val="1F3864" w:themeColor="accent5" w:themeShade="80"/>
+                <w:sz w:val="28"/>
+                <w:szCs w:val="28"/>
                 <w:lang w:val="en-GB"/>
               </w:rPr>
               <w:t xml:space="preserve">g() </w:t>
@@ -5006,6 +5996,8 @@
               <w:rPr>
                 <w:rFonts w:ascii="TH Sarabun New" w:eastAsia="Courier New" w:hAnsi="TH Sarabun New" w:cs="TH Sarabun New" w:hint="cs"/>
                 <w:color w:val="1F3864" w:themeColor="accent5" w:themeShade="80"/>
+                <w:sz w:val="28"/>
+                <w:szCs w:val="28"/>
                 <w:cs/>
                 <w:lang w:val="en-GB"/>
               </w:rPr>
@@ -5015,6 +6007,8 @@
               <w:rPr>
                 <w:rFonts w:ascii="TH Sarabun New" w:eastAsia="Courier New" w:hAnsi="TH Sarabun New" w:cs="TH Sarabun New"/>
                 <w:color w:val="1F3864" w:themeColor="accent5" w:themeShade="80"/>
+                <w:sz w:val="28"/>
+                <w:szCs w:val="28"/>
                 <w:lang w:val="en-GB"/>
               </w:rPr>
               <w:t xml:space="preserve">f() </w:t>
@@ -5025,12 +6019,16 @@
               <w:rPr>
                 <w:rFonts w:ascii="TH Sarabun New" w:eastAsia="Courier New" w:hAnsi="TH Sarabun New" w:cs="TH Sarabun New"/>
                 <w:color w:val="1F3864" w:themeColor="accent5" w:themeShade="80"/>
+                <w:sz w:val="28"/>
+                <w:szCs w:val="28"/>
               </w:rPr>
             </w:pPr>
             <w:r>
               <w:rPr>
                 <w:rFonts w:ascii="TH Sarabun New" w:eastAsia="Courier New" w:hAnsi="TH Sarabun New" w:cs="TH Sarabun New"/>
                 <w:color w:val="1F3864" w:themeColor="accent5" w:themeShade="80"/>
+                <w:sz w:val="28"/>
+                <w:szCs w:val="28"/>
                 <w:lang w:val="en-GB"/>
               </w:rPr>
               <w:t xml:space="preserve">f() print </w:t>
@@ -5039,6 +6037,8 @@
               <w:rPr>
                 <w:rFonts w:ascii="TH Sarabun New" w:eastAsia="Courier New" w:hAnsi="TH Sarabun New" w:cs="TH Sarabun New"/>
                 <w:color w:val="1F3864" w:themeColor="accent5" w:themeShade="80"/>
+                <w:sz w:val="28"/>
+                <w:szCs w:val="28"/>
               </w:rPr>
               <w:t xml:space="preserve">“A” </w:t>
             </w:r>
@@ -5046,6 +6046,8 @@
               <w:rPr>
                 <w:rFonts w:ascii="TH Sarabun New" w:eastAsia="Courier New" w:hAnsi="TH Sarabun New" w:cs="TH Sarabun New" w:hint="cs"/>
                 <w:color w:val="1F3864" w:themeColor="accent5" w:themeShade="80"/>
+                <w:sz w:val="28"/>
+                <w:szCs w:val="28"/>
                 <w:cs/>
               </w:rPr>
               <w:t xml:space="preserve">แล้ว </w:t>
@@ -5054,6 +6056,8 @@
               <w:rPr>
                 <w:rFonts w:ascii="TH Sarabun New" w:eastAsia="Courier New" w:hAnsi="TH Sarabun New" w:cs="TH Sarabun New"/>
                 <w:color w:val="1F3864" w:themeColor="accent5" w:themeShade="80"/>
+                <w:sz w:val="28"/>
+                <w:szCs w:val="28"/>
                 <w:lang w:val="en-GB"/>
               </w:rPr>
               <w:t xml:space="preserve">return </w:t>
@@ -5062,6 +6066,8 @@
               <w:rPr>
                 <w:rFonts w:ascii="TH Sarabun New" w:eastAsia="Courier New" w:hAnsi="TH Sarabun New" w:cs="TH Sarabun New"/>
                 <w:color w:val="1F3864" w:themeColor="accent5" w:themeShade="80"/>
+                <w:sz w:val="28"/>
+                <w:szCs w:val="28"/>
               </w:rPr>
               <w:t xml:space="preserve">“A” </w:t>
             </w:r>
@@ -5069,6 +6075,8 @@
               <w:rPr>
                 <w:rFonts w:ascii="TH Sarabun New" w:eastAsia="Courier New" w:hAnsi="TH Sarabun New" w:cs="TH Sarabun New" w:hint="cs"/>
                 <w:color w:val="1F3864" w:themeColor="accent5" w:themeShade="80"/>
+                <w:sz w:val="28"/>
+                <w:szCs w:val="28"/>
                 <w:cs/>
               </w:rPr>
               <w:t xml:space="preserve">ให้ </w:t>
@@ -5077,6 +6085,8 @@
               <w:rPr>
                 <w:rFonts w:ascii="TH Sarabun New" w:eastAsia="Courier New" w:hAnsi="TH Sarabun New" w:cs="TH Sarabun New"/>
                 <w:color w:val="1F3864" w:themeColor="accent5" w:themeShade="80"/>
+                <w:sz w:val="28"/>
+                <w:szCs w:val="28"/>
               </w:rPr>
               <w:t>g()</w:t>
             </w:r>
@@ -5086,6 +6096,8 @@
               <w:rPr>
                 <w:rFonts w:ascii="TH Sarabun New" w:eastAsia="Courier New" w:hAnsi="TH Sarabun New" w:cs="TH Sarabun New"/>
                 <w:color w:val="1F3864" w:themeColor="accent5" w:themeShade="80"/>
+                <w:sz w:val="28"/>
+                <w:szCs w:val="28"/>
                 <w:lang w:val="en-GB"/>
               </w:rPr>
             </w:pPr>
@@ -5093,6 +6105,8 @@
               <w:rPr>
                 <w:rFonts w:ascii="TH Sarabun New" w:eastAsia="Courier New" w:hAnsi="TH Sarabun New" w:cs="TH Sarabun New"/>
                 <w:color w:val="1F3864" w:themeColor="accent5" w:themeShade="80"/>
+                <w:sz w:val="28"/>
+                <w:szCs w:val="28"/>
               </w:rPr>
               <w:t xml:space="preserve">g() </w:t>
             </w:r>
@@ -5100,6 +6114,8 @@
               <w:rPr>
                 <w:rFonts w:ascii="TH Sarabun New" w:eastAsia="Courier New" w:hAnsi="TH Sarabun New" w:cs="TH Sarabun New" w:hint="cs"/>
                 <w:color w:val="1F3864" w:themeColor="accent5" w:themeShade="80"/>
+                <w:sz w:val="28"/>
+                <w:szCs w:val="28"/>
                 <w:cs/>
               </w:rPr>
               <w:t xml:space="preserve">ได้ </w:t>
@@ -5108,6 +6124,8 @@
               <w:rPr>
                 <w:rFonts w:ascii="TH Sarabun New" w:eastAsia="Courier New" w:hAnsi="TH Sarabun New" w:cs="TH Sarabun New"/>
                 <w:color w:val="1F3864" w:themeColor="accent5" w:themeShade="80"/>
+                <w:sz w:val="28"/>
+                <w:szCs w:val="28"/>
               </w:rPr>
               <w:t xml:space="preserve">“A” </w:t>
             </w:r>
@@ -5115,6 +6133,8 @@
               <w:rPr>
                 <w:rFonts w:ascii="TH Sarabun New" w:eastAsia="Courier New" w:hAnsi="TH Sarabun New" w:cs="TH Sarabun New" w:hint="cs"/>
                 <w:color w:val="1F3864" w:themeColor="accent5" w:themeShade="80"/>
+                <w:sz w:val="28"/>
+                <w:szCs w:val="28"/>
                 <w:cs/>
               </w:rPr>
               <w:t xml:space="preserve">แล้วนำไปต่อสตริงกับ </w:t>
@@ -5123,6 +6143,8 @@
               <w:rPr>
                 <w:rFonts w:ascii="TH Sarabun New" w:eastAsia="Courier New" w:hAnsi="TH Sarabun New" w:cs="TH Sarabun New"/>
                 <w:color w:val="1F3864" w:themeColor="accent5" w:themeShade="80"/>
+                <w:sz w:val="28"/>
+                <w:szCs w:val="28"/>
               </w:rPr>
               <w:t xml:space="preserve">“A” </w:t>
             </w:r>
@@ -5130,6 +6152,8 @@
               <w:rPr>
                 <w:rFonts w:ascii="TH Sarabun New" w:eastAsia="Courier New" w:hAnsi="TH Sarabun New" w:cs="TH Sarabun New" w:hint="cs"/>
                 <w:color w:val="1F3864" w:themeColor="accent5" w:themeShade="80"/>
+                <w:sz w:val="28"/>
+                <w:szCs w:val="28"/>
                 <w:cs/>
               </w:rPr>
               <w:t xml:space="preserve">ตามที่รับมาจาก </w:t>
@@ -5138,6 +6162,8 @@
               <w:rPr>
                 <w:rFonts w:ascii="TH Sarabun New" w:eastAsia="Courier New" w:hAnsi="TH Sarabun New" w:cs="TH Sarabun New"/>
                 <w:color w:val="1F3864" w:themeColor="accent5" w:themeShade="80"/>
+                <w:sz w:val="28"/>
+                <w:szCs w:val="28"/>
                 <w:lang w:val="en-GB"/>
               </w:rPr>
               <w:t>main()</w:t>
@@ -5148,6 +6174,8 @@
               <w:rPr>
                 <w:rFonts w:ascii="TH Sarabun New" w:eastAsia="Courier New" w:hAnsi="TH Sarabun New" w:cs="TH Sarabun New"/>
                 <w:color w:val="1F3864" w:themeColor="accent5" w:themeShade="80"/>
+                <w:sz w:val="28"/>
+                <w:szCs w:val="28"/>
                 <w:lang w:val="en-GB"/>
               </w:rPr>
             </w:pPr>
@@ -5155,6 +6183,8 @@
               <w:rPr>
                 <w:rFonts w:ascii="TH Sarabun New" w:eastAsia="Courier New" w:hAnsi="TH Sarabun New" w:cs="TH Sarabun New" w:hint="cs"/>
                 <w:color w:val="1F3864" w:themeColor="accent5" w:themeShade="80"/>
+                <w:sz w:val="28"/>
+                <w:szCs w:val="28"/>
                 <w:cs/>
                 <w:lang w:val="en-GB"/>
               </w:rPr>
@@ -5164,6 +6194,8 @@
               <w:rPr>
                 <w:rFonts w:ascii="TH Sarabun New" w:eastAsia="Courier New" w:hAnsi="TH Sarabun New" w:cs="TH Sarabun New"/>
                 <w:color w:val="1F3864" w:themeColor="accent5" w:themeShade="80"/>
+                <w:sz w:val="28"/>
+                <w:szCs w:val="28"/>
                 <w:lang w:val="en-GB"/>
               </w:rPr>
               <w:t xml:space="preserve">g() </w:t>
@@ -5172,6 +6204,8 @@
               <w:rPr>
                 <w:rFonts w:ascii="TH Sarabun New" w:eastAsia="Courier New" w:hAnsi="TH Sarabun New" w:cs="TH Sarabun New"/>
                 <w:color w:val="1F3864" w:themeColor="accent5" w:themeShade="80"/>
+                <w:sz w:val="28"/>
+                <w:szCs w:val="28"/>
               </w:rPr>
               <w:t xml:space="preserve">return “AA” </w:t>
             </w:r>
@@ -5179,6 +6213,8 @@
               <w:rPr>
                 <w:rFonts w:ascii="TH Sarabun New" w:eastAsia="Courier New" w:hAnsi="TH Sarabun New" w:cs="TH Sarabun New" w:hint="cs"/>
                 <w:color w:val="1F3864" w:themeColor="accent5" w:themeShade="80"/>
+                <w:sz w:val="28"/>
+                <w:szCs w:val="28"/>
                 <w:cs/>
               </w:rPr>
               <w:t xml:space="preserve">ให้กับ </w:t>
@@ -5187,6 +6223,8 @@
               <w:rPr>
                 <w:rFonts w:ascii="TH Sarabun New" w:eastAsia="Courier New" w:hAnsi="TH Sarabun New" w:cs="TH Sarabun New"/>
                 <w:color w:val="1F3864" w:themeColor="accent5" w:themeShade="80"/>
+                <w:sz w:val="28"/>
+                <w:szCs w:val="28"/>
                 <w:lang w:val="en-GB"/>
               </w:rPr>
               <w:t>main()</w:t>
@@ -5203,6 +6241,8 @@
               <w:rPr>
                 <w:rFonts w:ascii="TH Sarabun New" w:eastAsia="Courier New" w:hAnsi="TH Sarabun New" w:cs="TH Sarabun New"/>
                 <w:color w:val="1F3864" w:themeColor="accent5" w:themeShade="80"/>
+                <w:sz w:val="28"/>
+                <w:szCs w:val="28"/>
                 <w:lang w:val="en-GB"/>
               </w:rPr>
               <w:t xml:space="preserve">main() print </w:t>
@@ -5211,6 +6251,8 @@
               <w:rPr>
                 <w:rFonts w:ascii="TH Sarabun New" w:eastAsia="Courier New" w:hAnsi="TH Sarabun New" w:cs="TH Sarabun New"/>
                 <w:color w:val="1F3864" w:themeColor="accent5" w:themeShade="80"/>
+                <w:sz w:val="28"/>
+                <w:szCs w:val="28"/>
               </w:rPr>
               <w:t>“AA”</w:t>
             </w:r>
@@ -5305,7 +6347,23 @@
                 <w:rFonts w:ascii="Courier New" w:eastAsia="Courier New" w:hAnsi="Courier New" w:cs="Courier New"/>
                 <w:color w:val="000000"/>
               </w:rPr>
-              <w:t xml:space="preserve"> main(String[] args) {</w:t>
+              <w:t xml:space="preserve"> main(String[] </w:t>
+            </w:r>
+            <w:proofErr w:type="spellStart"/>
+            <w:r>
+              <w:rPr>
+                <w:rFonts w:ascii="Courier New" w:eastAsia="Courier New" w:hAnsi="Courier New" w:cs="Courier New"/>
+                <w:color w:val="000000"/>
+              </w:rPr>
+              <w:t>args</w:t>
+            </w:r>
+            <w:proofErr w:type="spellEnd"/>
+            <w:r>
+              <w:rPr>
+                <w:rFonts w:ascii="Courier New" w:eastAsia="Courier New" w:hAnsi="Courier New" w:cs="Courier New"/>
+                <w:color w:val="000000"/>
+              </w:rPr>
+              <w:t>) {</w:t>
             </w:r>
             <w:r>
               <w:rPr>
@@ -5315,6 +6373,7 @@
               <w:br/>
               <w:t xml:space="preserve">      </w:t>
             </w:r>
+            <w:proofErr w:type="spellStart"/>
             <w:r>
               <w:rPr>
                 <w:rFonts w:ascii="Courier New" w:eastAsia="Courier New" w:hAnsi="Courier New" w:cs="Courier New"/>
@@ -5322,6 +6381,7 @@
               </w:rPr>
               <w:t>int</w:t>
             </w:r>
+            <w:proofErr w:type="spellEnd"/>
             <w:r>
               <w:rPr>
                 <w:rFonts w:ascii="Courier New" w:eastAsia="Courier New" w:hAnsi="Courier New" w:cs="Courier New"/>
@@ -5343,7 +6403,23 @@
                 <w:color w:val="000000"/>
               </w:rPr>
               <w:br/>
-              <w:t xml:space="preserve">      System.out.println(max);</w:t>
+              <w:t xml:space="preserve">      </w:t>
+            </w:r>
+            <w:proofErr w:type="spellStart"/>
+            <w:r>
+              <w:rPr>
+                <w:rFonts w:ascii="Courier New" w:eastAsia="Courier New" w:hAnsi="Courier New" w:cs="Courier New"/>
+                <w:color w:val="000000"/>
+              </w:rPr>
+              <w:t>System.out.println</w:t>
+            </w:r>
+            <w:proofErr w:type="spellEnd"/>
+            <w:r>
+              <w:rPr>
+                <w:rFonts w:ascii="Courier New" w:eastAsia="Courier New" w:hAnsi="Courier New" w:cs="Courier New"/>
+                <w:color w:val="000000"/>
+              </w:rPr>
+              <w:t>(max);</w:t>
             </w:r>
             <w:r>
               <w:rPr>
@@ -5411,6 +6487,7 @@
               <w:br/>
               <w:t xml:space="preserve">      </w:t>
             </w:r>
+            <w:proofErr w:type="spellStart"/>
             <w:r>
               <w:rPr>
                 <w:rFonts w:ascii="Courier New" w:eastAsia="Courier New" w:hAnsi="Courier New" w:cs="Courier New"/>
@@ -5418,6 +6495,7 @@
               </w:rPr>
               <w:t>int</w:t>
             </w:r>
+            <w:proofErr w:type="spellEnd"/>
             <w:r>
               <w:rPr>
                 <w:rFonts w:ascii="Courier New" w:eastAsia="Courier New" w:hAnsi="Courier New" w:cs="Courier New"/>
@@ -5425,6 +6503,7 @@
               </w:rPr>
               <w:t xml:space="preserve"> value1, </w:t>
             </w:r>
+            <w:proofErr w:type="spellStart"/>
             <w:r>
               <w:rPr>
                 <w:rFonts w:ascii="Courier New" w:eastAsia="Courier New" w:hAnsi="Courier New" w:cs="Courier New"/>
@@ -5432,6 +6511,7 @@
               </w:rPr>
               <w:t>int</w:t>
             </w:r>
+            <w:proofErr w:type="spellEnd"/>
             <w:r>
               <w:rPr>
                 <w:rFonts w:ascii="Courier New" w:eastAsia="Courier New" w:hAnsi="Courier New" w:cs="Courier New"/>
@@ -5439,6 +6519,7 @@
               </w:rPr>
               <w:t xml:space="preserve"> value2, </w:t>
             </w:r>
+            <w:proofErr w:type="spellStart"/>
             <w:r>
               <w:rPr>
                 <w:rFonts w:ascii="Courier New" w:eastAsia="Courier New" w:hAnsi="Courier New" w:cs="Courier New"/>
@@ -5446,6 +6527,7 @@
               </w:rPr>
               <w:t>int</w:t>
             </w:r>
+            <w:proofErr w:type="spellEnd"/>
             <w:r>
               <w:rPr>
                 <w:rFonts w:ascii="Courier New" w:eastAsia="Courier New" w:hAnsi="Courier New" w:cs="Courier New"/>
@@ -5564,6 +6646,8 @@
               <w:rPr>
                 <w:rFonts w:ascii="TH Sarabun New" w:eastAsia="Courier New" w:hAnsi="TH Sarabun New" w:cs="TH Sarabun New"/>
                 <w:color w:val="1F3864" w:themeColor="accent5" w:themeShade="80"/>
+                <w:sz w:val="28"/>
+                <w:szCs w:val="28"/>
               </w:rPr>
               <w:t xml:space="preserve">primitive type argument call </w:t>
             </w:r>
@@ -5571,16 +6655,27 @@
               <w:rPr>
                 <w:rFonts w:ascii="TH Sarabun New" w:eastAsia="Courier New" w:hAnsi="TH Sarabun New" w:cs="TH Sarabun New" w:hint="cs"/>
                 <w:color w:val="1F3864" w:themeColor="accent5" w:themeShade="80"/>
+                <w:sz w:val="28"/>
+                <w:szCs w:val="28"/>
                 <w:cs/>
               </w:rPr>
-              <w:t xml:space="preserve">ในบรรทัด </w:t>
-            </w:r>
-            <w:r>
-              <w:rPr>
-                <w:rFonts w:ascii="Courier New" w:eastAsia="Courier New" w:hAnsi="Courier New" w:cs="Courier New"/>
-                <w:color w:val="1F3864" w:themeColor="accent5" w:themeShade="80"/>
-                <w:sz w:val="18"/>
-                <w:szCs w:val="18"/>
+              <w:t>ในบรรทัด</w:t>
+            </w:r>
+            <w:r>
+              <w:rPr>
+                <w:rFonts w:ascii="TH Sarabun New" w:eastAsia="Courier New" w:hAnsi="TH Sarabun New" w:cs="TH Sarabun New"/>
+                <w:color w:val="1F3864" w:themeColor="accent5" w:themeShade="80"/>
+                <w:sz w:val="28"/>
+                <w:szCs w:val="28"/>
+              </w:rPr>
+              <w:br/>
+            </w:r>
+            <w:r>
+              <w:rPr>
+                <w:rFonts w:ascii="Courier New" w:eastAsia="Courier New" w:hAnsi="Courier New" w:cs="Courier New"/>
+                <w:color w:val="1F3864" w:themeColor="accent5" w:themeShade="80"/>
+                <w:sz w:val="20"/>
+                <w:szCs w:val="20"/>
               </w:rPr>
               <w:t>max(1, 2, max);</w:t>
             </w:r>
@@ -5675,7 +6770,23 @@
                 <w:rFonts w:ascii="Courier New" w:eastAsia="Courier New" w:hAnsi="Courier New" w:cs="Courier New"/>
                 <w:color w:val="000000"/>
               </w:rPr>
-              <w:t xml:space="preserve"> main(String[] args) {</w:t>
+              <w:t xml:space="preserve"> main(String[] </w:t>
+            </w:r>
+            <w:proofErr w:type="spellStart"/>
+            <w:r>
+              <w:rPr>
+                <w:rFonts w:ascii="Courier New" w:eastAsia="Courier New" w:hAnsi="Courier New" w:cs="Courier New"/>
+                <w:color w:val="000000"/>
+              </w:rPr>
+              <w:t>args</w:t>
+            </w:r>
+            <w:proofErr w:type="spellEnd"/>
+            <w:r>
+              <w:rPr>
+                <w:rFonts w:ascii="Courier New" w:eastAsia="Courier New" w:hAnsi="Courier New" w:cs="Courier New"/>
+                <w:color w:val="000000"/>
+              </w:rPr>
+              <w:t>) {</w:t>
             </w:r>
             <w:r>
               <w:rPr>
@@ -5685,6 +6796,7 @@
               <w:br/>
               <w:t xml:space="preserve">      </w:t>
             </w:r>
+            <w:proofErr w:type="spellStart"/>
             <w:r>
               <w:rPr>
                 <w:rFonts w:ascii="Courier New" w:eastAsia="Courier New" w:hAnsi="Courier New" w:cs="Courier New"/>
@@ -5692,12 +6804,29 @@
               </w:rPr>
               <w:t>int</w:t>
             </w:r>
-            <w:r>
-              <w:rPr>
-                <w:rFonts w:ascii="Courier New" w:eastAsia="Courier New" w:hAnsi="Courier New" w:cs="Courier New"/>
-                <w:color w:val="000000"/>
-              </w:rPr>
-              <w:t xml:space="preserve"> i = 0;</w:t>
+            <w:proofErr w:type="spellEnd"/>
+            <w:r>
+              <w:rPr>
+                <w:rFonts w:ascii="Courier New" w:eastAsia="Courier New" w:hAnsi="Courier New" w:cs="Courier New"/>
+                <w:color w:val="000000"/>
+              </w:rPr>
+              <w:t xml:space="preserve"> </w:t>
+            </w:r>
+            <w:proofErr w:type="spellStart"/>
+            <w:r>
+              <w:rPr>
+                <w:rFonts w:ascii="Courier New" w:eastAsia="Courier New" w:hAnsi="Courier New" w:cs="Courier New"/>
+                <w:color w:val="000000"/>
+              </w:rPr>
+              <w:t>i</w:t>
+            </w:r>
+            <w:proofErr w:type="spellEnd"/>
+            <w:r>
+              <w:rPr>
+                <w:rFonts w:ascii="Courier New" w:eastAsia="Courier New" w:hAnsi="Courier New" w:cs="Courier New"/>
+                <w:color w:val="000000"/>
+              </w:rPr>
+              <w:t xml:space="preserve"> = 0;</w:t>
             </w:r>
             <w:r>
               <w:rPr>
@@ -5719,23 +6848,71 @@
                 <w:rFonts w:ascii="Courier New" w:eastAsia="Courier New" w:hAnsi="Courier New" w:cs="Courier New"/>
                 <w:color w:val="000000"/>
               </w:rPr>
-              <w:t xml:space="preserve"> (i &lt;= 4) {</w:t>
-            </w:r>
-            <w:r>
-              <w:rPr>
-                <w:rFonts w:ascii="Courier New" w:eastAsia="Courier New" w:hAnsi="Courier New" w:cs="Courier New"/>
-                <w:color w:val="000000"/>
-              </w:rPr>
-              <w:br/>
-              <w:t xml:space="preserve">         method1(i);</w:t>
-            </w:r>
-            <w:r>
-              <w:rPr>
-                <w:rFonts w:ascii="Courier New" w:eastAsia="Courier New" w:hAnsi="Courier New" w:cs="Courier New"/>
-                <w:color w:val="000000"/>
-              </w:rPr>
-              <w:br/>
-              <w:t xml:space="preserve">         i++;</w:t>
+              <w:t xml:space="preserve"> (</w:t>
+            </w:r>
+            <w:proofErr w:type="spellStart"/>
+            <w:r>
+              <w:rPr>
+                <w:rFonts w:ascii="Courier New" w:eastAsia="Courier New" w:hAnsi="Courier New" w:cs="Courier New"/>
+                <w:color w:val="000000"/>
+              </w:rPr>
+              <w:t>i</w:t>
+            </w:r>
+            <w:proofErr w:type="spellEnd"/>
+            <w:r>
+              <w:rPr>
+                <w:rFonts w:ascii="Courier New" w:eastAsia="Courier New" w:hAnsi="Courier New" w:cs="Courier New"/>
+                <w:color w:val="000000"/>
+              </w:rPr>
+              <w:t xml:space="preserve"> &lt;= 4) {</w:t>
+            </w:r>
+            <w:r>
+              <w:rPr>
+                <w:rFonts w:ascii="Courier New" w:eastAsia="Courier New" w:hAnsi="Courier New" w:cs="Courier New"/>
+                <w:color w:val="000000"/>
+              </w:rPr>
+              <w:br/>
+              <w:t xml:space="preserve">         method1(</w:t>
+            </w:r>
+            <w:proofErr w:type="spellStart"/>
+            <w:r>
+              <w:rPr>
+                <w:rFonts w:ascii="Courier New" w:eastAsia="Courier New" w:hAnsi="Courier New" w:cs="Courier New"/>
+                <w:color w:val="000000"/>
+              </w:rPr>
+              <w:t>i</w:t>
+            </w:r>
+            <w:proofErr w:type="spellEnd"/>
+            <w:r>
+              <w:rPr>
+                <w:rFonts w:ascii="Courier New" w:eastAsia="Courier New" w:hAnsi="Courier New" w:cs="Courier New"/>
+                <w:color w:val="000000"/>
+              </w:rPr>
+              <w:t>);</w:t>
+            </w:r>
+            <w:r>
+              <w:rPr>
+                <w:rFonts w:ascii="Courier New" w:eastAsia="Courier New" w:hAnsi="Courier New" w:cs="Courier New"/>
+                <w:color w:val="000000"/>
+              </w:rPr>
+              <w:br/>
+              <w:t xml:space="preserve">         </w:t>
+            </w:r>
+            <w:proofErr w:type="spellStart"/>
+            <w:r>
+              <w:rPr>
+                <w:rFonts w:ascii="Courier New" w:eastAsia="Courier New" w:hAnsi="Courier New" w:cs="Courier New"/>
+                <w:color w:val="000000"/>
+              </w:rPr>
+              <w:t>i</w:t>
+            </w:r>
+            <w:proofErr w:type="spellEnd"/>
+            <w:r>
+              <w:rPr>
+                <w:rFonts w:ascii="Courier New" w:eastAsia="Courier New" w:hAnsi="Courier New" w:cs="Courier New"/>
+                <w:color w:val="000000"/>
+              </w:rPr>
+              <w:t>++;</w:t>
             </w:r>
             <w:r>
               <w:rPr>
@@ -5751,21 +6928,69 @@
                 <w:color w:val="000000"/>
               </w:rPr>
               <w:br/>
-              <w:t xml:space="preserve">      System.out.println(</w:t>
+              <w:t xml:space="preserve">      </w:t>
+            </w:r>
+            <w:proofErr w:type="spellStart"/>
+            <w:r>
+              <w:rPr>
+                <w:rFonts w:ascii="Courier New" w:eastAsia="Courier New" w:hAnsi="Courier New" w:cs="Courier New"/>
+                <w:color w:val="000000"/>
+              </w:rPr>
+              <w:t>System.out.println</w:t>
+            </w:r>
+            <w:proofErr w:type="spellEnd"/>
+            <w:r>
+              <w:rPr>
+                <w:rFonts w:ascii="Courier New" w:eastAsia="Courier New" w:hAnsi="Courier New" w:cs="Courier New"/>
+                <w:color w:val="000000"/>
+              </w:rPr>
+              <w:t>(</w:t>
             </w:r>
             <w:r>
               <w:rPr>
                 <w:rFonts w:ascii="Courier New" w:eastAsia="Courier New" w:hAnsi="Courier New" w:cs="Courier New"/>
                 <w:color w:val="00CB00"/>
               </w:rPr>
-              <w:t>"i is "</w:t>
-            </w:r>
-            <w:r>
-              <w:rPr>
-                <w:rFonts w:ascii="Courier New" w:eastAsia="Courier New" w:hAnsi="Courier New" w:cs="Courier New"/>
-                <w:color w:val="000000"/>
-              </w:rPr>
-              <w:t xml:space="preserve"> + i);</w:t>
+              <w:t>"</w:t>
+            </w:r>
+            <w:proofErr w:type="spellStart"/>
+            <w:r>
+              <w:rPr>
+                <w:rFonts w:ascii="Courier New" w:eastAsia="Courier New" w:hAnsi="Courier New" w:cs="Courier New"/>
+                <w:color w:val="00CB00"/>
+              </w:rPr>
+              <w:t>i</w:t>
+            </w:r>
+            <w:proofErr w:type="spellEnd"/>
+            <w:r>
+              <w:rPr>
+                <w:rFonts w:ascii="Courier New" w:eastAsia="Courier New" w:hAnsi="Courier New" w:cs="Courier New"/>
+                <w:color w:val="00CB00"/>
+              </w:rPr>
+              <w:t xml:space="preserve"> is "</w:t>
+            </w:r>
+            <w:r>
+              <w:rPr>
+                <w:rFonts w:ascii="Courier New" w:eastAsia="Courier New" w:hAnsi="Courier New" w:cs="Courier New"/>
+                <w:color w:val="000000"/>
+              </w:rPr>
+              <w:t xml:space="preserve"> + </w:t>
+            </w:r>
+            <w:proofErr w:type="spellStart"/>
+            <w:r>
+              <w:rPr>
+                <w:rFonts w:ascii="Courier New" w:eastAsia="Courier New" w:hAnsi="Courier New" w:cs="Courier New"/>
+                <w:color w:val="000000"/>
+              </w:rPr>
+              <w:t>i</w:t>
+            </w:r>
+            <w:proofErr w:type="spellEnd"/>
+            <w:r>
+              <w:rPr>
+                <w:rFonts w:ascii="Courier New" w:eastAsia="Courier New" w:hAnsi="Courier New" w:cs="Courier New"/>
+                <w:color w:val="000000"/>
+              </w:rPr>
+              <w:t>);</w:t>
             </w:r>
             <w:r>
               <w:rPr>
@@ -5824,6 +7049,7 @@
               </w:rPr>
               <w:t xml:space="preserve"> method1(</w:t>
             </w:r>
+            <w:proofErr w:type="spellStart"/>
             <w:r>
               <w:rPr>
                 <w:rFonts w:ascii="Courier New" w:eastAsia="Courier New" w:hAnsi="Courier New" w:cs="Courier New"/>
@@ -5831,12 +7057,29 @@
               </w:rPr>
               <w:t>int</w:t>
             </w:r>
-            <w:r>
-              <w:rPr>
-                <w:rFonts w:ascii="Courier New" w:eastAsia="Courier New" w:hAnsi="Courier New" w:cs="Courier New"/>
-                <w:color w:val="000000"/>
-              </w:rPr>
-              <w:t xml:space="preserve"> i) {</w:t>
+            <w:proofErr w:type="spellEnd"/>
+            <w:r>
+              <w:rPr>
+                <w:rFonts w:ascii="Courier New" w:eastAsia="Courier New" w:hAnsi="Courier New" w:cs="Courier New"/>
+                <w:color w:val="000000"/>
+              </w:rPr>
+              <w:t xml:space="preserve"> </w:t>
+            </w:r>
+            <w:proofErr w:type="spellStart"/>
+            <w:r>
+              <w:rPr>
+                <w:rFonts w:ascii="Courier New" w:eastAsia="Courier New" w:hAnsi="Courier New" w:cs="Courier New"/>
+                <w:color w:val="000000"/>
+              </w:rPr>
+              <w:t>i</w:t>
+            </w:r>
+            <w:proofErr w:type="spellEnd"/>
+            <w:r>
+              <w:rPr>
+                <w:rFonts w:ascii="Courier New" w:eastAsia="Courier New" w:hAnsi="Courier New" w:cs="Courier New"/>
+                <w:color w:val="000000"/>
+              </w:rPr>
+              <w:t>) {</w:t>
             </w:r>
             <w:r>
               <w:rPr>
@@ -5880,15 +7123,63 @@
                 <w:rFonts w:ascii="Courier New" w:eastAsia="Courier New" w:hAnsi="Courier New" w:cs="Courier New"/>
                 <w:color w:val="000000"/>
               </w:rPr>
-              <w:t xml:space="preserve"> (i % 3 != 0)</w:t>
-            </w:r>
-            <w:r>
-              <w:rPr>
-                <w:rFonts w:ascii="Courier New" w:eastAsia="Courier New" w:hAnsi="Courier New" w:cs="Courier New"/>
-                <w:color w:val="000000"/>
-              </w:rPr>
-              <w:br/>
-              <w:t xml:space="preserve">         System.out.print(i + </w:t>
+              <w:t xml:space="preserve"> (</w:t>
+            </w:r>
+            <w:proofErr w:type="spellStart"/>
+            <w:r>
+              <w:rPr>
+                <w:rFonts w:ascii="Courier New" w:eastAsia="Courier New" w:hAnsi="Courier New" w:cs="Courier New"/>
+                <w:color w:val="000000"/>
+              </w:rPr>
+              <w:t>i</w:t>
+            </w:r>
+            <w:proofErr w:type="spellEnd"/>
+            <w:r>
+              <w:rPr>
+                <w:rFonts w:ascii="Courier New" w:eastAsia="Courier New" w:hAnsi="Courier New" w:cs="Courier New"/>
+                <w:color w:val="000000"/>
+              </w:rPr>
+              <w:t xml:space="preserve"> % 3 != 0)</w:t>
+            </w:r>
+            <w:r>
+              <w:rPr>
+                <w:rFonts w:ascii="Courier New" w:eastAsia="Courier New" w:hAnsi="Courier New" w:cs="Courier New"/>
+                <w:color w:val="000000"/>
+              </w:rPr>
+              <w:br/>
+              <w:t xml:space="preserve">         </w:t>
+            </w:r>
+            <w:proofErr w:type="spellStart"/>
+            <w:r>
+              <w:rPr>
+                <w:rFonts w:ascii="Courier New" w:eastAsia="Courier New" w:hAnsi="Courier New" w:cs="Courier New"/>
+                <w:color w:val="000000"/>
+              </w:rPr>
+              <w:t>System.out.print</w:t>
+            </w:r>
+            <w:proofErr w:type="spellEnd"/>
+            <w:r>
+              <w:rPr>
+                <w:rFonts w:ascii="Courier New" w:eastAsia="Courier New" w:hAnsi="Courier New" w:cs="Courier New"/>
+                <w:color w:val="000000"/>
+              </w:rPr>
+              <w:t>(</w:t>
+            </w:r>
+            <w:proofErr w:type="spellStart"/>
+            <w:r>
+              <w:rPr>
+                <w:rFonts w:ascii="Courier New" w:eastAsia="Courier New" w:hAnsi="Courier New" w:cs="Courier New"/>
+                <w:color w:val="000000"/>
+              </w:rPr>
+              <w:t>i</w:t>
+            </w:r>
+            <w:proofErr w:type="spellEnd"/>
+            <w:r>
+              <w:rPr>
+                <w:rFonts w:ascii="Courier New" w:eastAsia="Courier New" w:hAnsi="Courier New" w:cs="Courier New"/>
+                <w:color w:val="000000"/>
+              </w:rPr>
+              <w:t xml:space="preserve"> + </w:t>
             </w:r>
             <w:r>
               <w:rPr>
@@ -5910,7 +7201,23 @@
                 <w:color w:val="000000"/>
               </w:rPr>
               <w:br/>
-              <w:t xml:space="preserve">         i--;</w:t>
+              <w:t xml:space="preserve">         </w:t>
+            </w:r>
+            <w:proofErr w:type="spellStart"/>
+            <w:r>
+              <w:rPr>
+                <w:rFonts w:ascii="Courier New" w:eastAsia="Courier New" w:hAnsi="Courier New" w:cs="Courier New"/>
+                <w:color w:val="000000"/>
+              </w:rPr>
+              <w:t>i</w:t>
+            </w:r>
+            <w:proofErr w:type="spellEnd"/>
+            <w:r>
+              <w:rPr>
+                <w:rFonts w:ascii="Courier New" w:eastAsia="Courier New" w:hAnsi="Courier New" w:cs="Courier New"/>
+                <w:color w:val="000000"/>
+              </w:rPr>
+              <w:t>--;</w:t>
             </w:r>
             <w:r>
               <w:rPr>
@@ -5940,15 +7247,47 @@
                 <w:rFonts w:ascii="Courier New" w:eastAsia="Courier New" w:hAnsi="Courier New" w:cs="Courier New"/>
                 <w:color w:val="000000"/>
               </w:rPr>
-              <w:t xml:space="preserve"> (i &gt;= 1);</w:t>
-            </w:r>
-            <w:r>
-              <w:rPr>
-                <w:rFonts w:ascii="Courier New" w:eastAsia="Courier New" w:hAnsi="Courier New" w:cs="Courier New"/>
-                <w:color w:val="000000"/>
-              </w:rPr>
-              <w:br/>
-              <w:t xml:space="preserve">   System.out.println();</w:t>
+              <w:t xml:space="preserve"> (</w:t>
+            </w:r>
+            <w:proofErr w:type="spellStart"/>
+            <w:r>
+              <w:rPr>
+                <w:rFonts w:ascii="Courier New" w:eastAsia="Courier New" w:hAnsi="Courier New" w:cs="Courier New"/>
+                <w:color w:val="000000"/>
+              </w:rPr>
+              <w:t>i</w:t>
+            </w:r>
+            <w:proofErr w:type="spellEnd"/>
+            <w:r>
+              <w:rPr>
+                <w:rFonts w:ascii="Courier New" w:eastAsia="Courier New" w:hAnsi="Courier New" w:cs="Courier New"/>
+                <w:color w:val="000000"/>
+              </w:rPr>
+              <w:t xml:space="preserve"> &gt;= 1);</w:t>
+            </w:r>
+            <w:r>
+              <w:rPr>
+                <w:rFonts w:ascii="Courier New" w:eastAsia="Courier New" w:hAnsi="Courier New" w:cs="Courier New"/>
+                <w:color w:val="000000"/>
+              </w:rPr>
+              <w:br/>
+              <w:t xml:space="preserve">   </w:t>
+            </w:r>
+            <w:proofErr w:type="spellStart"/>
+            <w:r>
+              <w:rPr>
+                <w:rFonts w:ascii="Courier New" w:eastAsia="Courier New" w:hAnsi="Courier New" w:cs="Courier New"/>
+                <w:color w:val="000000"/>
+              </w:rPr>
+              <w:t>System.out.println</w:t>
+            </w:r>
+            <w:proofErr w:type="spellEnd"/>
+            <w:r>
+              <w:rPr>
+                <w:rFonts w:ascii="Courier New" w:eastAsia="Courier New" w:hAnsi="Courier New" w:cs="Courier New"/>
+                <w:color w:val="000000"/>
+              </w:rPr>
+              <w:t>();</w:t>
             </w:r>
             <w:r>
               <w:rPr>
@@ -6065,12 +7404,21 @@
                 <w:color w:val="1F3864" w:themeColor="accent5" w:themeShade="80"/>
               </w:rPr>
             </w:pPr>
-            <w:r>
-              <w:rPr>
-                <w:rFonts w:ascii="Courier New" w:eastAsia="Courier New" w:hAnsi="Courier New" w:cs="Courier New"/>
-                <w:color w:val="1F3864" w:themeColor="accent5" w:themeShade="80"/>
-              </w:rPr>
-              <w:t>i is 5</w:t>
+            <w:proofErr w:type="spellStart"/>
+            <w:r>
+              <w:rPr>
+                <w:rFonts w:ascii="Courier New" w:eastAsia="Courier New" w:hAnsi="Courier New" w:cs="Courier New"/>
+                <w:color w:val="1F3864" w:themeColor="accent5" w:themeShade="80"/>
+              </w:rPr>
+              <w:t>i</w:t>
+            </w:r>
+            <w:proofErr w:type="spellEnd"/>
+            <w:r>
+              <w:rPr>
+                <w:rFonts w:ascii="Courier New" w:eastAsia="Courier New" w:hAnsi="Courier New" w:cs="Courier New"/>
+                <w:color w:val="1F3864" w:themeColor="accent5" w:themeShade="80"/>
+              </w:rPr>
+              <w:t xml:space="preserve"> is 5</w:t>
             </w:r>
           </w:p>
           <w:p>
@@ -6078,6 +7426,8 @@
               <w:rPr>
                 <w:rFonts w:ascii="TH Sarabun New" w:eastAsia="Courier New" w:hAnsi="TH Sarabun New" w:cs="TH Sarabun New"/>
                 <w:color w:val="1F3864" w:themeColor="accent5" w:themeShade="80"/>
+                <w:sz w:val="28"/>
+                <w:szCs w:val="28"/>
                 <w:lang w:val="en-GB"/>
               </w:rPr>
             </w:pPr>
@@ -6085,6 +7435,8 @@
               <w:rPr>
                 <w:rFonts w:ascii="TH Sarabun New" w:eastAsia="Courier New" w:hAnsi="TH Sarabun New" w:cs="TH Sarabun New"/>
                 <w:color w:val="1F3864" w:themeColor="accent5" w:themeShade="80"/>
+                <w:sz w:val="28"/>
+                <w:szCs w:val="28"/>
               </w:rPr>
               <w:t xml:space="preserve">method1() </w:t>
             </w:r>
@@ -6092,6 +7444,8 @@
               <w:rPr>
                 <w:rFonts w:ascii="TH Sarabun New" w:eastAsia="Courier New" w:hAnsi="TH Sarabun New" w:cs="TH Sarabun New" w:hint="cs"/>
                 <w:color w:val="1F3864" w:themeColor="accent5" w:themeShade="80"/>
+                <w:sz w:val="28"/>
+                <w:szCs w:val="28"/>
                 <w:cs/>
               </w:rPr>
               <w:t>จะรับค่า</w:t>
@@ -6100,13 +7454,28 @@
               <w:rPr>
                 <w:rFonts w:ascii="TH Sarabun New" w:eastAsia="Courier New" w:hAnsi="TH Sarabun New" w:cs="TH Sarabun New"/>
                 <w:color w:val="1F3864" w:themeColor="accent5" w:themeShade="80"/>
-              </w:rPr>
-              <w:t xml:space="preserve"> i</w:t>
-            </w:r>
+                <w:sz w:val="28"/>
+                <w:szCs w:val="28"/>
+              </w:rPr>
+              <w:t xml:space="preserve"> </w:t>
+            </w:r>
+            <w:proofErr w:type="spellStart"/>
+            <w:r>
+              <w:rPr>
+                <w:rFonts w:ascii="TH Sarabun New" w:eastAsia="Courier New" w:hAnsi="TH Sarabun New" w:cs="TH Sarabun New"/>
+                <w:color w:val="1F3864" w:themeColor="accent5" w:themeShade="80"/>
+                <w:sz w:val="28"/>
+                <w:szCs w:val="28"/>
+              </w:rPr>
+              <w:t>i</w:t>
+            </w:r>
+            <w:proofErr w:type="spellEnd"/>
             <w:r>
               <w:rPr>
                 <w:rFonts w:ascii="TH Sarabun New" w:eastAsia="Courier New" w:hAnsi="TH Sarabun New" w:cs="TH Sarabun New" w:hint="cs"/>
                 <w:color w:val="1F3864" w:themeColor="accent5" w:themeShade="80"/>
+                <w:sz w:val="28"/>
+                <w:szCs w:val="28"/>
                 <w:cs/>
               </w:rPr>
               <w:t xml:space="preserve"> มาจาก </w:t>
@@ -6115,6 +7484,8 @@
               <w:rPr>
                 <w:rFonts w:ascii="TH Sarabun New" w:eastAsia="Courier New" w:hAnsi="TH Sarabun New" w:cs="TH Sarabun New"/>
                 <w:color w:val="1F3864" w:themeColor="accent5" w:themeShade="80"/>
+                <w:sz w:val="28"/>
+                <w:szCs w:val="28"/>
                 <w:lang w:val="en-GB"/>
               </w:rPr>
               <w:t>main()</w:t>
@@ -6123,6 +7494,8 @@
               <w:rPr>
                 <w:rFonts w:ascii="TH Sarabun New" w:eastAsia="Courier New" w:hAnsi="TH Sarabun New" w:cs="TH Sarabun New" w:hint="cs"/>
                 <w:color w:val="1F3864" w:themeColor="accent5" w:themeShade="80"/>
+                <w:sz w:val="28"/>
+                <w:szCs w:val="28"/>
                 <w:cs/>
               </w:rPr>
               <w:t xml:space="preserve"> แล้วทำการ </w:t>
@@ -6131,6 +7504,8 @@
               <w:rPr>
                 <w:rFonts w:ascii="TH Sarabun New" w:eastAsia="Courier New" w:hAnsi="TH Sarabun New" w:cs="TH Sarabun New"/>
                 <w:color w:val="1F3864" w:themeColor="accent5" w:themeShade="80"/>
+                <w:sz w:val="28"/>
+                <w:szCs w:val="28"/>
                 <w:lang w:val="en-GB"/>
               </w:rPr>
               <w:t xml:space="preserve">print </w:t>
@@ -6139,6 +7514,8 @@
               <w:rPr>
                 <w:rFonts w:ascii="TH Sarabun New" w:eastAsia="Courier New" w:hAnsi="TH Sarabun New" w:cs="TH Sarabun New" w:hint="cs"/>
                 <w:color w:val="1F3864" w:themeColor="accent5" w:themeShade="80"/>
+                <w:sz w:val="28"/>
+                <w:szCs w:val="28"/>
                 <w:cs/>
               </w:rPr>
               <w:t>ค่านั้น แล้วลดลงทีละ 1</w:t>
@@ -6147,6 +7524,8 @@
               <w:rPr>
                 <w:rFonts w:ascii="TH Sarabun New" w:eastAsia="Courier New" w:hAnsi="TH Sarabun New" w:cs="TH Sarabun New"/>
                 <w:color w:val="1F3864" w:themeColor="accent5" w:themeShade="80"/>
+                <w:sz w:val="28"/>
+                <w:szCs w:val="28"/>
               </w:rPr>
               <w:t xml:space="preserve"> </w:t>
             </w:r>
@@ -6154,6 +7533,8 @@
               <w:rPr>
                 <w:rFonts w:ascii="TH Sarabun New" w:eastAsia="Courier New" w:hAnsi="TH Sarabun New" w:cs="TH Sarabun New" w:hint="cs"/>
                 <w:color w:val="1F3864" w:themeColor="accent5" w:themeShade="80"/>
+                <w:sz w:val="28"/>
+                <w:szCs w:val="28"/>
                 <w:cs/>
               </w:rPr>
               <w:t xml:space="preserve">แต่ถ้าหากค่าปัจจุบันหารด้วย 3 ลงตัวจะไม่ </w:t>
@@ -6162,6 +7543,8 @@
               <w:rPr>
                 <w:rFonts w:ascii="TH Sarabun New" w:eastAsia="Courier New" w:hAnsi="TH Sarabun New" w:cs="TH Sarabun New"/>
                 <w:color w:val="1F3864" w:themeColor="accent5" w:themeShade="80"/>
+                <w:sz w:val="28"/>
+                <w:szCs w:val="28"/>
                 <w:lang w:val="en-GB"/>
               </w:rPr>
               <w:t>print</w:t>
@@ -6172,6 +7555,8 @@
               <w:rPr>
                 <w:rFonts w:ascii="TH Sarabun New" w:eastAsia="Courier New" w:hAnsi="TH Sarabun New" w:cs="TH Sarabun New"/>
                 <w:color w:val="1F3864" w:themeColor="accent5" w:themeShade="80"/>
+                <w:sz w:val="28"/>
+                <w:szCs w:val="28"/>
                 <w:cs/>
                 <w:lang w:val="en-GB"/>
               </w:rPr>
@@ -6180,6 +7565,8 @@
               <w:rPr>
                 <w:rFonts w:ascii="TH Sarabun New" w:eastAsia="Courier New" w:hAnsi="TH Sarabun New" w:cs="TH Sarabun New" w:hint="cs"/>
                 <w:color w:val="1F3864" w:themeColor="accent5" w:themeShade="80"/>
+                <w:sz w:val="28"/>
+                <w:szCs w:val="28"/>
                 <w:cs/>
                 <w:lang w:val="en-GB"/>
               </w:rPr>
@@ -6198,6 +7585,8 @@
               <w:rPr>
                 <w:rFonts w:ascii="TH Sarabun New" w:eastAsia="Courier New" w:hAnsi="TH Sarabun New" w:cs="TH Sarabun New"/>
                 <w:color w:val="1F3864" w:themeColor="accent5" w:themeShade="80"/>
+                <w:sz w:val="28"/>
+                <w:szCs w:val="28"/>
                 <w:lang w:val="en-GB"/>
               </w:rPr>
               <w:t xml:space="preserve">main() </w:t>
@@ -6206,23 +7595,31 @@
               <w:rPr>
                 <w:rFonts w:ascii="TH Sarabun New" w:eastAsia="Courier New" w:hAnsi="TH Sarabun New" w:cs="TH Sarabun New" w:hint="cs"/>
                 <w:color w:val="1F3864" w:themeColor="accent5" w:themeShade="80"/>
+                <w:sz w:val="28"/>
+                <w:szCs w:val="28"/>
                 <w:cs/>
                 <w:lang w:val="en-GB"/>
               </w:rPr>
               <w:t xml:space="preserve">ประกาศตัวแปร </w:t>
             </w:r>
-            <w:r>
-              <w:rPr>
-                <w:rFonts w:ascii="TH Sarabun New" w:eastAsia="Courier New" w:hAnsi="TH Sarabun New" w:cs="TH Sarabun New"/>
-                <w:color w:val="1F3864" w:themeColor="accent5" w:themeShade="80"/>
+            <w:proofErr w:type="spellStart"/>
+            <w:r>
+              <w:rPr>
+                <w:rFonts w:ascii="TH Sarabun New" w:eastAsia="Courier New" w:hAnsi="TH Sarabun New" w:cs="TH Sarabun New"/>
+                <w:color w:val="1F3864" w:themeColor="accent5" w:themeShade="80"/>
+                <w:sz w:val="28"/>
+                <w:szCs w:val="28"/>
                 <w:lang w:val="en-GB"/>
               </w:rPr>
               <w:t>i</w:t>
             </w:r>
+            <w:proofErr w:type="spellEnd"/>
             <w:r>
               <w:rPr>
                 <w:rFonts w:ascii="TH Sarabun New" w:eastAsia="Courier New" w:hAnsi="TH Sarabun New" w:cs="TH Sarabun New" w:hint="cs"/>
                 <w:color w:val="1F3864" w:themeColor="accent5" w:themeShade="80"/>
+                <w:sz w:val="28"/>
+                <w:szCs w:val="28"/>
                 <w:cs/>
                 <w:lang w:val="en-GB"/>
               </w:rPr>
@@ -6232,6 +7629,8 @@
               <w:rPr>
                 <w:rFonts w:ascii="TH Sarabun New" w:eastAsia="Courier New" w:hAnsi="TH Sarabun New" w:cs="TH Sarabun New"/>
                 <w:color w:val="1F3864" w:themeColor="accent5" w:themeShade="80"/>
+                <w:sz w:val="28"/>
+                <w:szCs w:val="28"/>
                 <w:lang w:val="en-GB"/>
               </w:rPr>
               <w:t xml:space="preserve">while </w:t>
@@ -6240,6 +7639,8 @@
               <w:rPr>
                 <w:rFonts w:ascii="TH Sarabun New" w:eastAsia="Courier New" w:hAnsi="TH Sarabun New" w:cs="TH Sarabun New" w:hint="cs"/>
                 <w:color w:val="1F3864" w:themeColor="accent5" w:themeShade="80"/>
+                <w:sz w:val="28"/>
+                <w:szCs w:val="28"/>
                 <w:cs/>
                 <w:lang w:val="en-GB"/>
               </w:rPr>
@@ -6249,6 +7650,8 @@
               <w:rPr>
                 <w:rFonts w:ascii="TH Sarabun New" w:eastAsia="Courier New" w:hAnsi="TH Sarabun New" w:cs="TH Sarabun New"/>
                 <w:color w:val="1F3864" w:themeColor="accent5" w:themeShade="80"/>
+                <w:sz w:val="28"/>
+                <w:szCs w:val="28"/>
                 <w:lang w:val="en-GB"/>
               </w:rPr>
               <w:t>method1</w:t>
@@ -6257,23 +7660,31 @@
               <w:rPr>
                 <w:rFonts w:ascii="TH Sarabun New" w:eastAsia="Courier New" w:hAnsi="TH Sarabun New" w:cs="TH Sarabun New" w:hint="cs"/>
                 <w:color w:val="1F3864" w:themeColor="accent5" w:themeShade="80"/>
+                <w:sz w:val="28"/>
+                <w:szCs w:val="28"/>
                 <w:cs/>
                 <w:lang w:val="en-GB"/>
               </w:rPr>
               <w:t xml:space="preserve"> หลังจากนั้นเพิ่ม </w:t>
             </w:r>
-            <w:r>
-              <w:rPr>
-                <w:rFonts w:ascii="TH Sarabun New" w:eastAsia="Courier New" w:hAnsi="TH Sarabun New" w:cs="TH Sarabun New"/>
-                <w:color w:val="1F3864" w:themeColor="accent5" w:themeShade="80"/>
+            <w:proofErr w:type="spellStart"/>
+            <w:r>
+              <w:rPr>
+                <w:rFonts w:ascii="TH Sarabun New" w:eastAsia="Courier New" w:hAnsi="TH Sarabun New" w:cs="TH Sarabun New"/>
+                <w:color w:val="1F3864" w:themeColor="accent5" w:themeShade="80"/>
+                <w:sz w:val="28"/>
+                <w:szCs w:val="28"/>
                 <w:lang w:val="en-GB"/>
               </w:rPr>
               <w:t>i</w:t>
             </w:r>
-            <w:r>
-              <w:rPr>
-                <w:rFonts w:ascii="TH Sarabun New" w:eastAsia="Courier New" w:hAnsi="TH Sarabun New" w:cs="TH Sarabun New"/>
-                <w:color w:val="1F3864" w:themeColor="accent5" w:themeShade="80"/>
+            <w:proofErr w:type="spellEnd"/>
+            <w:r>
+              <w:rPr>
+                <w:rFonts w:ascii="TH Sarabun New" w:eastAsia="Courier New" w:hAnsi="TH Sarabun New" w:cs="TH Sarabun New"/>
+                <w:color w:val="1F3864" w:themeColor="accent5" w:themeShade="80"/>
+                <w:sz w:val="28"/>
+                <w:szCs w:val="28"/>
                 <w:lang w:val="en-GB"/>
               </w:rPr>
               <w:br/>
@@ -6282,6 +7693,8 @@
               <w:rPr>
                 <w:rFonts w:ascii="TH Sarabun New" w:eastAsia="Courier New" w:hAnsi="TH Sarabun New" w:cs="TH Sarabun New" w:hint="cs"/>
                 <w:color w:val="1F3864" w:themeColor="accent5" w:themeShade="80"/>
+                <w:sz w:val="28"/>
+                <w:szCs w:val="28"/>
                 <w:cs/>
                 <w:lang w:val="en-GB"/>
               </w:rPr>
@@ -6291,31 +7704,73 @@
               <w:rPr>
                 <w:rFonts w:ascii="TH Sarabun New" w:eastAsia="Courier New" w:hAnsi="TH Sarabun New" w:cs="TH Sarabun New"/>
                 <w:color w:val="1F3864" w:themeColor="accent5" w:themeShade="80"/>
+                <w:sz w:val="28"/>
+                <w:szCs w:val="28"/>
                 <w:lang w:val="en-GB"/>
               </w:rPr>
-              <w:t>(i&lt;=4)</w:t>
+              <w:t>(</w:t>
+            </w:r>
+            <w:proofErr w:type="spellStart"/>
+            <w:r>
+              <w:rPr>
+                <w:rFonts w:ascii="TH Sarabun New" w:eastAsia="Courier New" w:hAnsi="TH Sarabun New" w:cs="TH Sarabun New"/>
+                <w:color w:val="1F3864" w:themeColor="accent5" w:themeShade="80"/>
+                <w:sz w:val="28"/>
+                <w:szCs w:val="28"/>
+                <w:lang w:val="en-GB"/>
+              </w:rPr>
+              <w:t>i</w:t>
+            </w:r>
+            <w:proofErr w:type="spellEnd"/>
+            <w:r>
+              <w:rPr>
+                <w:rFonts w:ascii="TH Sarabun New" w:eastAsia="Courier New" w:hAnsi="TH Sarabun New" w:cs="TH Sarabun New"/>
+                <w:color w:val="1F3864" w:themeColor="accent5" w:themeShade="80"/>
+                <w:sz w:val="28"/>
+                <w:szCs w:val="28"/>
+                <w:lang w:val="en-GB"/>
+              </w:rPr>
+              <w:t>&lt;=4)</w:t>
             </w:r>
             <w:r>
               <w:rPr>
                 <w:rFonts w:ascii="TH Sarabun New" w:eastAsia="Courier New" w:hAnsi="TH Sarabun New" w:cs="TH Sarabun New" w:hint="cs"/>
                 <w:color w:val="1F3864" w:themeColor="accent5" w:themeShade="80"/>
+                <w:sz w:val="28"/>
+                <w:szCs w:val="28"/>
                 <w:cs/>
                 <w:lang w:val="en-GB"/>
               </w:rPr>
               <w:t xml:space="preserve"> </w:t>
             </w:r>
-            <w:r>
-              <w:rPr>
-                <w:rFonts w:ascii="TH Sarabun New" w:eastAsia="Courier New" w:hAnsi="TH Sarabun New" w:cs="TH Sarabun New"/>
-                <w:color w:val="1F3864" w:themeColor="accent5" w:themeShade="80"/>
+            <w:proofErr w:type="spellStart"/>
+            <w:r>
+              <w:rPr>
+                <w:rFonts w:ascii="TH Sarabun New" w:eastAsia="Courier New" w:hAnsi="TH Sarabun New" w:cs="TH Sarabun New"/>
+                <w:color w:val="1F3864" w:themeColor="accent5" w:themeShade="80"/>
+                <w:sz w:val="28"/>
+                <w:szCs w:val="28"/>
                 <w:lang w:val="en-GB"/>
               </w:rPr>
-              <w:t xml:space="preserve">i </w:t>
+              <w:t>i</w:t>
+            </w:r>
+            <w:proofErr w:type="spellEnd"/>
+            <w:r>
+              <w:rPr>
+                <w:rFonts w:ascii="TH Sarabun New" w:eastAsia="Courier New" w:hAnsi="TH Sarabun New" w:cs="TH Sarabun New"/>
+                <w:color w:val="1F3864" w:themeColor="accent5" w:themeShade="80"/>
+                <w:sz w:val="28"/>
+                <w:szCs w:val="28"/>
+                <w:lang w:val="en-GB"/>
+              </w:rPr>
+              <w:t xml:space="preserve"> </w:t>
             </w:r>
             <w:r>
               <w:rPr>
                 <w:rFonts w:ascii="TH Sarabun New" w:eastAsia="Courier New" w:hAnsi="TH Sarabun New" w:cs="TH Sarabun New" w:hint="cs"/>
                 <w:color w:val="1F3864" w:themeColor="accent5" w:themeShade="80"/>
+                <w:sz w:val="28"/>
+                <w:szCs w:val="28"/>
                 <w:cs/>
                 <w:lang w:val="en-GB"/>
               </w:rPr>
@@ -6325,6 +7780,8 @@
               <w:rPr>
                 <w:rFonts w:ascii="TH Sarabun New" w:eastAsia="Courier New" w:hAnsi="TH Sarabun New" w:cs="TH Sarabun New"/>
                 <w:color w:val="1F3864" w:themeColor="accent5" w:themeShade="80"/>
+                <w:sz w:val="28"/>
+                <w:szCs w:val="28"/>
                 <w:lang w:val="en-GB"/>
               </w:rPr>
               <w:br/>
@@ -6333,6 +7790,8 @@
               <w:rPr>
                 <w:rFonts w:ascii="TH Sarabun New" w:eastAsia="Courier New" w:hAnsi="TH Sarabun New" w:cs="TH Sarabun New" w:hint="cs"/>
                 <w:color w:val="1F3864" w:themeColor="accent5" w:themeShade="80"/>
+                <w:sz w:val="28"/>
+                <w:szCs w:val="28"/>
                 <w:cs/>
                 <w:lang w:val="en-GB"/>
               </w:rPr>
@@ -6342,9 +7801,33 @@
               <w:rPr>
                 <w:rFonts w:ascii="TH Sarabun New" w:eastAsia="Courier New" w:hAnsi="TH Sarabun New" w:cs="TH Sarabun New"/>
                 <w:color w:val="1F3864" w:themeColor="accent5" w:themeShade="80"/>
+                <w:sz w:val="28"/>
+                <w:szCs w:val="28"/>
                 <w:lang w:val="en-GB"/>
               </w:rPr>
-              <w:t>print “i is 5”</w:t>
+              <w:t>print “</w:t>
+            </w:r>
+            <w:proofErr w:type="spellStart"/>
+            <w:r>
+              <w:rPr>
+                <w:rFonts w:ascii="TH Sarabun New" w:eastAsia="Courier New" w:hAnsi="TH Sarabun New" w:cs="TH Sarabun New"/>
+                <w:color w:val="1F3864" w:themeColor="accent5" w:themeShade="80"/>
+                <w:sz w:val="28"/>
+                <w:szCs w:val="28"/>
+                <w:lang w:val="en-GB"/>
+              </w:rPr>
+              <w:t>i</w:t>
+            </w:r>
+            <w:proofErr w:type="spellEnd"/>
+            <w:r>
+              <w:rPr>
+                <w:rFonts w:ascii="TH Sarabun New" w:eastAsia="Courier New" w:hAnsi="TH Sarabun New" w:cs="TH Sarabun New"/>
+                <w:color w:val="1F3864" w:themeColor="accent5" w:themeShade="80"/>
+                <w:sz w:val="28"/>
+                <w:szCs w:val="28"/>
+                <w:lang w:val="en-GB"/>
+              </w:rPr>
+              <w:t xml:space="preserve"> is 5”</w:t>
             </w:r>
           </w:p>
         </w:tc>
